--- a/report/Report.docx
+++ b/report/Report.docx
@@ -2836,32 +2836,45 @@
       <w:pPr>
         <w:pStyle w:val="Heading1"/>
       </w:pPr>
-      <w:bookmarkStart w:id="1" w:name="_Toc241412487"/>
       <w:r>
-        <w:lastRenderedPageBreak/>
-        <w:t>1. VẤN ĐỀ</w:t>
-      </w:r>
-      <w:bookmarkEnd w:id="1"/>
-    </w:p>
-    <w:p>
-      <w:r>
-        <w:t>Ba bệnh mãn tính phổ biến — tim mạch, đái tháo đường và tăng huyết áp — thường tiến triển âm thầm và chỉ được phát hiện khi đã có biến chứng. Ở bước sàng lọc ban đầu, việc đọc và đánh giá thủ công từng hồ sơ chỉ số sức khỏe tốn thời gian, trong khi phần lớn thông tin cần thiết đã nằm sẵn dưới dạng dữ liệu có cấu trúc (tuổi, huyết áp, BMI, đường huyết, cholesterol, lối sống…).</w:t>
+        <w:t>TÓM TẮT</w:t>
       </w:r>
     </w:p>
     <w:p>
       <w:r>
-        <w:t>Mục tiêu của đồ án là xây dựng một hệ thống hỗ trợ nhân viên y tế tăng tốc độ đánh giá lâm sàng: ước tính nguy cơ mắc ba bệnh trên từ các chỉ số nhập vào, phân loại mức nguy cơ và đưa ra khuyến nghị. Hệ thống đóng vai trò công cụ sàng lọc, không thay thế chẩn đoán của bác sĩ.</w:t>
+        <w:t>Báo cáo trình bày một hệ thống hỗ trợ sàng lọc nguy cơ ba bệnh mãn tính phổ biến — tim mạch, đái tháo đường và tăng huyết áp — từ các chỉ số sức khỏe có cấu trúc. Hệ thống gồm ba khối: (1) thu thập và tiền xử lý dữ liệu từ ba bộ dữ liệu công khai trên Kaggle; (2) huấn luyện ba mô hình phân loại nhị phân theo quy trình baseline → tinh chỉnh → chọn ngưỡng, trong đó Random Forest được chọn cho cả ba bài toán; và (3) một ứng dụng Streamlit chạy cục bộ cho phép nhập chỉ số, hiển thị xác suất và mức nguy cơ, đưa ra khuyến nghị theo luật và lưu hồ sơ bệnh nhân.</w:t>
       </w:r>
     </w:p>
     <w:p>
+      <w:r>
+        <w:t>Trên tập kiểm thử giữ lại, mô hình tăng huyết áp đạt ROC-AUC 0,954; đái tháo đường 0,875 (bị ảnh hưởng rò rỉ nhãn, thực tế ước tính ~0,806); tim mạch 0,799. Ngưỡng quyết định được hạ xuống 0,35–0,40 để ưu tiên Recall, phù hợp mục tiêu sàng lọc. Báo cáo cũng phân tích các khía cạnh Trustworthy AI, nêu rõ hạn chế (rò rỉ nhãn, dữ liệu nhỏ, chưa hiệu chỉnh xác suất) và hướng phát triển.</w:t>
+      </w:r>
+    </w:p>
+    <w:p>
+      <w:pPr>
+        <w:pStyle w:val="Heading1"/>
+      </w:pPr>
+      <w:r>
+        <w:t>1. VẤN ĐỀ</w:t>
+      </w:r>
+    </w:p>
+    <w:p>
+      <w:r>
+        <w:t>Ba bệnh mãn tính phổ biến — tim mạch, đái tháo đường và tăng huyết áp — thường tiến triển âm thầm và chỉ được phát hiện khi đã có biến chứng. Theo thống kê của các tổ chức y tế, bệnh tim mạch là nguyên nhân gây tử vong hàng đầu, trong khi đái tháo đường và tăng huyết áp là các yếu tố nguy cơ làm trầm trọng thêm nhiều bệnh lý khác. Ở bước sàng lọc ban đầu, việc đọc và đánh giá thủ công từng hồ sơ chỉ số sức khỏe tốn thời gian, trong khi phần lớn thông tin cần thiết đã nằm sẵn dưới dạng dữ liệu có cấu trúc (tuổi, huyết áp, chỉ số khối cơ thể, đường huyết, cholesterol, các yếu tố lối sống…).</w:t>
+      </w:r>
+    </w:p>
+    <w:p>
+      <w:r>
+        <w:t>Mục tiêu của đồ án là xây dựng một hệ thống hỗ trợ nhân viên y tế tăng tốc độ đánh giá lâm sàng: ước tính nguy cơ mắc ba bệnh trên từ các chỉ số nhập vào, phân loại mức nguy cơ và đưa ra khuyến nghị. Hệ thống đóng vai trò công cụ sàng lọc, hỗ trợ ra quyết định, không thay thế chẩn đoán của bác sĩ.</w:t>
+      </w:r>
+    </w:p>
+    <w:p>
       <w:pPr>
         <w:pStyle w:val="Heading2"/>
       </w:pPr>
-      <w:bookmarkStart w:id="2" w:name="_Toc241412488"/>
       <w:r>
         <w:t>1.1. Bài toán</w:t>
       </w:r>
-      <w:bookmarkEnd w:id="2"/>
     </w:p>
     <w:p>
       <w:pPr>
@@ -2876,7 +2889,7 @@
         <w:pStyle w:val="ListBullet"/>
       </w:pPr>
       <w:r>
-        <w:t>Đầu vào: các chỉ số sức khỏe — tuổi, giới tính, huyết áp, BMI, đường huyết, cholesterol, các yếu tố lối sống…</w:t>
+        <w:t>Đầu vào: các chỉ số sức khỏe — tuổi, giới tính, huyết áp tâm thu/tâm trương, BMI, đường huyết, cholesterol, nhịp tim và các yếu tố lối sống (hút thuốc, rượu bia, vận động).</w:t>
       </w:r>
     </w:p>
     <w:p>
@@ -2899,11 +2912,22 @@
       <w:pPr>
         <w:pStyle w:val="Heading2"/>
       </w:pPr>
-      <w:bookmarkStart w:id="3" w:name="_Toc241412489"/>
       <w:r>
-        <w:t>1.2. Giới hạn trách nhiệm</w:t>
+        <w:t>1.2. Vì sao là bài toán phân loại</w:t>
       </w:r>
-      <w:bookmarkEnd w:id="3"/>
+    </w:p>
+    <w:p>
+      <w:r>
+        <w:t>Mỗi bộ dữ liệu có một cột nhãn nhị phân (cardio, Outcome, Risk) chỉ nhận hai giá trị 0/1. Nhiệm vụ là gán mỗi hồ sơ vào một trong hai lớp, do đó đây là bài toán phân loại chứ không phải hồi quy. Đầu ra của mô hình là xác suất thuộc lớp dương; xác suất này được so với một ngưỡng để ra quyết định và được ánh xạ sang mức nguy cơ hiển thị cho người dùng.</w:t>
+      </w:r>
+    </w:p>
+    <w:p>
+      <w:pPr>
+        <w:pStyle w:val="Heading2"/>
+      </w:pPr>
+      <w:r>
+        <w:t>1.3. Giới hạn trách nhiệm</w:t>
+      </w:r>
     </w:p>
     <w:p>
       <w:pPr>
@@ -2926,401 +2950,43 @@
         <w:pStyle w:val="ListBullet"/>
       </w:pPr>
       <w:r>
-        <w:t>Chạy cục bộ, không gửi dữ liệu sức khỏe ra ngoài.</w:t>
+        <w:t>Chạy cục bộ, không gửi dữ liệu sức khỏe ra ngoài; mọi kết quả luôn kèm cảnh báo giới hạn sử dụng.</w:t>
       </w:r>
     </w:p>
     <w:p>
       <w:pPr>
         <w:pStyle w:val="Heading1"/>
       </w:pPr>
-      <w:bookmarkStart w:id="4" w:name="_Toc241412490"/>
       <w:r>
         <w:t>2. GIẢI PHÁP</w:t>
       </w:r>
-      <w:bookmarkEnd w:id="4"/>
     </w:p>
     <w:p>
-      <w:pPr>
-        <w:rPr>
-          <w:lang w:val="vi-VN"/>
-        </w:rPr>
-      </w:pPr>
-      <w:proofErr w:type="spellStart"/>
       <w:r>
-        <w:t>Giải</w:t>
-      </w:r>
-      <w:proofErr w:type="spellEnd"/>
-      <w:r>
-        <w:t xml:space="preserve"> </w:t>
-      </w:r>
-      <w:proofErr w:type="spellStart"/>
-      <w:r>
-        <w:t>pháp</w:t>
-      </w:r>
-      <w:proofErr w:type="spellEnd"/>
-      <w:r>
-        <w:t xml:space="preserve"> </w:t>
-      </w:r>
-      <w:proofErr w:type="spellStart"/>
-      <w:r>
-        <w:t>gồm</w:t>
-      </w:r>
-      <w:proofErr w:type="spellEnd"/>
-      <w:r>
-        <w:t xml:space="preserve"> </w:t>
-      </w:r>
-      <w:proofErr w:type="spellStart"/>
-      <w:r>
-        <w:t>ba</w:t>
-      </w:r>
-      <w:proofErr w:type="spellEnd"/>
-      <w:r>
-        <w:t xml:space="preserve"> </w:t>
-      </w:r>
-      <w:proofErr w:type="spellStart"/>
-      <w:r>
-        <w:t>phần</w:t>
-      </w:r>
-      <w:proofErr w:type="spellEnd"/>
-      <w:r>
-        <w:t>:</w:t>
+        <w:t>Giải pháp gồm ba phần: (2.1) thu thập và tiền xử lý dữ liệu, (2.2) huấn luyện mô hình, và (2.3) dựng ứng dụng. Luồng huấn luyện chạy ngoại tuyến và cho ra các mô hình đã lưu (.pkl) kèm ngưỡng quyết định; ứng dụng chỉ nạp mô hình để dự đoán, không huấn luyện lại trong quá trình sử dụng.</w:t>
       </w:r>
     </w:p>
     <w:p>
       <w:pPr>
-        <w:ind w:left="720"/>
-        <w:rPr>
-          <w:lang w:val="vi-VN"/>
-        </w:rPr>
+        <w:jc w:val="center"/>
       </w:pPr>
       <w:r>
-        <w:t xml:space="preserve">(2.1) </w:t>
-      </w:r>
-      <w:proofErr w:type="spellStart"/>
-      <w:r>
-        <w:t>thu</w:t>
-      </w:r>
-      <w:proofErr w:type="spellEnd"/>
-      <w:r>
-        <w:t xml:space="preserve"> </w:t>
-      </w:r>
-      <w:proofErr w:type="spellStart"/>
-      <w:r>
-        <w:t>thập</w:t>
-      </w:r>
-      <w:proofErr w:type="spellEnd"/>
-      <w:r>
-        <w:t xml:space="preserve"> </w:t>
-      </w:r>
-      <w:proofErr w:type="spellStart"/>
-      <w:r>
-        <w:t>và</w:t>
-      </w:r>
-      <w:proofErr w:type="spellEnd"/>
-      <w:r>
-        <w:t xml:space="preserve"> </w:t>
-      </w:r>
-      <w:proofErr w:type="spellStart"/>
-      <w:r>
-        <w:t>tiền</w:t>
-      </w:r>
-      <w:proofErr w:type="spellEnd"/>
-      <w:r>
-        <w:t xml:space="preserve"> </w:t>
-      </w:r>
-      <w:proofErr w:type="spellStart"/>
-      <w:r>
-        <w:t>xử</w:t>
-      </w:r>
-      <w:proofErr w:type="spellEnd"/>
-      <w:r>
-        <w:t xml:space="preserve"> </w:t>
-      </w:r>
-      <w:proofErr w:type="spellStart"/>
-      <w:r>
-        <w:t>lý</w:t>
-      </w:r>
-      <w:proofErr w:type="spellEnd"/>
-      <w:r>
-        <w:t xml:space="preserve"> </w:t>
-      </w:r>
-      <w:proofErr w:type="spellStart"/>
-      <w:r>
-        <w:t>dữ</w:t>
-      </w:r>
-      <w:proofErr w:type="spellEnd"/>
-      <w:r>
-        <w:t xml:space="preserve"> </w:t>
-      </w:r>
-      <w:proofErr w:type="spellStart"/>
-      <w:r>
-        <w:t>liệu</w:t>
-      </w:r>
-      <w:proofErr w:type="spellEnd"/>
-      <w:r>
-        <w:t>,</w:t>
-      </w:r>
-      <w:r>
-        <w:rPr>
-          <w:lang w:val="vi-VN"/>
-        </w:rPr>
-        <w:br/>
-      </w:r>
-      <w:r>
-        <w:t xml:space="preserve">(2.2) </w:t>
-      </w:r>
-      <w:proofErr w:type="spellStart"/>
-      <w:r>
-        <w:t>huấn</w:t>
-      </w:r>
-      <w:proofErr w:type="spellEnd"/>
-      <w:r>
-        <w:t xml:space="preserve"> </w:t>
-      </w:r>
-      <w:proofErr w:type="spellStart"/>
-      <w:r>
-        <w:t>luyện</w:t>
-      </w:r>
-      <w:proofErr w:type="spellEnd"/>
-      <w:r>
-        <w:t xml:space="preserve"> </w:t>
-      </w:r>
-      <w:proofErr w:type="spellStart"/>
-      <w:r>
-        <w:t>mô</w:t>
-      </w:r>
-      <w:proofErr w:type="spellEnd"/>
-      <w:r>
-        <w:t xml:space="preserve"> </w:t>
-      </w:r>
-      <w:proofErr w:type="spellStart"/>
-      <w:r>
-        <w:t>hình</w:t>
-      </w:r>
-      <w:proofErr w:type="spellEnd"/>
-      <w:r>
-        <w:t>,</w:t>
-      </w:r>
-      <w:r>
-        <w:rPr>
-          <w:lang w:val="vi-VN"/>
-        </w:rPr>
-        <w:br/>
-      </w:r>
-      <w:r>
-        <w:t xml:space="preserve">(2.3) </w:t>
-      </w:r>
-      <w:proofErr w:type="spellStart"/>
-      <w:r>
-        <w:t>dựng</w:t>
-      </w:r>
-      <w:proofErr w:type="spellEnd"/>
-      <w:r>
-        <w:t xml:space="preserve"> </w:t>
-      </w:r>
-      <w:r>
-        <w:t>webapp</w:t>
-      </w:r>
-      <w:r>
-        <w:t>.</w:t>
-      </w:r>
-    </w:p>
-    <w:p>
-      <w:pPr>
-        <w:rPr>
-          <w:lang w:val="vi-VN"/>
-        </w:rPr>
-      </w:pPr>
-      <w:proofErr w:type="spellStart"/>
-      <w:r>
-        <w:t>Luồng</w:t>
-      </w:r>
-      <w:proofErr w:type="spellEnd"/>
-      <w:r>
-        <w:t xml:space="preserve"> </w:t>
-      </w:r>
-      <w:proofErr w:type="spellStart"/>
-      <w:r>
-        <w:t>huấn</w:t>
-      </w:r>
-      <w:proofErr w:type="spellEnd"/>
-      <w:r>
-        <w:t xml:space="preserve"> </w:t>
-      </w:r>
-      <w:proofErr w:type="spellStart"/>
-      <w:r>
-        <w:t>luyện</w:t>
-      </w:r>
-      <w:proofErr w:type="spellEnd"/>
-      <w:r>
-        <w:t xml:space="preserve"> </w:t>
-      </w:r>
-      <w:proofErr w:type="spellStart"/>
-      <w:r>
-        <w:t>chạy</w:t>
-      </w:r>
-      <w:proofErr w:type="spellEnd"/>
-      <w:r>
-        <w:t xml:space="preserve"> </w:t>
-      </w:r>
-      <w:proofErr w:type="spellStart"/>
-      <w:r>
-        <w:t>ngoại</w:t>
-      </w:r>
-      <w:proofErr w:type="spellEnd"/>
-      <w:r>
-        <w:t xml:space="preserve"> </w:t>
-      </w:r>
-      <w:proofErr w:type="spellStart"/>
-      <w:r>
-        <w:t>tuyến</w:t>
-      </w:r>
-      <w:proofErr w:type="spellEnd"/>
-      <w:r>
-        <w:t xml:space="preserve"> </w:t>
-      </w:r>
-      <w:proofErr w:type="spellStart"/>
-      <w:r>
-        <w:t>và</w:t>
-      </w:r>
-      <w:proofErr w:type="spellEnd"/>
-      <w:r>
-        <w:t xml:space="preserve"> </w:t>
-      </w:r>
-      <w:proofErr w:type="spellStart"/>
-      <w:r>
-        <w:t>cho</w:t>
-      </w:r>
-      <w:proofErr w:type="spellEnd"/>
-      <w:r>
-        <w:t xml:space="preserve"> ra các mô hình đã lưu (.pkl) kèm ngưỡng quyết định; ứng dụng chỉ nạp mô hình để dự đoán, không huấn </w:t>
-      </w:r>
-      <w:proofErr w:type="spellStart"/>
-      <w:r>
-        <w:t>luyện</w:t>
-      </w:r>
-      <w:proofErr w:type="spellEnd"/>
-      <w:r>
-        <w:t xml:space="preserve"> </w:t>
-      </w:r>
-      <w:proofErr w:type="spellStart"/>
-      <w:r>
-        <w:t>lại</w:t>
-      </w:r>
-      <w:proofErr w:type="spellEnd"/>
-      <w:r>
-        <w:t xml:space="preserve"> </w:t>
-      </w:r>
-      <w:proofErr w:type="spellStart"/>
-      <w:r>
-        <w:t>trong</w:t>
-      </w:r>
-      <w:proofErr w:type="spellEnd"/>
-      <w:r>
-        <w:t xml:space="preserve"> </w:t>
-      </w:r>
-      <w:proofErr w:type="spellStart"/>
-      <w:r>
-        <w:t>quá</w:t>
-      </w:r>
-      <w:proofErr w:type="spellEnd"/>
-      <w:r>
-        <w:t xml:space="preserve"> </w:t>
-      </w:r>
-      <w:proofErr w:type="spellStart"/>
-      <w:r>
-        <w:t>trình</w:t>
-      </w:r>
-      <w:proofErr w:type="spellEnd"/>
-      <w:r>
-        <w:t xml:space="preserve"> </w:t>
-      </w:r>
-      <w:proofErr w:type="spellStart"/>
-      <w:r>
-        <w:t>sử</w:t>
-      </w:r>
-      <w:proofErr w:type="spellEnd"/>
-      <w:r>
-        <w:t xml:space="preserve"> </w:t>
-      </w:r>
-      <w:proofErr w:type="spellStart"/>
-      <w:r>
-        <w:t>dụng</w:t>
-      </w:r>
-      <w:proofErr w:type="spellEnd"/>
-      <w:r>
-        <w:t>.</w:t>
-      </w:r>
-    </w:p>
-    <w:p>
-      <w:pPr>
-        <w:rPr>
-          <w:lang w:val="vi-VN"/>
-        </w:rPr>
-      </w:pPr>
-      <w:proofErr w:type="spellStart"/>
-      <w:r>
-        <w:t>Sơ</w:t>
-      </w:r>
-      <w:proofErr w:type="spellEnd"/>
-      <w:r>
-        <w:rPr>
-          <w:lang w:val="vi-VN"/>
-        </w:rPr>
-        <w:t xml:space="preserve"> đồ l</w:t>
-      </w:r>
-      <w:proofErr w:type="spellStart"/>
-      <w:r>
-        <w:t>uồng</w:t>
-      </w:r>
-      <w:proofErr w:type="spellEnd"/>
-      <w:r>
-        <w:t xml:space="preserve"> </w:t>
-      </w:r>
-      <w:proofErr w:type="spellStart"/>
-      <w:r>
-        <w:t>huấn</w:t>
-      </w:r>
-      <w:proofErr w:type="spellEnd"/>
-      <w:r>
-        <w:rPr>
-          <w:lang w:val="vi-VN"/>
-        </w:rPr>
-        <w:t xml:space="preserve"> luyện mô hình</w:t>
-      </w:r>
-      <w:r>
-        <w:t xml:space="preserve">: </w:t>
-      </w:r>
-    </w:p>
-    <w:p>
-      <w:pPr>
-        <w:rPr>
-          <w:lang w:val="vi-VN"/>
-        </w:rPr>
-      </w:pPr>
-      <w:r>
-        <w:rPr>
-          <w:noProof/>
-          <w:lang w:val="vi-VN"/>
-        </w:rPr>
-        <w:lastRenderedPageBreak/>
         <w:drawing>
-          <wp:inline distT="0" distB="0" distL="0" distR="0" wp14:anchorId="084D4FA6" wp14:editId="266CB89D">
-            <wp:extent cx="6044565" cy="3427095"/>
-            <wp:effectExtent l="0" t="0" r="635" b="1905"/>
-            <wp:docPr id="416227260" name="Picture 1"/>
+          <wp:inline xmlns:a="http://schemas.openxmlformats.org/drawingml/2006/main" xmlns:pic="http://schemas.openxmlformats.org/drawingml/2006/picture">
+            <wp:extent cx="5760720" cy="1764912"/>
+            <wp:docPr id="1" name="Picture 1"/>
             <wp:cNvGraphicFramePr>
-              <a:graphicFrameLocks xmlns:a="http://schemas.openxmlformats.org/drawingml/2006/main" noChangeAspect="1"/>
+              <a:graphicFrameLocks noChangeAspect="1"/>
             </wp:cNvGraphicFramePr>
-            <a:graphic xmlns:a="http://schemas.openxmlformats.org/drawingml/2006/main">
+            <a:graphic>
               <a:graphicData uri="http://schemas.openxmlformats.org/drawingml/2006/picture">
-                <pic:pic xmlns:pic="http://schemas.openxmlformats.org/drawingml/2006/picture">
+                <pic:pic>
                   <pic:nvPicPr>
-                    <pic:cNvPr id="416227260" name=""/>
+                    <pic:cNvPr id="0" name="so_do_1_train.png"/>
                     <pic:cNvPicPr/>
                   </pic:nvPicPr>
                   <pic:blipFill>
-                    <a:blip r:embed="rId8"/>
+                    <a:blip r:embed="rId14"/>
                     <a:stretch>
                       <a:fillRect/>
                     </a:stretch>
@@ -3328,11 +2994,9 @@
                   <pic:spPr>
                     <a:xfrm>
                       <a:off x="0" y="0"/>
-                      <a:ext cx="6044565" cy="3427095"/>
+                      <a:ext cx="5760720" cy="1764912"/>
                     </a:xfrm>
-                    <a:prstGeom prst="rect">
-                      <a:avLst/>
-                    </a:prstGeom>
+                    <a:prstGeom prst="rect"/>
                   </pic:spPr>
                 </pic:pic>
               </a:graphicData>
@@ -3343,126 +3007,24 @@
     </w:p>
     <w:p>
       <w:pPr>
-        <w:rPr>
-          <w:lang w:val="vi-VN"/>
-        </w:rPr>
-      </w:pPr>
-      <w:proofErr w:type="spellStart"/>
-      <w:r>
-        <w:t>Sơ</w:t>
-      </w:r>
-      <w:proofErr w:type="spellEnd"/>
+        <w:jc w:val="center"/>
+      </w:pPr>
       <w:r>
         <w:rPr>
-          <w:lang w:val="vi-VN"/>
+          <w:i/>
+          <w:color w:val="606060"/>
+          <w:sz w:val="18"/>
         </w:rPr>
-        <w:t xml:space="preserve"> đồ kiến trúc web app</w:t>
-      </w:r>
-      <w:r>
-        <w:t>:</w:t>
-      </w:r>
-      <w:r>
-        <w:rPr>
-          <w:lang w:val="vi-VN"/>
-        </w:rPr>
-        <w:br/>
-      </w:r>
-      <w:r>
-        <w:rPr>
-          <w:noProof/>
-        </w:rPr>
-        <w:drawing>
-          <wp:inline distT="0" distB="0" distL="0" distR="0" wp14:anchorId="39116B8C" wp14:editId="033B0156">
-            <wp:extent cx="6044565" cy="3376295"/>
-            <wp:effectExtent l="0" t="0" r="635" b="1905"/>
-            <wp:docPr id="6" name="Picture 5">
-              <a:extLst xmlns:a="http://schemas.openxmlformats.org/drawingml/2006/main">
-                <a:ext uri="{FF2B5EF4-FFF2-40B4-BE49-F238E27FC236}">
-                  <a16:creationId xmlns:a16="http://schemas.microsoft.com/office/drawing/2014/main" id="{FAC68638-EFDF-DDB0-FB0D-5CC77CE680BB}"/>
-                </a:ext>
-              </a:extLst>
-            </wp:docPr>
-            <wp:cNvGraphicFramePr>
-              <a:graphicFrameLocks xmlns:a="http://schemas.openxmlformats.org/drawingml/2006/main" noChangeAspect="1"/>
-            </wp:cNvGraphicFramePr>
-            <a:graphic xmlns:a="http://schemas.openxmlformats.org/drawingml/2006/main">
-              <a:graphicData uri="http://schemas.openxmlformats.org/drawingml/2006/picture">
-                <pic:pic xmlns:pic="http://schemas.openxmlformats.org/drawingml/2006/picture">
-                  <pic:nvPicPr>
-                    <pic:cNvPr id="6" name="Picture 5">
-                      <a:extLst>
-                        <a:ext uri="{FF2B5EF4-FFF2-40B4-BE49-F238E27FC236}">
-                          <a16:creationId xmlns:a16="http://schemas.microsoft.com/office/drawing/2014/main" id="{FAC68638-EFDF-DDB0-FB0D-5CC77CE680BB}"/>
-                        </a:ext>
-                      </a:extLst>
-                    </pic:cNvPr>
-                    <pic:cNvPicPr>
-                      <a:picLocks noChangeAspect="1"/>
-                    </pic:cNvPicPr>
-                  </pic:nvPicPr>
-                  <pic:blipFill>
-                    <a:blip r:embed="rId9"/>
-                    <a:stretch>
-                      <a:fillRect/>
-                    </a:stretch>
-                  </pic:blipFill>
-                  <pic:spPr>
-                    <a:xfrm>
-                      <a:off x="0" y="0"/>
-                      <a:ext cx="6044565" cy="3376295"/>
-                    </a:xfrm>
-                    <a:prstGeom prst="rect">
-                      <a:avLst/>
-                    </a:prstGeom>
-                  </pic:spPr>
-                </pic:pic>
-              </a:graphicData>
-            </a:graphic>
-          </wp:inline>
-        </w:drawing>
+        <w:t>Hình 2.1 — Luồng huấn luyện mô hình (áp dụng chung cho cả ba bệnh).</w:t>
       </w:r>
     </w:p>
     <w:p>
       <w:pPr>
         <w:pStyle w:val="Heading2"/>
       </w:pPr>
-      <w:bookmarkStart w:id="5" w:name="_Toc241412491"/>
       <w:r>
-        <w:t xml:space="preserve">2.1. Thu </w:t>
+        <w:t>2.1. Thu thập và tiền xử lý dữ liệu</w:t>
       </w:r>
-      <w:proofErr w:type="spellStart"/>
-      <w:r>
-        <w:t>thập</w:t>
-      </w:r>
-      <w:proofErr w:type="spellEnd"/>
-      <w:r>
-        <w:t xml:space="preserve"> </w:t>
-      </w:r>
-      <w:proofErr w:type="spellStart"/>
-      <w:r>
-        <w:t>và</w:t>
-      </w:r>
-      <w:proofErr w:type="spellEnd"/>
-      <w:r>
-        <w:t xml:space="preserve"> </w:t>
-      </w:r>
-      <w:proofErr w:type="spellStart"/>
-      <w:r>
-        <w:t>tiền</w:t>
-      </w:r>
-      <w:proofErr w:type="spellEnd"/>
-      <w:r>
-        <w:t xml:space="preserve"> </w:t>
-      </w:r>
-      <w:proofErr w:type="spellStart"/>
-      <w:r>
-        <w:t>xử</w:t>
-      </w:r>
-      <w:proofErr w:type="spellEnd"/>
-      <w:r>
-        <w:t xml:space="preserve"> lý dữ liệu</w:t>
-      </w:r>
-      <w:bookmarkEnd w:id="5"/>
     </w:p>
     <w:p>
       <w:r>
@@ -3472,337 +3034,338 @@
     <w:tbl>
       <w:tblPr>
         <w:tblStyle w:val="LightGrid-Accent1"/>
-        <w:tblW w:w="0" w:type="auto"/>
-        <w:tblLook w:val="04A0" w:firstRow="1" w:lastRow="0" w:firstColumn="1" w:lastColumn="0" w:noHBand="0" w:noVBand="1"/>
+        <w:tblW w:type="auto" w:w="0"/>
+        <w:tblLook w:firstColumn="1" w:firstRow="1" w:lastColumn="0" w:lastRow="0" w:noHBand="0" w:noVBand="1" w:val="04A0"/>
       </w:tblPr>
       <w:tblGrid>
         <w:gridCol w:w="1586"/>
-        <w:gridCol w:w="1790"/>
+        <w:gridCol w:w="1586"/>
         <w:gridCol w:w="1586"/>
         <w:gridCol w:w="1586"/>
         <w:gridCol w:w="1586"/>
         <w:gridCol w:w="1586"/>
       </w:tblGrid>
       <w:tr>
-        <w:trPr>
-          <w:cnfStyle w:val="100000000000" w:firstRow="1" w:lastRow="0" w:firstColumn="0" w:lastColumn="0" w:oddVBand="0" w:evenVBand="0" w:oddHBand="0" w:evenHBand="0" w:firstRowFirstColumn="0" w:firstRowLastColumn="0" w:lastRowFirstColumn="0" w:lastRowLastColumn="0"/>
-        </w:trPr>
-        <w:tc>
-          <w:tcPr>
-            <w:cnfStyle w:val="001000000000" w:firstRow="0" w:lastRow="0" w:firstColumn="1" w:lastColumn="0" w:oddVBand="0" w:evenVBand="0" w:oddHBand="0" w:evenHBand="0" w:firstRowFirstColumn="0" w:firstRowLastColumn="0" w:lastRowFirstColumn="0" w:lastRowLastColumn="0"/>
-            <w:tcW w:w="1586" w:type="dxa"/>
-          </w:tcPr>
-          <w:p>
-            <w:r>
-              <w:lastRenderedPageBreak/>
+        <w:tc>
+          <w:tcPr>
+            <w:tcW w:type="dxa" w:w="1586"/>
+          </w:tcPr>
+          <w:p>
+            <w:r>
+              <w:rPr>
+                <w:b/>
+                <w:sz w:val="18"/>
+              </w:rPr>
               <w:t>Bệnh</w:t>
             </w:r>
           </w:p>
         </w:tc>
         <w:tc>
           <w:tcPr>
-            <w:tcW w:w="1586" w:type="dxa"/>
-          </w:tcPr>
-          <w:p>
-            <w:pPr>
-              <w:cnfStyle w:val="100000000000" w:firstRow="1" w:lastRow="0" w:firstColumn="0" w:lastColumn="0" w:oddVBand="0" w:evenVBand="0" w:oddHBand="0" w:evenHBand="0" w:firstRowFirstColumn="0" w:firstRowLastColumn="0" w:lastRowFirstColumn="0" w:lastRowLastColumn="0"/>
-            </w:pPr>
-            <w:r>
+            <w:tcW w:type="dxa" w:w="1586"/>
+          </w:tcPr>
+          <w:p>
+            <w:r>
+              <w:rPr>
+                <w:b/>
+                <w:sz w:val="18"/>
+              </w:rPr>
               <w:t>Bộ dữ liệu</w:t>
             </w:r>
           </w:p>
         </w:tc>
         <w:tc>
           <w:tcPr>
-            <w:tcW w:w="1586" w:type="dxa"/>
-          </w:tcPr>
-          <w:p>
-            <w:pPr>
-              <w:cnfStyle w:val="100000000000" w:firstRow="1" w:lastRow="0" w:firstColumn="0" w:lastColumn="0" w:oddVBand="0" w:evenVBand="0" w:oddHBand="0" w:evenHBand="0" w:firstRowFirstColumn="0" w:firstRowLastColumn="0" w:lastRowFirstColumn="0" w:lastRowLastColumn="0"/>
-            </w:pPr>
-            <w:r>
+            <w:tcW w:type="dxa" w:w="1586"/>
+          </w:tcPr>
+          <w:p>
+            <w:r>
+              <w:rPr>
+                <w:b/>
+                <w:sz w:val="18"/>
+              </w:rPr>
               <w:t>Số dòng</w:t>
             </w:r>
           </w:p>
         </w:tc>
         <w:tc>
           <w:tcPr>
-            <w:tcW w:w="1586" w:type="dxa"/>
-          </w:tcPr>
-          <w:p>
-            <w:pPr>
-              <w:cnfStyle w:val="100000000000" w:firstRow="1" w:lastRow="0" w:firstColumn="0" w:lastColumn="0" w:oddVBand="0" w:evenVBand="0" w:oddHBand="0" w:evenHBand="0" w:firstRowFirstColumn="0" w:firstRowLastColumn="0" w:lastRowFirstColumn="0" w:lastRowLastColumn="0"/>
-            </w:pPr>
-            <w:r>
+            <w:tcW w:type="dxa" w:w="1586"/>
+          </w:tcPr>
+          <w:p>
+            <w:r>
+              <w:rPr>
+                <w:b/>
+                <w:sz w:val="18"/>
+              </w:rPr>
               <w:t>Đặc trưng</w:t>
             </w:r>
           </w:p>
         </w:tc>
         <w:tc>
           <w:tcPr>
-            <w:tcW w:w="1586" w:type="dxa"/>
-          </w:tcPr>
-          <w:p>
-            <w:pPr>
-              <w:cnfStyle w:val="100000000000" w:firstRow="1" w:lastRow="0" w:firstColumn="0" w:lastColumn="0" w:oddVBand="0" w:evenVBand="0" w:oddHBand="0" w:evenHBand="0" w:firstRowFirstColumn="0" w:firstRowLastColumn="0" w:lastRowFirstColumn="0" w:lastRowLastColumn="0"/>
-            </w:pPr>
-            <w:r>
+            <w:tcW w:type="dxa" w:w="1586"/>
+          </w:tcPr>
+          <w:p>
+            <w:r>
+              <w:rPr>
+                <w:b/>
+                <w:sz w:val="18"/>
+              </w:rPr>
               <w:t>Nhãn</w:t>
             </w:r>
           </w:p>
         </w:tc>
         <w:tc>
           <w:tcPr>
-            <w:tcW w:w="1586" w:type="dxa"/>
-          </w:tcPr>
-          <w:p>
-            <w:pPr>
-              <w:cnfStyle w:val="100000000000" w:firstRow="1" w:lastRow="0" w:firstColumn="0" w:lastColumn="0" w:oddVBand="0" w:evenVBand="0" w:oddHBand="0" w:evenHBand="0" w:firstRowFirstColumn="0" w:firstRowLastColumn="0" w:lastRowFirstColumn="0" w:lastRowLastColumn="0"/>
-            </w:pPr>
-            <w:r>
+            <w:tcW w:type="dxa" w:w="1586"/>
+          </w:tcPr>
+          <w:p>
+            <w:r>
+              <w:rPr>
+                <w:b/>
+                <w:sz w:val="18"/>
+              </w:rPr>
               <w:t>Phân bố lớp (0/1)</w:t>
             </w:r>
           </w:p>
         </w:tc>
       </w:tr>
       <w:tr>
-        <w:trPr>
-          <w:cnfStyle w:val="000000100000" w:firstRow="0" w:lastRow="0" w:firstColumn="0" w:lastColumn="0" w:oddVBand="0" w:evenVBand="0" w:oddHBand="1" w:evenHBand="0" w:firstRowFirstColumn="0" w:firstRowLastColumn="0" w:lastRowFirstColumn="0" w:lastRowLastColumn="0"/>
-        </w:trPr>
-        <w:tc>
-          <w:tcPr>
-            <w:cnfStyle w:val="001000000000" w:firstRow="0" w:lastRow="0" w:firstColumn="1" w:lastColumn="0" w:oddVBand="0" w:evenVBand="0" w:oddHBand="0" w:evenHBand="0" w:firstRowFirstColumn="0" w:firstRowLastColumn="0" w:lastRowFirstColumn="0" w:lastRowLastColumn="0"/>
-            <w:tcW w:w="1586" w:type="dxa"/>
-          </w:tcPr>
-          <w:p>
-            <w:r>
+        <w:tc>
+          <w:tcPr>
+            <w:tcW w:type="dxa" w:w="1586"/>
+          </w:tcPr>
+          <w:p>
+            <w:r>
+              <w:rPr>
+                <w:sz w:val="18"/>
+              </w:rPr>
               <w:t>Tim mạch</w:t>
             </w:r>
           </w:p>
         </w:tc>
         <w:tc>
           <w:tcPr>
-            <w:tcW w:w="1586" w:type="dxa"/>
-          </w:tcPr>
-          <w:p>
-            <w:pPr>
-              <w:cnfStyle w:val="000000100000" w:firstRow="0" w:lastRow="0" w:firstColumn="0" w:lastColumn="0" w:oddVBand="0" w:evenVBand="0" w:oddHBand="1" w:evenHBand="0" w:firstRowFirstColumn="0" w:firstRowLastColumn="0" w:lastRowFirstColumn="0" w:lastRowLastColumn="0"/>
-            </w:pPr>
-            <w:r>
-              <w:t>Cardiovascular Disease (Kaggle)</w:t>
-            </w:r>
-          </w:p>
-        </w:tc>
-        <w:tc>
-          <w:tcPr>
-            <w:tcW w:w="1586" w:type="dxa"/>
-          </w:tcPr>
-          <w:p>
-            <w:pPr>
-              <w:cnfStyle w:val="000000100000" w:firstRow="0" w:lastRow="0" w:firstColumn="0" w:lastColumn="0" w:oddVBand="0" w:evenVBand="0" w:oddHBand="1" w:evenHBand="0" w:firstRowFirstColumn="0" w:firstRowLastColumn="0" w:lastRowFirstColumn="0" w:lastRowLastColumn="0"/>
-            </w:pPr>
-            <w:r>
+            <w:tcW w:type="dxa" w:w="1586"/>
+          </w:tcPr>
+          <w:p>
+            <w:r>
+              <w:rPr>
+                <w:sz w:val="18"/>
+              </w:rPr>
+              <w:t>Cardiovascular Disease</w:t>
+            </w:r>
+          </w:p>
+        </w:tc>
+        <w:tc>
+          <w:tcPr>
+            <w:tcW w:type="dxa" w:w="1586"/>
+          </w:tcPr>
+          <w:p>
+            <w:r>
+              <w:rPr>
+                <w:sz w:val="18"/>
+              </w:rPr>
               <w:t>70.000</w:t>
             </w:r>
           </w:p>
         </w:tc>
         <w:tc>
           <w:tcPr>
-            <w:tcW w:w="1586" w:type="dxa"/>
-          </w:tcPr>
-          <w:p>
-            <w:pPr>
-              <w:cnfStyle w:val="000000100000" w:firstRow="0" w:lastRow="0" w:firstColumn="0" w:lastColumn="0" w:oddVBand="0" w:evenVBand="0" w:oddHBand="1" w:evenHBand="0" w:firstRowFirstColumn="0" w:firstRowLastColumn="0" w:lastRowFirstColumn="0" w:lastRowLastColumn="0"/>
-            </w:pPr>
-            <w:r>
+            <w:tcW w:type="dxa" w:w="1586"/>
+          </w:tcPr>
+          <w:p>
+            <w:r>
+              <w:rPr>
+                <w:sz w:val="18"/>
+              </w:rPr>
               <w:t>11</w:t>
             </w:r>
           </w:p>
         </w:tc>
         <w:tc>
           <w:tcPr>
-            <w:tcW w:w="1586" w:type="dxa"/>
-          </w:tcPr>
-          <w:p>
-            <w:pPr>
-              <w:cnfStyle w:val="000000100000" w:firstRow="0" w:lastRow="0" w:firstColumn="0" w:lastColumn="0" w:oddVBand="0" w:evenVBand="0" w:oddHBand="1" w:evenHBand="0" w:firstRowFirstColumn="0" w:firstRowLastColumn="0" w:lastRowFirstColumn="0" w:lastRowLastColumn="0"/>
-            </w:pPr>
-            <w:r>
+            <w:tcW w:type="dxa" w:w="1586"/>
+          </w:tcPr>
+          <w:p>
+            <w:r>
+              <w:rPr>
+                <w:sz w:val="18"/>
+              </w:rPr>
               <w:t>cardio</w:t>
             </w:r>
           </w:p>
         </w:tc>
         <w:tc>
           <w:tcPr>
-            <w:tcW w:w="1586" w:type="dxa"/>
-          </w:tcPr>
-          <w:p>
-            <w:pPr>
-              <w:cnfStyle w:val="000000100000" w:firstRow="0" w:lastRow="0" w:firstColumn="0" w:lastColumn="0" w:oddVBand="0" w:evenVBand="0" w:oddHBand="1" w:evenHBand="0" w:firstRowFirstColumn="0" w:firstRowLastColumn="0" w:lastRowFirstColumn="0" w:lastRowLastColumn="0"/>
-            </w:pPr>
-            <w:r>
+            <w:tcW w:type="dxa" w:w="1586"/>
+          </w:tcPr>
+          <w:p>
+            <w:r>
+              <w:rPr>
+                <w:sz w:val="18"/>
+              </w:rPr>
               <w:t>35.021 / 34.979</w:t>
             </w:r>
           </w:p>
         </w:tc>
       </w:tr>
       <w:tr>
-        <w:trPr>
-          <w:cnfStyle w:val="000000010000" w:firstRow="0" w:lastRow="0" w:firstColumn="0" w:lastColumn="0" w:oddVBand="0" w:evenVBand="0" w:oddHBand="0" w:evenHBand="1" w:firstRowFirstColumn="0" w:firstRowLastColumn="0" w:lastRowFirstColumn="0" w:lastRowLastColumn="0"/>
-        </w:trPr>
-        <w:tc>
-          <w:tcPr>
-            <w:cnfStyle w:val="001000000000" w:firstRow="0" w:lastRow="0" w:firstColumn="1" w:lastColumn="0" w:oddVBand="0" w:evenVBand="0" w:oddHBand="0" w:evenHBand="0" w:firstRowFirstColumn="0" w:firstRowLastColumn="0" w:lastRowFirstColumn="0" w:lastRowLastColumn="0"/>
-            <w:tcW w:w="1586" w:type="dxa"/>
-          </w:tcPr>
-          <w:p>
-            <w:r>
+        <w:tc>
+          <w:tcPr>
+            <w:tcW w:type="dxa" w:w="1586"/>
+          </w:tcPr>
+          <w:p>
+            <w:r>
+              <w:rPr>
+                <w:sz w:val="18"/>
+              </w:rPr>
               <w:t>Đái tháo đường</w:t>
             </w:r>
           </w:p>
         </w:tc>
         <w:tc>
           <w:tcPr>
-            <w:tcW w:w="1586" w:type="dxa"/>
-          </w:tcPr>
-          <w:p>
-            <w:pPr>
-              <w:cnfStyle w:val="000000010000" w:firstRow="0" w:lastRow="0" w:firstColumn="0" w:lastColumn="0" w:oddVBand="0" w:evenVBand="0" w:oddHBand="0" w:evenHBand="1" w:firstRowFirstColumn="0" w:firstRowLastColumn="0" w:lastRowFirstColumn="0" w:lastRowLastColumn="0"/>
-            </w:pPr>
-            <w:r>
+            <w:tcW w:type="dxa" w:w="1586"/>
+          </w:tcPr>
+          <w:p>
+            <w:r>
+              <w:rPr>
+                <w:sz w:val="18"/>
+              </w:rPr>
               <w:t>Pima Indians Diabetes</w:t>
             </w:r>
           </w:p>
         </w:tc>
         <w:tc>
           <w:tcPr>
-            <w:tcW w:w="1586" w:type="dxa"/>
-          </w:tcPr>
-          <w:p>
-            <w:pPr>
-              <w:cnfStyle w:val="000000010000" w:firstRow="0" w:lastRow="0" w:firstColumn="0" w:lastColumn="0" w:oddVBand="0" w:evenVBand="0" w:oddHBand="0" w:evenHBand="1" w:firstRowFirstColumn="0" w:firstRowLastColumn="0" w:lastRowFirstColumn="0" w:lastRowLastColumn="0"/>
-            </w:pPr>
-            <w:r>
+            <w:tcW w:type="dxa" w:w="1586"/>
+          </w:tcPr>
+          <w:p>
+            <w:r>
+              <w:rPr>
+                <w:sz w:val="18"/>
+              </w:rPr>
               <w:t>768</w:t>
             </w:r>
           </w:p>
         </w:tc>
         <w:tc>
           <w:tcPr>
-            <w:tcW w:w="1586" w:type="dxa"/>
-          </w:tcPr>
-          <w:p>
-            <w:pPr>
-              <w:cnfStyle w:val="000000010000" w:firstRow="0" w:lastRow="0" w:firstColumn="0" w:lastColumn="0" w:oddVBand="0" w:evenVBand="0" w:oddHBand="0" w:evenHBand="1" w:firstRowFirstColumn="0" w:firstRowLastColumn="0" w:lastRowFirstColumn="0" w:lastRowLastColumn="0"/>
-            </w:pPr>
-            <w:r>
+            <w:tcW w:type="dxa" w:w="1586"/>
+          </w:tcPr>
+          <w:p>
+            <w:r>
+              <w:rPr>
+                <w:sz w:val="18"/>
+              </w:rPr>
               <w:t>8</w:t>
             </w:r>
           </w:p>
         </w:tc>
         <w:tc>
           <w:tcPr>
-            <w:tcW w:w="1586" w:type="dxa"/>
-          </w:tcPr>
-          <w:p>
-            <w:pPr>
-              <w:cnfStyle w:val="000000010000" w:firstRow="0" w:lastRow="0" w:firstColumn="0" w:lastColumn="0" w:oddVBand="0" w:evenVBand="0" w:oddHBand="0" w:evenHBand="1" w:firstRowFirstColumn="0" w:firstRowLastColumn="0" w:lastRowFirstColumn="0" w:lastRowLastColumn="0"/>
-            </w:pPr>
-            <w:r>
+            <w:tcW w:type="dxa" w:w="1586"/>
+          </w:tcPr>
+          <w:p>
+            <w:r>
+              <w:rPr>
+                <w:sz w:val="18"/>
+              </w:rPr>
               <w:t>Outcome</w:t>
             </w:r>
           </w:p>
         </w:tc>
         <w:tc>
           <w:tcPr>
-            <w:tcW w:w="1586" w:type="dxa"/>
-          </w:tcPr>
-          <w:p>
-            <w:pPr>
-              <w:cnfStyle w:val="000000010000" w:firstRow="0" w:lastRow="0" w:firstColumn="0" w:lastColumn="0" w:oddVBand="0" w:evenVBand="0" w:oddHBand="0" w:evenHBand="1" w:firstRowFirstColumn="0" w:firstRowLastColumn="0" w:lastRowFirstColumn="0" w:lastRowLastColumn="0"/>
-            </w:pPr>
-            <w:r>
+            <w:tcW w:type="dxa" w:w="1586"/>
+          </w:tcPr>
+          <w:p>
+            <w:r>
+              <w:rPr>
+                <w:sz w:val="18"/>
+              </w:rPr>
               <w:t>500 / 268</w:t>
             </w:r>
           </w:p>
         </w:tc>
       </w:tr>
       <w:tr>
-        <w:trPr>
-          <w:cnfStyle w:val="000000100000" w:firstRow="0" w:lastRow="0" w:firstColumn="0" w:lastColumn="0" w:oddVBand="0" w:evenVBand="0" w:oddHBand="1" w:evenHBand="0" w:firstRowFirstColumn="0" w:firstRowLastColumn="0" w:lastRowFirstColumn="0" w:lastRowLastColumn="0"/>
-        </w:trPr>
-        <w:tc>
-          <w:tcPr>
-            <w:cnfStyle w:val="001000000000" w:firstRow="0" w:lastRow="0" w:firstColumn="1" w:lastColumn="0" w:oddVBand="0" w:evenVBand="0" w:oddHBand="0" w:evenHBand="0" w:firstRowFirstColumn="0" w:firstRowLastColumn="0" w:lastRowFirstColumn="0" w:lastRowLastColumn="0"/>
-            <w:tcW w:w="1586" w:type="dxa"/>
-          </w:tcPr>
-          <w:p>
-            <w:r>
+        <w:tc>
+          <w:tcPr>
+            <w:tcW w:type="dxa" w:w="1586"/>
+          </w:tcPr>
+          <w:p>
+            <w:r>
+              <w:rPr>
+                <w:sz w:val="18"/>
+              </w:rPr>
               <w:t>Tăng huyết áp</w:t>
             </w:r>
           </w:p>
         </w:tc>
         <w:tc>
           <w:tcPr>
-            <w:tcW w:w="1586" w:type="dxa"/>
-          </w:tcPr>
-          <w:p>
-            <w:pPr>
-              <w:cnfStyle w:val="000000100000" w:firstRow="0" w:lastRow="0" w:firstColumn="0" w:lastColumn="0" w:oddVBand="0" w:evenVBand="0" w:oddHBand="1" w:evenHBand="0" w:firstRowFirstColumn="0" w:firstRowLastColumn="0" w:lastRowFirstColumn="0" w:lastRowLastColumn="0"/>
-            </w:pPr>
-            <w:r>
-              <w:t>Framingham Heart Study</w:t>
-            </w:r>
-          </w:p>
-        </w:tc>
-        <w:tc>
-          <w:tcPr>
-            <w:tcW w:w="1586" w:type="dxa"/>
-          </w:tcPr>
-          <w:p>
-            <w:pPr>
-              <w:cnfStyle w:val="000000100000" w:firstRow="0" w:lastRow="0" w:firstColumn="0" w:lastColumn="0" w:oddVBand="0" w:evenVBand="0" w:oddHBand="1" w:evenHBand="0" w:firstRowFirstColumn="0" w:firstRowLastColumn="0" w:lastRowFirstColumn="0" w:lastRowLastColumn="0"/>
-            </w:pPr>
-            <w:r>
+            <w:tcW w:type="dxa" w:w="1586"/>
+          </w:tcPr>
+          <w:p>
+            <w:r>
+              <w:rPr>
+                <w:sz w:val="18"/>
+              </w:rPr>
+              <w:t>Framingham (Hypertension)</w:t>
+            </w:r>
+          </w:p>
+        </w:tc>
+        <w:tc>
+          <w:tcPr>
+            <w:tcW w:type="dxa" w:w="1586"/>
+          </w:tcPr>
+          <w:p>
+            <w:r>
+              <w:rPr>
+                <w:sz w:val="18"/>
+              </w:rPr>
               <w:t>4.240</w:t>
             </w:r>
           </w:p>
         </w:tc>
         <w:tc>
           <w:tcPr>
-            <w:tcW w:w="1586" w:type="dxa"/>
-          </w:tcPr>
-          <w:p>
-            <w:pPr>
-              <w:cnfStyle w:val="000000100000" w:firstRow="0" w:lastRow="0" w:firstColumn="0" w:lastColumn="0" w:oddVBand="0" w:evenVBand="0" w:oddHBand="1" w:evenHBand="0" w:firstRowFirstColumn="0" w:firstRowLastColumn="0" w:lastRowFirstColumn="0" w:lastRowLastColumn="0"/>
-            </w:pPr>
-            <w:r>
+            <w:tcW w:type="dxa" w:w="1586"/>
+          </w:tcPr>
+          <w:p>
+            <w:r>
+              <w:rPr>
+                <w:sz w:val="18"/>
+              </w:rPr>
               <w:t>12</w:t>
             </w:r>
           </w:p>
         </w:tc>
         <w:tc>
           <w:tcPr>
-            <w:tcW w:w="1586" w:type="dxa"/>
-          </w:tcPr>
-          <w:p>
-            <w:pPr>
-              <w:cnfStyle w:val="000000100000" w:firstRow="0" w:lastRow="0" w:firstColumn="0" w:lastColumn="0" w:oddVBand="0" w:evenVBand="0" w:oddHBand="1" w:evenHBand="0" w:firstRowFirstColumn="0" w:firstRowLastColumn="0" w:lastRowFirstColumn="0" w:lastRowLastColumn="0"/>
-            </w:pPr>
-            <w:r>
+            <w:tcW w:type="dxa" w:w="1586"/>
+          </w:tcPr>
+          <w:p>
+            <w:r>
+              <w:rPr>
+                <w:sz w:val="18"/>
+              </w:rPr>
               <w:t>Risk</w:t>
             </w:r>
           </w:p>
         </w:tc>
         <w:tc>
           <w:tcPr>
-            <w:tcW w:w="1586" w:type="dxa"/>
-          </w:tcPr>
-          <w:p>
-            <w:pPr>
-              <w:cnfStyle w:val="000000100000" w:firstRow="0" w:lastRow="0" w:firstColumn="0" w:lastColumn="0" w:oddVBand="0" w:evenVBand="0" w:oddHBand="1" w:evenHBand="0" w:firstRowFirstColumn="0" w:firstRowLastColumn="0" w:lastRowFirstColumn="0" w:lastRowLastColumn="0"/>
-            </w:pPr>
-            <w:r>
+            <w:tcW w:type="dxa" w:w="1586"/>
+          </w:tcPr>
+          <w:p>
+            <w:r>
+              <w:rPr>
+                <w:sz w:val="18"/>
+              </w:rPr>
               <w:t>2.923 / 1.317</w:t>
             </w:r>
           </w:p>
@@ -3810,19 +3373,30 @@
       </w:tr>
     </w:tbl>
     <w:p>
+      <w:pPr>
+        <w:jc w:val="center"/>
+      </w:pPr>
       <w:r>
-        <w:t>Nguồn: kaggle.com/datasets/sulianova/cardiovascular-disease-dataset; kaggle.com/datasets/jamaltariqcheema/pima-indians-diabetes-dataset; kaggle.com/datasets/khan1803115/hypertension-risk-model-main.</w:t>
+        <w:rPr>
+          <w:i/>
+          <w:color w:val="606060"/>
+          <w:sz w:val="18"/>
+        </w:rPr>
+        <w:t>Bảng 2.1 — Ba bộ dữ liệu và đặc điểm cơ bản.</w:t>
       </w:r>
     </w:p>
     <w:p>
+      <w:r>
+        <w:t>Đặc trưng của mỗi bộ: Tim mạch (age, gender, height, weight, ap_hi, ap_lo, cholesterol, gluc, smoke, alco, active); Đái tháo đường (Pregnancies, Glucose, BloodPressure, SkinThickness, Insulin, BMI, DiabetesPedigreeFunction, Age); Tăng huyết áp (male, age, currentSmoker, cigsPerDay, BPMeds, diabetes, totChol, sysBP, diaBP, BMI, heartRate, glucose).</w:t>
+      </w:r>
+    </w:p>
+    <w:p>
       <w:pPr>
         <w:pStyle w:val="Heading3"/>
       </w:pPr>
-      <w:bookmarkStart w:id="6" w:name="_Toc241412492"/>
       <w:r>
-        <w:t>Các bước tiền xử lý</w:t>
+        <w:t>2.1.1. Các bước tiền xử lý</w:t>
       </w:r>
-      <w:bookmarkEnd w:id="6"/>
     </w:p>
     <w:p>
       <w:pPr>
@@ -3853,7 +3427,7 @@
         <w:pStyle w:val="ListBullet"/>
       </w:pPr>
       <w:r>
-        <w:t>Chuẩn hóa: Tim mạch và Đái tháo đường dùng StandardScaler; Tăng huyết áp GIỮ NGUYÊN đơn vị y khoa gốc (mô hình cây không cần chuẩn hóa, giữ khả năng diễn giải theo ngưỡng lâm sàng).</w:t>
+        <w:t>Chuẩn hóa: Tim mạch và Đái tháo đường dùng StandardScaler; Tăng huyết áp giữ nguyên đơn vị y khoa gốc (mô hình cây không cần chuẩn hóa, giữ khả năng diễn giải theo ngưỡng lâm sàng).</w:t>
       </w:r>
     </w:p>
     <w:p>
@@ -3878,1126 +3452,1774 @@
       </w:r>
     </w:p>
     <w:p>
+      <w:pPr>
+        <w:pStyle w:val="Heading3"/>
+      </w:pPr>
       <w:r>
-        <w:t>Lưu ý kỹ thuật: hai script tiền xử lý gốc chuẩn hóa dữ liệu nhưng chưa lưu lại scaler. Do đó có thêm bước export_transformers.py dựng lại đúng scaler/imputer (cùng random_state=42) và tự kiểm chứng khớp với tập test trong sai số 1e-8, rồi lưu ra data/models/*_scaler.pkl, diabetes_imputer.pkl. Nếu thiếu bước này, ứng dụng sẽ đưa giá trị thô vào mô hình đã học trên dữ liệu chuẩn hóa và cho dự đoán sai.</w:t>
+        <w:t>2.1.2. Trích đoạn code tiền xử lý</w:t>
       </w:r>
     </w:p>
     <w:p>
+      <w:r>
+        <w:t>Đổi đơn vị tuổi và tách dữ liệu có phân tầng (cardio_preprocessing.py):</w:t>
+      </w:r>
+    </w:p>
+    <w:p>
+      <w:pPr>
+        <w:spacing w:before="80" w:after="160"/>
+        <w:ind w:left="432"/>
+        <w:shd w:val="clear" w:fill="F2F3F5"/>
+      </w:pPr>
+      <w:r>
+        <w:rPr>
+          <w:rFonts w:ascii="Consolas" w:hAnsi="Consolas"/>
+          <w:color w:val="1F2D3D"/>
+          <w:sz w:val="18"/>
+        </w:rPr>
+        <w:t>cardio["age"] = cardio["age"] / 365.25   # ngày -&gt; năm</w:t>
+        <w:br/>
+        <w:br/>
+        <w:t>X_train, X_test, y_train, y_test = train_test_split(</w:t>
+        <w:br/>
+        <w:t xml:space="preserve">    X, y, test_size=0.20, random_state=42, stratify=y)</w:t>
+      </w:r>
+    </w:p>
+    <w:p>
+      <w:r>
+        <w:t>Xử lý giá trị Insulin bất thường rồi điền median — fit CHỈ trên tập train (diabetes_preprocessing.py):</w:t>
+      </w:r>
+    </w:p>
+    <w:p>
+      <w:pPr>
+        <w:spacing w:before="80" w:after="160"/>
+        <w:ind w:left="432"/>
+        <w:shd w:val="clear" w:fill="F2F3F5"/>
+      </w:pPr>
+      <w:r>
+        <w:rPr>
+          <w:rFonts w:ascii="Consolas" w:hAnsi="Consolas"/>
+          <w:color w:val="1F2D3D"/>
+          <w:sz w:val="18"/>
+        </w:rPr>
+        <w:t>suspicious_insulin = [102.5, 169.5]</w:t>
+        <w:br/>
+        <w:t>X_train["Insulin"] = X_train["Insulin"].replace(suspicious_insulin, float("nan"))</w:t>
+        <w:br/>
+        <w:t>X_test["Insulin"]  = X_test["Insulin"].replace(suspicious_insulin, float("nan"))</w:t>
+        <w:br/>
+        <w:br/>
+        <w:t>imputer = SimpleImputer(strategy="median")</w:t>
+        <w:br/>
+        <w:t>X_train = imputer.fit_transform(X_train)   # học median từ train</w:t>
+        <w:br/>
+        <w:t>X_test  = imputer.transform(X_test)        # test dùng median của train</w:t>
+      </w:r>
+    </w:p>
+    <w:p>
+      <w:r>
+        <w:t>Việc tách dữ liệu trước rồi mới fit các transformer bảo đảm thông tin từ tập kiểm thử không rò rỉ vào quá trình huấn luyện — nếu không, các chỉ số đánh giá sẽ bị thổi phồng và không phản ánh hiệu năng thực.</w:t>
+      </w:r>
+    </w:p>
+    <w:p>
+      <w:r>
+        <w:t>Ghi chú kỹ thuật: hai script tiền xử lý gốc chuẩn hóa dữ liệu nhưng chưa lưu scaler. Do đó có thêm bước export_transformers.py dựng lại đúng scaler/imputer (cùng random_state=42) và tự kiểm chứng khớp với tập test trong sai số 1e-8, rồi lưu ra data/models/*_scaler.pkl và diabetes_imputer.pkl.</w:t>
+      </w:r>
+    </w:p>
+    <w:p>
       <w:pPr>
         <w:pStyle w:val="Heading2"/>
       </w:pPr>
-      <w:bookmarkStart w:id="7" w:name="_Toc241412493"/>
       <w:r>
         <w:t>2.2. Train model</w:t>
       </w:r>
-      <w:bookmarkEnd w:id="7"/>
     </w:p>
     <w:p>
       <w:r>
-        <w:t>Cả ba bài toán đi theo cùng quy trình ba bước: chọn loại model tốt nhất ở bước baseline, tinh chỉnh siêu tham số cho model đó, rồi huấn luyện và đánh giá model cuối.</w:t>
+        <w:t>Cả ba bài toán đi theo cùng quy trình ba bước: chọn loại model tốt nhất ở bước baseline, tinh chỉnh siêu tham số cho model đó, rồi huấn luyện và đánh giá model cuối kèm chọn ngưỡng quyết định.</w:t>
       </w:r>
     </w:p>
     <w:p>
       <w:pPr>
         <w:pStyle w:val="Heading3"/>
       </w:pPr>
-      <w:bookmarkStart w:id="8" w:name="_Toc241412494"/>
       <w:r>
-        <w:lastRenderedPageBreak/>
         <w:t>2.2.1. Train và chọn loại model tốt nhất</w:t>
       </w:r>
-      <w:bookmarkEnd w:id="8"/>
     </w:p>
     <w:p>
       <w:r>
-        <w:t>Ở bước baseline, nhiều thuật toán phân loại được huấn luyện trên cùng tập dữ liệu và so sánh; model có F1 cao nhất được chọn để đi tiếp. Tiêu chí ưu tiên F1 vì dữ liệu y tế mất cân bằng lớp và cần cân bằng giữa Precision và Recall.</w:t>
+        <w:t>Ở bước baseline, nhiều thuật toán phân loại được huấn luyện trên cùng tập dữ liệu và so sánh; model có F1 cao nhất được chọn để đi tiếp. Tiêu chí ưu tiên F1 vì dữ liệu y tế mất cân bằng lớp: một mô hình luôn đoán "không bệnh" có thể đạt độ chính xác (accuracy) ~69% trên bộ tăng huyết áp mà không phát hiện được bất kỳ ca bệnh nào — accuracy đánh lừa, trong khi F1 (trung bình điều hòa của Precision và Recall) chỉ cao khi cả hai cùng cao.</w:t>
+      </w:r>
+    </w:p>
+    <w:p>
+      <w:r>
+        <w:t>Bảng dưới là kết quả CHẠY THỰC của bước baseline trên tập kiểm thử (đã làm tròn 4 chữ số).</w:t>
+      </w:r>
+    </w:p>
+    <w:p>
+      <w:r>
+        <w:t>Tim mạch (14.000 mẫu kiểm thử):</w:t>
       </w:r>
     </w:p>
     <w:tbl>
       <w:tblPr>
         <w:tblStyle w:val="LightGrid-Accent1"/>
-        <w:tblW w:w="0" w:type="auto"/>
-        <w:tblLook w:val="04A0" w:firstRow="1" w:lastRow="0" w:firstColumn="1" w:lastColumn="0" w:noHBand="0" w:noVBand="1"/>
+        <w:tblW w:type="auto" w:w="0"/>
+        <w:tblLook w:firstColumn="1" w:firstRow="1" w:lastColumn="0" w:lastRow="0" w:noHBand="0" w:noVBand="1" w:val="04A0"/>
       </w:tblPr>
       <w:tblGrid>
-        <w:gridCol w:w="3173"/>
-        <w:gridCol w:w="3173"/>
-        <w:gridCol w:w="3173"/>
+        <w:gridCol w:w="1586"/>
+        <w:gridCol w:w="1586"/>
+        <w:gridCol w:w="1586"/>
+        <w:gridCol w:w="1586"/>
+        <w:gridCol w:w="1586"/>
+        <w:gridCol w:w="1586"/>
       </w:tblGrid>
       <w:tr>
-        <w:trPr>
-          <w:cnfStyle w:val="100000000000" w:firstRow="1" w:lastRow="0" w:firstColumn="0" w:lastColumn="0" w:oddVBand="0" w:evenVBand="0" w:oddHBand="0" w:evenHBand="0" w:firstRowFirstColumn="0" w:firstRowLastColumn="0" w:lastRowFirstColumn="0" w:lastRowLastColumn="0"/>
-        </w:trPr>
-        <w:tc>
-          <w:tcPr>
-            <w:cnfStyle w:val="001000000000" w:firstRow="0" w:lastRow="0" w:firstColumn="1" w:lastColumn="0" w:oddVBand="0" w:evenVBand="0" w:oddHBand="0" w:evenHBand="0" w:firstRowFirstColumn="0" w:firstRowLastColumn="0" w:lastRowFirstColumn="0" w:lastRowLastColumn="0"/>
-            <w:tcW w:w="3173" w:type="dxa"/>
-          </w:tcPr>
-          <w:p>
-            <w:r>
-              <w:t>Bệnh</w:t>
-            </w:r>
-          </w:p>
-        </w:tc>
-        <w:tc>
-          <w:tcPr>
-            <w:tcW w:w="3173" w:type="dxa"/>
-          </w:tcPr>
-          <w:p>
-            <w:pPr>
-              <w:cnfStyle w:val="100000000000" w:firstRow="1" w:lastRow="0" w:firstColumn="0" w:lastColumn="0" w:oddVBand="0" w:evenVBand="0" w:oddHBand="0" w:evenHBand="0" w:firstRowFirstColumn="0" w:firstRowLastColumn="0" w:lastRowFirstColumn="0" w:lastRowLastColumn="0"/>
-            </w:pPr>
-            <w:r>
-              <w:t>Các model được thử</w:t>
-            </w:r>
-          </w:p>
-        </w:tc>
-        <w:tc>
-          <w:tcPr>
-            <w:tcW w:w="3173" w:type="dxa"/>
-          </w:tcPr>
-          <w:p>
-            <w:pPr>
-              <w:cnfStyle w:val="100000000000" w:firstRow="1" w:lastRow="0" w:firstColumn="0" w:lastColumn="0" w:oddVBand="0" w:evenVBand="0" w:oddHBand="0" w:evenHBand="0" w:firstRowFirstColumn="0" w:firstRowLastColumn="0" w:lastRowFirstColumn="0" w:lastRowLastColumn="0"/>
-            </w:pPr>
-            <w:r>
-              <w:t>Tiêu chí chọn</w:t>
+        <w:tc>
+          <w:tcPr>
+            <w:tcW w:type="dxa" w:w="1586"/>
+          </w:tcPr>
+          <w:p>
+            <w:r>
+              <w:rPr>
+                <w:b/>
+                <w:sz w:val="18"/>
+              </w:rPr>
+              <w:t>Model</w:t>
+            </w:r>
+          </w:p>
+        </w:tc>
+        <w:tc>
+          <w:tcPr>
+            <w:tcW w:type="dxa" w:w="1586"/>
+          </w:tcPr>
+          <w:p>
+            <w:r>
+              <w:rPr>
+                <w:b/>
+                <w:sz w:val="18"/>
+              </w:rPr>
+              <w:t>Accuracy</w:t>
+            </w:r>
+          </w:p>
+        </w:tc>
+        <w:tc>
+          <w:tcPr>
+            <w:tcW w:type="dxa" w:w="1586"/>
+          </w:tcPr>
+          <w:p>
+            <w:r>
+              <w:rPr>
+                <w:b/>
+                <w:sz w:val="18"/>
+              </w:rPr>
+              <w:t>Precision</w:t>
+            </w:r>
+          </w:p>
+        </w:tc>
+        <w:tc>
+          <w:tcPr>
+            <w:tcW w:type="dxa" w:w="1586"/>
+          </w:tcPr>
+          <w:p>
+            <w:r>
+              <w:rPr>
+                <w:b/>
+                <w:sz w:val="18"/>
+              </w:rPr>
+              <w:t>Recall</w:t>
+            </w:r>
+          </w:p>
+        </w:tc>
+        <w:tc>
+          <w:tcPr>
+            <w:tcW w:type="dxa" w:w="1586"/>
+          </w:tcPr>
+          <w:p>
+            <w:r>
+              <w:rPr>
+                <w:b/>
+                <w:sz w:val="18"/>
+              </w:rPr>
+              <w:t>F1</w:t>
+            </w:r>
+          </w:p>
+        </w:tc>
+        <w:tc>
+          <w:tcPr>
+            <w:tcW w:type="dxa" w:w="1586"/>
+          </w:tcPr>
+          <w:p>
+            <w:r>
+              <w:rPr>
+                <w:b/>
+                <w:sz w:val="18"/>
+              </w:rPr>
+              <w:t>ROC-AUC</w:t>
             </w:r>
           </w:p>
         </w:tc>
       </w:tr>
       <w:tr>
-        <w:trPr>
-          <w:cnfStyle w:val="000000100000" w:firstRow="0" w:lastRow="0" w:firstColumn="0" w:lastColumn="0" w:oddVBand="0" w:evenVBand="0" w:oddHBand="1" w:evenHBand="0" w:firstRowFirstColumn="0" w:firstRowLastColumn="0" w:lastRowFirstColumn="0" w:lastRowLastColumn="0"/>
-        </w:trPr>
-        <w:tc>
-          <w:tcPr>
-            <w:cnfStyle w:val="001000000000" w:firstRow="0" w:lastRow="0" w:firstColumn="1" w:lastColumn="0" w:oddVBand="0" w:evenVBand="0" w:oddHBand="0" w:evenHBand="0" w:firstRowFirstColumn="0" w:firstRowLastColumn="0" w:lastRowFirstColumn="0" w:lastRowLastColumn="0"/>
-            <w:tcW w:w="3173" w:type="dxa"/>
-          </w:tcPr>
-          <w:p>
-            <w:r>
-              <w:t>Tim mạch</w:t>
-            </w:r>
-          </w:p>
-        </w:tc>
-        <w:tc>
-          <w:tcPr>
-            <w:tcW w:w="3173" w:type="dxa"/>
-          </w:tcPr>
-          <w:p>
-            <w:pPr>
-              <w:cnfStyle w:val="000000100000" w:firstRow="0" w:lastRow="0" w:firstColumn="0" w:lastColumn="0" w:oddVBand="0" w:evenVBand="0" w:oddHBand="1" w:evenHBand="0" w:firstRowFirstColumn="0" w:firstRowLastColumn="0" w:lastRowFirstColumn="0" w:lastRowLastColumn="0"/>
-            </w:pPr>
-            <w:r>
-              <w:t>Logistic Regression, Decision Tree, Random Forest</w:t>
-            </w:r>
-          </w:p>
-        </w:tc>
-        <w:tc>
-          <w:tcPr>
-            <w:tcW w:w="3173" w:type="dxa"/>
-          </w:tcPr>
-          <w:p>
-            <w:pPr>
-              <w:cnfStyle w:val="000000100000" w:firstRow="0" w:lastRow="0" w:firstColumn="0" w:lastColumn="0" w:oddVBand="0" w:evenVBand="0" w:oddHBand="1" w:evenHBand="0" w:firstRowFirstColumn="0" w:firstRowLastColumn="0" w:lastRowFirstColumn="0" w:lastRowLastColumn="0"/>
-            </w:pPr>
-            <w:r>
-              <w:t>F1 cao nhất</w:t>
+        <w:tc>
+          <w:tcPr>
+            <w:tcW w:type="dxa" w:w="1586"/>
+          </w:tcPr>
+          <w:p>
+            <w:r>
+              <w:rPr>
+                <w:sz w:val="18"/>
+              </w:rPr>
+              <w:t>Random Forest (chọn)</w:t>
+            </w:r>
+          </w:p>
+        </w:tc>
+        <w:tc>
+          <w:tcPr>
+            <w:tcW w:type="dxa" w:w="1586"/>
+          </w:tcPr>
+          <w:p>
+            <w:r>
+              <w:rPr>
+                <w:sz w:val="18"/>
+              </w:rPr>
+              <w:t>0,7139</w:t>
+            </w:r>
+          </w:p>
+        </w:tc>
+        <w:tc>
+          <w:tcPr>
+            <w:tcW w:type="dxa" w:w="1586"/>
+          </w:tcPr>
+          <w:p>
+            <w:r>
+              <w:rPr>
+                <w:sz w:val="18"/>
+              </w:rPr>
+              <w:t>0,7188</w:t>
+            </w:r>
+          </w:p>
+        </w:tc>
+        <w:tc>
+          <w:tcPr>
+            <w:tcW w:type="dxa" w:w="1586"/>
+          </w:tcPr>
+          <w:p>
+            <w:r>
+              <w:rPr>
+                <w:sz w:val="18"/>
+              </w:rPr>
+              <w:t>0,7020</w:t>
+            </w:r>
+          </w:p>
+        </w:tc>
+        <w:tc>
+          <w:tcPr>
+            <w:tcW w:type="dxa" w:w="1586"/>
+          </w:tcPr>
+          <w:p>
+            <w:r>
+              <w:rPr>
+                <w:sz w:val="18"/>
+              </w:rPr>
+              <w:t>0,7103</w:t>
+            </w:r>
+          </w:p>
+        </w:tc>
+        <w:tc>
+          <w:tcPr>
+            <w:tcW w:type="dxa" w:w="1586"/>
+          </w:tcPr>
+          <w:p>
+            <w:r>
+              <w:rPr>
+                <w:sz w:val="18"/>
+              </w:rPr>
+              <w:t>0,7711</w:t>
             </w:r>
           </w:p>
         </w:tc>
       </w:tr>
       <w:tr>
-        <w:trPr>
-          <w:cnfStyle w:val="000000010000" w:firstRow="0" w:lastRow="0" w:firstColumn="0" w:lastColumn="0" w:oddVBand="0" w:evenVBand="0" w:oddHBand="0" w:evenHBand="1" w:firstRowFirstColumn="0" w:firstRowLastColumn="0" w:lastRowFirstColumn="0" w:lastRowLastColumn="0"/>
-        </w:trPr>
-        <w:tc>
-          <w:tcPr>
-            <w:cnfStyle w:val="001000000000" w:firstRow="0" w:lastRow="0" w:firstColumn="1" w:lastColumn="0" w:oddVBand="0" w:evenVBand="0" w:oddHBand="0" w:evenHBand="0" w:firstRowFirstColumn="0" w:firstRowLastColumn="0" w:lastRowFirstColumn="0" w:lastRowLastColumn="0"/>
-            <w:tcW w:w="3173" w:type="dxa"/>
-          </w:tcPr>
-          <w:p>
-            <w:r>
-              <w:t>Đái tháo đường</w:t>
-            </w:r>
-          </w:p>
-        </w:tc>
-        <w:tc>
-          <w:tcPr>
-            <w:tcW w:w="3173" w:type="dxa"/>
-          </w:tcPr>
-          <w:p>
-            <w:pPr>
-              <w:cnfStyle w:val="000000010000" w:firstRow="0" w:lastRow="0" w:firstColumn="0" w:lastColumn="0" w:oddVBand="0" w:evenVBand="0" w:oddHBand="0" w:evenHBand="1" w:firstRowFirstColumn="0" w:firstRowLastColumn="0" w:lastRowFirstColumn="0" w:lastRowLastColumn="0"/>
-            </w:pPr>
-            <w:r>
-              <w:t>Logistic Regression, KNN, Decision Tree, Random Forest, SVM</w:t>
-            </w:r>
-          </w:p>
-        </w:tc>
-        <w:tc>
-          <w:tcPr>
-            <w:tcW w:w="3173" w:type="dxa"/>
-          </w:tcPr>
-          <w:p>
-            <w:pPr>
-              <w:cnfStyle w:val="000000010000" w:firstRow="0" w:lastRow="0" w:firstColumn="0" w:lastColumn="0" w:oddVBand="0" w:evenVBand="0" w:oddHBand="0" w:evenHBand="1" w:firstRowFirstColumn="0" w:firstRowLastColumn="0" w:lastRowFirstColumn="0" w:lastRowLastColumn="0"/>
-            </w:pPr>
-            <w:r>
-              <w:t>F1 cao nhất</w:t>
+        <w:tc>
+          <w:tcPr>
+            <w:tcW w:type="dxa" w:w="1586"/>
+          </w:tcPr>
+          <w:p>
+            <w:r>
+              <w:rPr>
+                <w:sz w:val="18"/>
+              </w:rPr>
+              <w:t>Logistic Regression</w:t>
+            </w:r>
+          </w:p>
+        </w:tc>
+        <w:tc>
+          <w:tcPr>
+            <w:tcW w:type="dxa" w:w="1586"/>
+          </w:tcPr>
+          <w:p>
+            <w:r>
+              <w:rPr>
+                <w:sz w:val="18"/>
+              </w:rPr>
+              <w:t>0,7136</w:t>
+            </w:r>
+          </w:p>
+        </w:tc>
+        <w:tc>
+          <w:tcPr>
+            <w:tcW w:type="dxa" w:w="1586"/>
+          </w:tcPr>
+          <w:p>
+            <w:r>
+              <w:rPr>
+                <w:sz w:val="18"/>
+              </w:rPr>
+              <w:t>0,7314</w:t>
+            </w:r>
+          </w:p>
+        </w:tc>
+        <w:tc>
+          <w:tcPr>
+            <w:tcW w:type="dxa" w:w="1586"/>
+          </w:tcPr>
+          <w:p>
+            <w:r>
+              <w:rPr>
+                <w:sz w:val="18"/>
+              </w:rPr>
+              <w:t>0,6748</w:t>
+            </w:r>
+          </w:p>
+        </w:tc>
+        <w:tc>
+          <w:tcPr>
+            <w:tcW w:type="dxa" w:w="1586"/>
+          </w:tcPr>
+          <w:p>
+            <w:r>
+              <w:rPr>
+                <w:sz w:val="18"/>
+              </w:rPr>
+              <w:t>0,7020</w:t>
+            </w:r>
+          </w:p>
+        </w:tc>
+        <w:tc>
+          <w:tcPr>
+            <w:tcW w:type="dxa" w:w="1586"/>
+          </w:tcPr>
+          <w:p>
+            <w:r>
+              <w:rPr>
+                <w:sz w:val="18"/>
+              </w:rPr>
+              <w:t>0,7781</w:t>
             </w:r>
           </w:p>
         </w:tc>
       </w:tr>
       <w:tr>
-        <w:trPr>
-          <w:cnfStyle w:val="000000100000" w:firstRow="0" w:lastRow="0" w:firstColumn="0" w:lastColumn="0" w:oddVBand="0" w:evenVBand="0" w:oddHBand="1" w:evenHBand="0" w:firstRowFirstColumn="0" w:firstRowLastColumn="0" w:lastRowFirstColumn="0" w:lastRowLastColumn="0"/>
-        </w:trPr>
-        <w:tc>
-          <w:tcPr>
-            <w:cnfStyle w:val="001000000000" w:firstRow="0" w:lastRow="0" w:firstColumn="1" w:lastColumn="0" w:oddVBand="0" w:evenVBand="0" w:oddHBand="0" w:evenHBand="0" w:firstRowFirstColumn="0" w:firstRowLastColumn="0" w:lastRowFirstColumn="0" w:lastRowLastColumn="0"/>
-            <w:tcW w:w="3173" w:type="dxa"/>
-          </w:tcPr>
-          <w:p>
-            <w:r>
-              <w:t>Tăng huyết áp</w:t>
-            </w:r>
-          </w:p>
-        </w:tc>
-        <w:tc>
-          <w:tcPr>
-            <w:tcW w:w="3173" w:type="dxa"/>
-          </w:tcPr>
-          <w:p>
-            <w:pPr>
-              <w:cnfStyle w:val="000000100000" w:firstRow="0" w:lastRow="0" w:firstColumn="0" w:lastColumn="0" w:oddVBand="0" w:evenVBand="0" w:oddHBand="1" w:evenHBand="0" w:firstRowFirstColumn="0" w:firstRowLastColumn="0" w:lastRowFirstColumn="0" w:lastRowLastColumn="0"/>
-            </w:pPr>
-            <w:r>
-              <w:t>Logistic Regression, KNN, Decision Tree, Random Forest, SVM</w:t>
-            </w:r>
-          </w:p>
-        </w:tc>
-        <w:tc>
-          <w:tcPr>
-            <w:tcW w:w="3173" w:type="dxa"/>
-          </w:tcPr>
-          <w:p>
-            <w:pPr>
-              <w:cnfStyle w:val="000000100000" w:firstRow="0" w:lastRow="0" w:firstColumn="0" w:lastColumn="0" w:oddVBand="0" w:evenVBand="0" w:oddHBand="1" w:evenHBand="0" w:firstRowFirstColumn="0" w:firstRowLastColumn="0" w:lastRowFirstColumn="0" w:lastRowLastColumn="0"/>
-            </w:pPr>
-            <w:r>
-              <w:t>F1 cao nhất</w:t>
+        <w:tc>
+          <w:tcPr>
+            <w:tcW w:type="dxa" w:w="1586"/>
+          </w:tcPr>
+          <w:p>
+            <w:r>
+              <w:rPr>
+                <w:sz w:val="18"/>
+              </w:rPr>
+              <w:t>Decision Tree</w:t>
+            </w:r>
+          </w:p>
+        </w:tc>
+        <w:tc>
+          <w:tcPr>
+            <w:tcW w:type="dxa" w:w="1586"/>
+          </w:tcPr>
+          <w:p>
+            <w:r>
+              <w:rPr>
+                <w:sz w:val="18"/>
+              </w:rPr>
+              <w:t>0,6313</w:t>
+            </w:r>
+          </w:p>
+        </w:tc>
+        <w:tc>
+          <w:tcPr>
+            <w:tcW w:type="dxa" w:w="1586"/>
+          </w:tcPr>
+          <w:p>
+            <w:r>
+              <w:rPr>
+                <w:sz w:val="18"/>
+              </w:rPr>
+              <w:t>0,6308</w:t>
+            </w:r>
+          </w:p>
+        </w:tc>
+        <w:tc>
+          <w:tcPr>
+            <w:tcW w:type="dxa" w:w="1586"/>
+          </w:tcPr>
+          <w:p>
+            <w:r>
+              <w:rPr>
+                <w:sz w:val="18"/>
+              </w:rPr>
+              <w:t>0,6321</w:t>
+            </w:r>
+          </w:p>
+        </w:tc>
+        <w:tc>
+          <w:tcPr>
+            <w:tcW w:type="dxa" w:w="1586"/>
+          </w:tcPr>
+          <w:p>
+            <w:r>
+              <w:rPr>
+                <w:sz w:val="18"/>
+              </w:rPr>
+              <w:t>0,6314</w:t>
+            </w:r>
+          </w:p>
+        </w:tc>
+        <w:tc>
+          <w:tcPr>
+            <w:tcW w:type="dxa" w:w="1586"/>
+          </w:tcPr>
+          <w:p>
+            <w:r>
+              <w:rPr>
+                <w:sz w:val="18"/>
+              </w:rPr>
+              <w:t>0,6312</w:t>
             </w:r>
           </w:p>
         </w:tc>
       </w:tr>
     </w:tbl>
     <w:p>
+      <w:pPr>
+        <w:jc w:val="center"/>
+      </w:pPr>
       <w:r>
-        <w:t>Cả ba bài toán đều cho kết quả tốt nhất với Random Forest. Đây là lý do Random Forest được chọn cho toàn bộ quy trình về sau. Random Forest cũng phù hợp vì: không cần chuẩn hóa dữ liệu (mô hình dựa trên cây), nắm được quan hệ phi tuyến giữa các chỉ số, ổn định trước nhiễu, và cung cấp sẵn độ quan trọng đặc trưng (feature importance) cùng khả năng giải thích bằng SHAP.</w:t>
+        <w:rPr>
+          <w:i/>
+          <w:color w:val="606060"/>
+          <w:sz w:val="18"/>
+        </w:rPr>
+        <w:t>Bảng 2.2 — So sánh baseline (Tim mạch).</w:t>
       </w:r>
     </w:p>
     <w:p>
-      <w:pPr>
-        <w:pStyle w:val="Heading3"/>
-      </w:pPr>
-      <w:bookmarkStart w:id="9" w:name="_Toc241412495"/>
       <w:r>
-        <w:t>2.2.2. Tune model</w:t>
-      </w:r>
-      <w:bookmarkEnd w:id="9"/>
-    </w:p>
-    <w:p>
-      <w:r>
-        <w:t>Random Forest của từng bài toán được tinh chỉnh bằng GridSearchCV với scoring="f1". Bảng dưới tóm tắt không gian tìm kiếm và bộ siêu tham số tốt nhất.</w:t>
+        <w:t>Đái tháo đường (154 mẫu kiểm thử):</w:t>
       </w:r>
     </w:p>
     <w:tbl>
       <w:tblPr>
         <w:tblStyle w:val="LightGrid-Accent1"/>
-        <w:tblW w:w="0" w:type="auto"/>
-        <w:tblLook w:val="04A0" w:firstRow="1" w:lastRow="0" w:firstColumn="1" w:lastColumn="0" w:noHBand="0" w:noVBand="1"/>
+        <w:tblW w:type="auto" w:w="0"/>
+        <w:tblLook w:firstColumn="1" w:firstRow="1" w:lastColumn="0" w:lastRow="0" w:noHBand="0" w:noVBand="1" w:val="04A0"/>
       </w:tblPr>
       <w:tblGrid>
-        <w:gridCol w:w="1981"/>
-        <w:gridCol w:w="2098"/>
-        <w:gridCol w:w="3083"/>
-        <w:gridCol w:w="2573"/>
+        <w:gridCol w:w="1586"/>
+        <w:gridCol w:w="1586"/>
+        <w:gridCol w:w="1586"/>
+        <w:gridCol w:w="1586"/>
+        <w:gridCol w:w="1586"/>
+        <w:gridCol w:w="1586"/>
       </w:tblGrid>
       <w:tr>
-        <w:trPr>
-          <w:cnfStyle w:val="100000000000" w:firstRow="1" w:lastRow="0" w:firstColumn="0" w:lastColumn="0" w:oddVBand="0" w:evenVBand="0" w:oddHBand="0" w:evenHBand="0" w:firstRowFirstColumn="0" w:firstRowLastColumn="0" w:lastRowFirstColumn="0" w:lastRowLastColumn="0"/>
-        </w:trPr>
-        <w:tc>
-          <w:tcPr>
-            <w:cnfStyle w:val="001000000000" w:firstRow="0" w:lastRow="0" w:firstColumn="1" w:lastColumn="0" w:oddVBand="0" w:evenVBand="0" w:oddHBand="0" w:evenHBand="0" w:firstRowFirstColumn="0" w:firstRowLastColumn="0" w:lastRowFirstColumn="0" w:lastRowLastColumn="0"/>
-            <w:tcW w:w="2380" w:type="dxa"/>
-          </w:tcPr>
-          <w:p>
-            <w:r>
-              <w:t>Bệnh</w:t>
-            </w:r>
-          </w:p>
-        </w:tc>
-        <w:tc>
-          <w:tcPr>
-            <w:tcW w:w="2380" w:type="dxa"/>
-          </w:tcPr>
-          <w:p>
-            <w:pPr>
-              <w:cnfStyle w:val="100000000000" w:firstRow="1" w:lastRow="0" w:firstColumn="0" w:lastColumn="0" w:oddVBand="0" w:evenVBand="0" w:oddHBand="0" w:evenHBand="0" w:firstRowFirstColumn="0" w:firstRowLastColumn="0" w:lastRowFirstColumn="0" w:lastRowLastColumn="0"/>
-            </w:pPr>
-            <w:r>
-              <w:t>CV</w:t>
-            </w:r>
-          </w:p>
-        </w:tc>
-        <w:tc>
-          <w:tcPr>
-            <w:tcW w:w="2380" w:type="dxa"/>
-          </w:tcPr>
-          <w:p>
-            <w:pPr>
-              <w:cnfStyle w:val="100000000000" w:firstRow="1" w:lastRow="0" w:firstColumn="0" w:lastColumn="0" w:oddVBand="0" w:evenVBand="0" w:oddHBand="0" w:evenHBand="0" w:firstRowFirstColumn="0" w:firstRowLastColumn="0" w:lastRowFirstColumn="0" w:lastRowLastColumn="0"/>
-            </w:pPr>
-            <w:r>
-              <w:t>Không gian tìm kiếm (rút gọn)</w:t>
-            </w:r>
-          </w:p>
-        </w:tc>
-        <w:tc>
-          <w:tcPr>
-            <w:tcW w:w="2380" w:type="dxa"/>
-          </w:tcPr>
-          <w:p>
-            <w:pPr>
-              <w:cnfStyle w:val="100000000000" w:firstRow="1" w:lastRow="0" w:firstColumn="0" w:lastColumn="0" w:oddVBand="0" w:evenVBand="0" w:oddHBand="0" w:evenHBand="0" w:firstRowFirstColumn="0" w:firstRowLastColumn="0" w:lastRowFirstColumn="0" w:lastRowLastColumn="0"/>
-            </w:pPr>
-            <w:r>
-              <w:t>Siêu tham số tốt nhất</w:t>
+        <w:tc>
+          <w:tcPr>
+            <w:tcW w:type="dxa" w:w="1586"/>
+          </w:tcPr>
+          <w:p>
+            <w:r>
+              <w:rPr>
+                <w:b/>
+                <w:sz w:val="18"/>
+              </w:rPr>
+              <w:t>Model</w:t>
+            </w:r>
+          </w:p>
+        </w:tc>
+        <w:tc>
+          <w:tcPr>
+            <w:tcW w:type="dxa" w:w="1586"/>
+          </w:tcPr>
+          <w:p>
+            <w:r>
+              <w:rPr>
+                <w:b/>
+                <w:sz w:val="18"/>
+              </w:rPr>
+              <w:t>Accuracy</w:t>
+            </w:r>
+          </w:p>
+        </w:tc>
+        <w:tc>
+          <w:tcPr>
+            <w:tcW w:type="dxa" w:w="1586"/>
+          </w:tcPr>
+          <w:p>
+            <w:r>
+              <w:rPr>
+                <w:b/>
+                <w:sz w:val="18"/>
+              </w:rPr>
+              <w:t>Precision</w:t>
+            </w:r>
+          </w:p>
+        </w:tc>
+        <w:tc>
+          <w:tcPr>
+            <w:tcW w:type="dxa" w:w="1586"/>
+          </w:tcPr>
+          <w:p>
+            <w:r>
+              <w:rPr>
+                <w:b/>
+                <w:sz w:val="18"/>
+              </w:rPr>
+              <w:t>Recall</w:t>
+            </w:r>
+          </w:p>
+        </w:tc>
+        <w:tc>
+          <w:tcPr>
+            <w:tcW w:type="dxa" w:w="1586"/>
+          </w:tcPr>
+          <w:p>
+            <w:r>
+              <w:rPr>
+                <w:b/>
+                <w:sz w:val="18"/>
+              </w:rPr>
+              <w:t>F1</w:t>
+            </w:r>
+          </w:p>
+        </w:tc>
+        <w:tc>
+          <w:tcPr>
+            <w:tcW w:type="dxa" w:w="1586"/>
+          </w:tcPr>
+          <w:p>
+            <w:r>
+              <w:rPr>
+                <w:b/>
+                <w:sz w:val="18"/>
+              </w:rPr>
+              <w:t>ROC-AUC</w:t>
             </w:r>
           </w:p>
         </w:tc>
       </w:tr>
       <w:tr>
-        <w:trPr>
-          <w:cnfStyle w:val="000000100000" w:firstRow="0" w:lastRow="0" w:firstColumn="0" w:lastColumn="0" w:oddVBand="0" w:evenVBand="0" w:oddHBand="1" w:evenHBand="0" w:firstRowFirstColumn="0" w:firstRowLastColumn="0" w:lastRowFirstColumn="0" w:lastRowLastColumn="0"/>
-        </w:trPr>
-        <w:tc>
-          <w:tcPr>
-            <w:cnfStyle w:val="001000000000" w:firstRow="0" w:lastRow="0" w:firstColumn="1" w:lastColumn="0" w:oddVBand="0" w:evenVBand="0" w:oddHBand="0" w:evenHBand="0" w:firstRowFirstColumn="0" w:firstRowLastColumn="0" w:lastRowFirstColumn="0" w:lastRowLastColumn="0"/>
-            <w:tcW w:w="2380" w:type="dxa"/>
-          </w:tcPr>
-          <w:p>
-            <w:r>
-              <w:t>Tim mạch</w:t>
-            </w:r>
-          </w:p>
-        </w:tc>
-        <w:tc>
-          <w:tcPr>
-            <w:tcW w:w="2380" w:type="dxa"/>
-          </w:tcPr>
-          <w:p>
-            <w:pPr>
-              <w:cnfStyle w:val="000000100000" w:firstRow="0" w:lastRow="0" w:firstColumn="0" w:lastColumn="0" w:oddVBand="0" w:evenVBand="0" w:oddHBand="1" w:evenHBand="0" w:firstRowFirstColumn="0" w:firstRowLastColumn="0" w:lastRowFirstColumn="0" w:lastRowLastColumn="0"/>
-            </w:pPr>
-            <w:r>
-              <w:t>3-fold</w:t>
-            </w:r>
-          </w:p>
-        </w:tc>
-        <w:tc>
-          <w:tcPr>
-            <w:tcW w:w="2380" w:type="dxa"/>
-          </w:tcPr>
-          <w:p>
-            <w:pPr>
-              <w:cnfStyle w:val="000000100000" w:firstRow="0" w:lastRow="0" w:firstColumn="0" w:lastColumn="0" w:oddVBand="0" w:evenVBand="0" w:oddHBand="1" w:evenHBand="0" w:firstRowFirstColumn="0" w:firstRowLastColumn="0" w:lastRowFirstColumn="0" w:lastRowLastColumn="0"/>
-            </w:pPr>
-            <w:r>
-              <w:t>n_estimators[100,200], max_depth[8,10,None], min_samples_split[2,5], min_samples_leaf[1,2], max_features[sqrt]</w:t>
-            </w:r>
-          </w:p>
-        </w:tc>
-        <w:tc>
-          <w:tcPr>
-            <w:tcW w:w="2380" w:type="dxa"/>
-          </w:tcPr>
-          <w:p>
-            <w:pPr>
-              <w:cnfStyle w:val="000000100000" w:firstRow="0" w:lastRow="0" w:firstColumn="0" w:lastColumn="0" w:oddVBand="0" w:evenVBand="0" w:oddHBand="1" w:evenHBand="0" w:firstRowFirstColumn="0" w:firstRowLastColumn="0" w:lastRowFirstColumn="0" w:lastRowLastColumn="0"/>
-            </w:pPr>
-            <w:r>
-              <w:t>n_estimators=200, max_depth=10, min_samples_split=5, min_samples_leaf=2, max_features=sqrt</w:t>
+        <w:tc>
+          <w:tcPr>
+            <w:tcW w:type="dxa" w:w="1586"/>
+          </w:tcPr>
+          <w:p>
+            <w:r>
+              <w:rPr>
+                <w:sz w:val="18"/>
+              </w:rPr>
+              <w:t>Random Forest (chọn)</w:t>
+            </w:r>
+          </w:p>
+        </w:tc>
+        <w:tc>
+          <w:tcPr>
+            <w:tcW w:type="dxa" w:w="1586"/>
+          </w:tcPr>
+          <w:p>
+            <w:r>
+              <w:rPr>
+                <w:sz w:val="18"/>
+              </w:rPr>
+              <w:t>0,8117</w:t>
+            </w:r>
+          </w:p>
+        </w:tc>
+        <w:tc>
+          <w:tcPr>
+            <w:tcW w:type="dxa" w:w="1586"/>
+          </w:tcPr>
+          <w:p>
+            <w:r>
+              <w:rPr>
+                <w:sz w:val="18"/>
+              </w:rPr>
+              <w:t>0,7273</w:t>
+            </w:r>
+          </w:p>
+        </w:tc>
+        <w:tc>
+          <w:tcPr>
+            <w:tcW w:type="dxa" w:w="1586"/>
+          </w:tcPr>
+          <w:p>
+            <w:r>
+              <w:rPr>
+                <w:sz w:val="18"/>
+              </w:rPr>
+              <w:t>0,7407</w:t>
+            </w:r>
+          </w:p>
+        </w:tc>
+        <w:tc>
+          <w:tcPr>
+            <w:tcW w:type="dxa" w:w="1586"/>
+          </w:tcPr>
+          <w:p>
+            <w:r>
+              <w:rPr>
+                <w:sz w:val="18"/>
+              </w:rPr>
+              <w:t>0,7339</w:t>
+            </w:r>
+          </w:p>
+        </w:tc>
+        <w:tc>
+          <w:tcPr>
+            <w:tcW w:type="dxa" w:w="1586"/>
+          </w:tcPr>
+          <w:p>
+            <w:r>
+              <w:rPr>
+                <w:sz w:val="18"/>
+              </w:rPr>
+              <w:t>0,8751</w:t>
             </w:r>
           </w:p>
         </w:tc>
       </w:tr>
       <w:tr>
-        <w:trPr>
-          <w:cnfStyle w:val="000000010000" w:firstRow="0" w:lastRow="0" w:firstColumn="0" w:lastColumn="0" w:oddVBand="0" w:evenVBand="0" w:oddHBand="0" w:evenHBand="1" w:firstRowFirstColumn="0" w:firstRowLastColumn="0" w:lastRowFirstColumn="0" w:lastRowLastColumn="0"/>
-        </w:trPr>
-        <w:tc>
-          <w:tcPr>
-            <w:cnfStyle w:val="001000000000" w:firstRow="0" w:lastRow="0" w:firstColumn="1" w:lastColumn="0" w:oddVBand="0" w:evenVBand="0" w:oddHBand="0" w:evenHBand="0" w:firstRowFirstColumn="0" w:firstRowLastColumn="0" w:lastRowFirstColumn="0" w:lastRowLastColumn="0"/>
-            <w:tcW w:w="2380" w:type="dxa"/>
-          </w:tcPr>
-          <w:p>
-            <w:r>
-              <w:t>Đái tháo đường</w:t>
-            </w:r>
-          </w:p>
-        </w:tc>
-        <w:tc>
-          <w:tcPr>
-            <w:tcW w:w="2380" w:type="dxa"/>
-          </w:tcPr>
-          <w:p>
-            <w:pPr>
-              <w:cnfStyle w:val="000000010000" w:firstRow="0" w:lastRow="0" w:firstColumn="0" w:lastColumn="0" w:oddVBand="0" w:evenVBand="0" w:oddHBand="0" w:evenHBand="1" w:firstRowFirstColumn="0" w:firstRowLastColumn="0" w:lastRowFirstColumn="0" w:lastRowLastColumn="0"/>
-            </w:pPr>
-            <w:r>
-              <w:t>5-fold (Stratified)</w:t>
-            </w:r>
-          </w:p>
-        </w:tc>
-        <w:tc>
-          <w:tcPr>
-            <w:tcW w:w="2380" w:type="dxa"/>
-          </w:tcPr>
-          <w:p>
-            <w:pPr>
-              <w:cnfStyle w:val="000000010000" w:firstRow="0" w:lastRow="0" w:firstColumn="0" w:lastColumn="0" w:oddVBand="0" w:evenVBand="0" w:oddHBand="0" w:evenHBand="1" w:firstRowFirstColumn="0" w:firstRowLastColumn="0" w:lastRowFirstColumn="0" w:lastRowLastColumn="0"/>
-            </w:pPr>
-            <w:r>
-              <w:t>n_estimators[100,200,300], max_depth[None,5,10,15], min_samples_split[2,5,10], min_samples_leaf[1,2,4], max_features[sqrt,log2]</w:t>
-            </w:r>
-          </w:p>
-        </w:tc>
-        <w:tc>
-          <w:tcPr>
-            <w:tcW w:w="2380" w:type="dxa"/>
-          </w:tcPr>
-          <w:p>
-            <w:pPr>
-              <w:cnfStyle w:val="000000010000" w:firstRow="0" w:lastRow="0" w:firstColumn="0" w:lastColumn="0" w:oddVBand="0" w:evenVBand="0" w:oddHBand="0" w:evenHBand="1" w:firstRowFirstColumn="0" w:firstRowLastColumn="0" w:lastRowFirstColumn="0" w:lastRowLastColumn="0"/>
-            </w:pPr>
-            <w:r>
-              <w:t>n_estimators=300, max_depth=10, max_features=log2, min_samples_leaf=4, min_samples_split=10</w:t>
+        <w:tc>
+          <w:tcPr>
+            <w:tcW w:type="dxa" w:w="1586"/>
+          </w:tcPr>
+          <w:p>
+            <w:r>
+              <w:rPr>
+                <w:sz w:val="18"/>
+              </w:rPr>
+              <w:t>Decision Tree</w:t>
+            </w:r>
+          </w:p>
+        </w:tc>
+        <w:tc>
+          <w:tcPr>
+            <w:tcW w:type="dxa" w:w="1586"/>
+          </w:tcPr>
+          <w:p>
+            <w:r>
+              <w:rPr>
+                <w:sz w:val="18"/>
+              </w:rPr>
+              <w:t>0,7727</w:t>
+            </w:r>
+          </w:p>
+        </w:tc>
+        <w:tc>
+          <w:tcPr>
+            <w:tcW w:type="dxa" w:w="1586"/>
+          </w:tcPr>
+          <w:p>
+            <w:r>
+              <w:rPr>
+                <w:sz w:val="18"/>
+              </w:rPr>
+              <w:t>0,6727</w:t>
+            </w:r>
+          </w:p>
+        </w:tc>
+        <w:tc>
+          <w:tcPr>
+            <w:tcW w:type="dxa" w:w="1586"/>
+          </w:tcPr>
+          <w:p>
+            <w:r>
+              <w:rPr>
+                <w:sz w:val="18"/>
+              </w:rPr>
+              <w:t>0,6852</w:t>
+            </w:r>
+          </w:p>
+        </w:tc>
+        <w:tc>
+          <w:tcPr>
+            <w:tcW w:type="dxa" w:w="1586"/>
+          </w:tcPr>
+          <w:p>
+            <w:r>
+              <w:rPr>
+                <w:sz w:val="18"/>
+              </w:rPr>
+              <w:t>0,6789</w:t>
+            </w:r>
+          </w:p>
+        </w:tc>
+        <w:tc>
+          <w:tcPr>
+            <w:tcW w:type="dxa" w:w="1586"/>
+          </w:tcPr>
+          <w:p>
+            <w:r>
+              <w:rPr>
+                <w:sz w:val="18"/>
+              </w:rPr>
+              <w:t>0,7526</w:t>
             </w:r>
           </w:p>
         </w:tc>
       </w:tr>
       <w:tr>
-        <w:trPr>
-          <w:cnfStyle w:val="000000100000" w:firstRow="0" w:lastRow="0" w:firstColumn="0" w:lastColumn="0" w:oddVBand="0" w:evenVBand="0" w:oddHBand="1" w:evenHBand="0" w:firstRowFirstColumn="0" w:firstRowLastColumn="0" w:lastRowFirstColumn="0" w:lastRowLastColumn="0"/>
-        </w:trPr>
-        <w:tc>
-          <w:tcPr>
-            <w:cnfStyle w:val="001000000000" w:firstRow="0" w:lastRow="0" w:firstColumn="1" w:lastColumn="0" w:oddVBand="0" w:evenVBand="0" w:oddHBand="0" w:evenHBand="0" w:firstRowFirstColumn="0" w:firstRowLastColumn="0" w:lastRowFirstColumn="0" w:lastRowLastColumn="0"/>
-            <w:tcW w:w="2380" w:type="dxa"/>
-          </w:tcPr>
-          <w:p>
-            <w:r>
-              <w:t>Tăng huyết áp</w:t>
-            </w:r>
-          </w:p>
-        </w:tc>
-        <w:tc>
-          <w:tcPr>
-            <w:tcW w:w="2380" w:type="dxa"/>
-          </w:tcPr>
-          <w:p>
-            <w:pPr>
-              <w:cnfStyle w:val="000000100000" w:firstRow="0" w:lastRow="0" w:firstColumn="0" w:lastColumn="0" w:oddVBand="0" w:evenVBand="0" w:oddHBand="1" w:evenHBand="0" w:firstRowFirstColumn="0" w:firstRowLastColumn="0" w:lastRowFirstColumn="0" w:lastRowLastColumn="0"/>
-            </w:pPr>
-            <w:r>
-              <w:t>5-fold</w:t>
-            </w:r>
-          </w:p>
-        </w:tc>
-        <w:tc>
-          <w:tcPr>
-            <w:tcW w:w="2380" w:type="dxa"/>
-          </w:tcPr>
-          <w:p>
-            <w:pPr>
-              <w:cnfStyle w:val="000000100000" w:firstRow="0" w:lastRow="0" w:firstColumn="0" w:lastColumn="0" w:oddVBand="0" w:evenVBand="0" w:oddHBand="1" w:evenHBand="0" w:firstRowFirstColumn="0" w:firstRowLastColumn="0" w:lastRowFirstColumn="0" w:lastRowLastColumn="0"/>
-            </w:pPr>
-            <w:r>
-              <w:t>n_estimators[100,200,300], max_depth[None,10,20], min_samples_split[2,5,10], min_samples_leaf[1,2,4], max_features[sqrt,log2]</w:t>
-            </w:r>
-          </w:p>
-        </w:tc>
-        <w:tc>
-          <w:tcPr>
-            <w:tcW w:w="2380" w:type="dxa"/>
-          </w:tcPr>
-          <w:p>
-            <w:pPr>
-              <w:cnfStyle w:val="000000100000" w:firstRow="0" w:lastRow="0" w:firstColumn="0" w:lastColumn="0" w:oddVBand="0" w:evenVBand="0" w:oddHBand="1" w:evenHBand="0" w:firstRowFirstColumn="0" w:firstRowLastColumn="0" w:lastRowFirstColumn="0" w:lastRowLastColumn="0"/>
-            </w:pPr>
-            <w:r>
-              <w:t>n_estimators=200, max_depth=10, max_features=sqrt, min_samples_leaf=1, min_samples_split=5</w:t>
+        <w:tc>
+          <w:tcPr>
+            <w:tcW w:type="dxa" w:w="1586"/>
+          </w:tcPr>
+          <w:p>
+            <w:r>
+              <w:rPr>
+                <w:sz w:val="18"/>
+              </w:rPr>
+              <w:t>KNN</w:t>
+            </w:r>
+          </w:p>
+        </w:tc>
+        <w:tc>
+          <w:tcPr>
+            <w:tcW w:type="dxa" w:w="1586"/>
+          </w:tcPr>
+          <w:p>
+            <w:r>
+              <w:rPr>
+                <w:sz w:val="18"/>
+              </w:rPr>
+              <w:t>0,7532</w:t>
+            </w:r>
+          </w:p>
+        </w:tc>
+        <w:tc>
+          <w:tcPr>
+            <w:tcW w:type="dxa" w:w="1586"/>
+          </w:tcPr>
+          <w:p>
+            <w:r>
+              <w:rPr>
+                <w:sz w:val="18"/>
+              </w:rPr>
+              <w:t>0,6481</w:t>
+            </w:r>
+          </w:p>
+        </w:tc>
+        <w:tc>
+          <w:tcPr>
+            <w:tcW w:type="dxa" w:w="1586"/>
+          </w:tcPr>
+          <w:p>
+            <w:r>
+              <w:rPr>
+                <w:sz w:val="18"/>
+              </w:rPr>
+              <w:t>0,6481</w:t>
+            </w:r>
+          </w:p>
+        </w:tc>
+        <w:tc>
+          <w:tcPr>
+            <w:tcW w:type="dxa" w:w="1586"/>
+          </w:tcPr>
+          <w:p>
+            <w:r>
+              <w:rPr>
+                <w:sz w:val="18"/>
+              </w:rPr>
+              <w:t>0,6481</w:t>
+            </w:r>
+          </w:p>
+        </w:tc>
+        <w:tc>
+          <w:tcPr>
+            <w:tcW w:type="dxa" w:w="1586"/>
+          </w:tcPr>
+          <w:p>
+            <w:r>
+              <w:rPr>
+                <w:sz w:val="18"/>
+              </w:rPr>
+              <w:t>0,8127</w:t>
+            </w:r>
+          </w:p>
+        </w:tc>
+      </w:tr>
+      <w:tr>
+        <w:tc>
+          <w:tcPr>
+            <w:tcW w:type="dxa" w:w="1586"/>
+          </w:tcPr>
+          <w:p>
+            <w:r>
+              <w:rPr>
+                <w:sz w:val="18"/>
+              </w:rPr>
+              <w:t>SVM</w:t>
+            </w:r>
+          </w:p>
+        </w:tc>
+        <w:tc>
+          <w:tcPr>
+            <w:tcW w:type="dxa" w:w="1586"/>
+          </w:tcPr>
+          <w:p>
+            <w:r>
+              <w:rPr>
+                <w:sz w:val="18"/>
+              </w:rPr>
+              <w:t>0,7403</w:t>
+            </w:r>
+          </w:p>
+        </w:tc>
+        <w:tc>
+          <w:tcPr>
+            <w:tcW w:type="dxa" w:w="1586"/>
+          </w:tcPr>
+          <w:p>
+            <w:r>
+              <w:rPr>
+                <w:sz w:val="18"/>
+              </w:rPr>
+              <w:t>0,6346</w:t>
+            </w:r>
+          </w:p>
+        </w:tc>
+        <w:tc>
+          <w:tcPr>
+            <w:tcW w:type="dxa" w:w="1586"/>
+          </w:tcPr>
+          <w:p>
+            <w:r>
+              <w:rPr>
+                <w:sz w:val="18"/>
+              </w:rPr>
+              <w:t>0,6111</w:t>
+            </w:r>
+          </w:p>
+        </w:tc>
+        <w:tc>
+          <w:tcPr>
+            <w:tcW w:type="dxa" w:w="1586"/>
+          </w:tcPr>
+          <w:p>
+            <w:r>
+              <w:rPr>
+                <w:sz w:val="18"/>
+              </w:rPr>
+              <w:t>0,6226</w:t>
+            </w:r>
+          </w:p>
+        </w:tc>
+        <w:tc>
+          <w:tcPr>
+            <w:tcW w:type="dxa" w:w="1586"/>
+          </w:tcPr>
+          <w:p>
+            <w:r>
+              <w:rPr>
+                <w:sz w:val="18"/>
+              </w:rPr>
+              <w:t>0,8031</w:t>
+            </w:r>
+          </w:p>
+        </w:tc>
+      </w:tr>
+      <w:tr>
+        <w:tc>
+          <w:tcPr>
+            <w:tcW w:type="dxa" w:w="1586"/>
+          </w:tcPr>
+          <w:p>
+            <w:r>
+              <w:rPr>
+                <w:sz w:val="18"/>
+              </w:rPr>
+              <w:t>Logistic Regression</w:t>
+            </w:r>
+          </w:p>
+        </w:tc>
+        <w:tc>
+          <w:tcPr>
+            <w:tcW w:type="dxa" w:w="1586"/>
+          </w:tcPr>
+          <w:p>
+            <w:r>
+              <w:rPr>
+                <w:sz w:val="18"/>
+              </w:rPr>
+              <w:t>0,7013</w:t>
+            </w:r>
+          </w:p>
+        </w:tc>
+        <w:tc>
+          <w:tcPr>
+            <w:tcW w:type="dxa" w:w="1586"/>
+          </w:tcPr>
+          <w:p>
+            <w:r>
+              <w:rPr>
+                <w:sz w:val="18"/>
+              </w:rPr>
+              <w:t>0,5833</w:t>
+            </w:r>
+          </w:p>
+        </w:tc>
+        <w:tc>
+          <w:tcPr>
+            <w:tcW w:type="dxa" w:w="1586"/>
+          </w:tcPr>
+          <w:p>
+            <w:r>
+              <w:rPr>
+                <w:sz w:val="18"/>
+              </w:rPr>
+              <w:t>0,5185</w:t>
+            </w:r>
+          </w:p>
+        </w:tc>
+        <w:tc>
+          <w:tcPr>
+            <w:tcW w:type="dxa" w:w="1586"/>
+          </w:tcPr>
+          <w:p>
+            <w:r>
+              <w:rPr>
+                <w:sz w:val="18"/>
+              </w:rPr>
+              <w:t>0,5490</w:t>
+            </w:r>
+          </w:p>
+        </w:tc>
+        <w:tc>
+          <w:tcPr>
+            <w:tcW w:type="dxa" w:w="1586"/>
+          </w:tcPr>
+          <w:p>
+            <w:r>
+              <w:rPr>
+                <w:sz w:val="18"/>
+              </w:rPr>
+              <w:t>0,8176</w:t>
             </w:r>
           </w:p>
         </w:tc>
       </w:tr>
     </w:tbl>
     <w:p>
+      <w:pPr>
+        <w:jc w:val="center"/>
+      </w:pPr>
       <w:r>
-        <w:lastRenderedPageBreak/>
-        <w:t>Lưu ý: với mô hình Đái tháo đường, bộ siêu tham số tốt nhất tìm được từ GridSearch chưa được áp cho mô hình triển khai — mô hình cuối hiện dùng cấu hình mặc định (n_estimators=100). Đây là điểm cần đồng bộ lại ở lần cải tiến sau.</w:t>
+        <w:rPr>
+          <w:i/>
+          <w:color w:val="606060"/>
+          <w:sz w:val="18"/>
+        </w:rPr>
+        <w:t>Bảng 2.3 — So sánh baseline (Đái tháo đường).</w:t>
       </w:r>
     </w:p>
     <w:p>
-      <w:pPr>
-        <w:pStyle w:val="Heading3"/>
-      </w:pPr>
-      <w:bookmarkStart w:id="10" w:name="_Toc241412496"/>
       <w:r>
-        <w:t>2.2.3. Đánh giá final model</w:t>
-      </w:r>
-      <w:bookmarkEnd w:id="10"/>
-    </w:p>
-    <w:p>
-      <w:r>
-        <w:t>Mỗi bài toán chọn NGƯỠNG QUYẾT ĐỊNH riêng thay vì mặc định 0,5, ưu tiên Recall để giảm bỏ sót ca bệnh: Tim mạch 0,40; Đái tháo đường và Tăng huyết áp 0,35. Mô hình cuối được lưu ra .pkl kèm ngưỡng và danh sách đặc trưng. Số liệu dưới đây được đánh giá trực tiếp trên tập kiểm thử giữ lại, từ chính các mô hình đã lưu.</w:t>
+        <w:t>Tăng huyết áp (848 mẫu kiểm thử):</w:t>
       </w:r>
     </w:p>
     <w:tbl>
       <w:tblPr>
         <w:tblStyle w:val="LightGrid-Accent1"/>
-        <w:tblW w:w="0" w:type="auto"/>
-        <w:tblLook w:val="04A0" w:firstRow="1" w:lastRow="0" w:firstColumn="1" w:lastColumn="0" w:noHBand="0" w:noVBand="1"/>
+        <w:tblW w:type="auto" w:w="0"/>
+        <w:tblLook w:firstColumn="1" w:firstRow="1" w:lastColumn="0" w:lastRow="0" w:noHBand="0" w:noVBand="1" w:val="04A0"/>
       </w:tblPr>
       <w:tblGrid>
-        <w:gridCol w:w="1360"/>
-        <w:gridCol w:w="1360"/>
-        <w:gridCol w:w="1360"/>
-        <w:gridCol w:w="1360"/>
-        <w:gridCol w:w="1360"/>
-        <w:gridCol w:w="1360"/>
-        <w:gridCol w:w="1360"/>
+        <w:gridCol w:w="1586"/>
+        <w:gridCol w:w="1586"/>
+        <w:gridCol w:w="1586"/>
+        <w:gridCol w:w="1586"/>
+        <w:gridCol w:w="1586"/>
+        <w:gridCol w:w="1586"/>
       </w:tblGrid>
       <w:tr>
-        <w:trPr>
-          <w:cnfStyle w:val="100000000000" w:firstRow="1" w:lastRow="0" w:firstColumn="0" w:lastColumn="0" w:oddVBand="0" w:evenVBand="0" w:oddHBand="0" w:evenHBand="0" w:firstRowFirstColumn="0" w:firstRowLastColumn="0" w:lastRowFirstColumn="0" w:lastRowLastColumn="0"/>
-        </w:trPr>
-        <w:tc>
-          <w:tcPr>
-            <w:cnfStyle w:val="001000000000" w:firstRow="0" w:lastRow="0" w:firstColumn="1" w:lastColumn="0" w:oddVBand="0" w:evenVBand="0" w:oddHBand="0" w:evenHBand="0" w:firstRowFirstColumn="0" w:firstRowLastColumn="0" w:lastRowFirstColumn="0" w:lastRowLastColumn="0"/>
-            <w:tcW w:w="1360" w:type="dxa"/>
-          </w:tcPr>
-          <w:p>
-            <w:r>
-              <w:t>Mô hình</w:t>
-            </w:r>
-          </w:p>
-        </w:tc>
-        <w:tc>
-          <w:tcPr>
-            <w:tcW w:w="1360" w:type="dxa"/>
-          </w:tcPr>
-          <w:p>
-            <w:pPr>
-              <w:cnfStyle w:val="100000000000" w:firstRow="1" w:lastRow="0" w:firstColumn="0" w:lastColumn="0" w:oddVBand="0" w:evenVBand="0" w:oddHBand="0" w:evenHBand="0" w:firstRowFirstColumn="0" w:firstRowLastColumn="0" w:lastRowFirstColumn="0" w:lastRowLastColumn="0"/>
-            </w:pPr>
-            <w:r>
-              <w:t>Ngưỡng</w:t>
-            </w:r>
-          </w:p>
-        </w:tc>
-        <w:tc>
-          <w:tcPr>
-            <w:tcW w:w="1360" w:type="dxa"/>
-          </w:tcPr>
-          <w:p>
-            <w:pPr>
-              <w:cnfStyle w:val="100000000000" w:firstRow="1" w:lastRow="0" w:firstColumn="0" w:lastColumn="0" w:oddVBand="0" w:evenVBand="0" w:oddHBand="0" w:evenHBand="0" w:firstRowFirstColumn="0" w:firstRowLastColumn="0" w:lastRowFirstColumn="0" w:lastRowLastColumn="0"/>
-            </w:pPr>
-            <w:r>
+        <w:tc>
+          <w:tcPr>
+            <w:tcW w:type="dxa" w:w="1586"/>
+          </w:tcPr>
+          <w:p>
+            <w:r>
+              <w:rPr>
+                <w:b/>
+                <w:sz w:val="18"/>
+              </w:rPr>
+              <w:t>Model</w:t>
+            </w:r>
+          </w:p>
+        </w:tc>
+        <w:tc>
+          <w:tcPr>
+            <w:tcW w:type="dxa" w:w="1586"/>
+          </w:tcPr>
+          <w:p>
+            <w:r>
+              <w:rPr>
+                <w:b/>
+                <w:sz w:val="18"/>
+              </w:rPr>
               <w:t>Accuracy</w:t>
             </w:r>
           </w:p>
         </w:tc>
         <w:tc>
           <w:tcPr>
-            <w:tcW w:w="1360" w:type="dxa"/>
-          </w:tcPr>
-          <w:p>
-            <w:pPr>
-              <w:cnfStyle w:val="100000000000" w:firstRow="1" w:lastRow="0" w:firstColumn="0" w:lastColumn="0" w:oddVBand="0" w:evenVBand="0" w:oddHBand="0" w:evenHBand="0" w:firstRowFirstColumn="0" w:firstRowLastColumn="0" w:lastRowFirstColumn="0" w:lastRowLastColumn="0"/>
-            </w:pPr>
-            <w:r>
+            <w:tcW w:type="dxa" w:w="1586"/>
+          </w:tcPr>
+          <w:p>
+            <w:r>
+              <w:rPr>
+                <w:b/>
+                <w:sz w:val="18"/>
+              </w:rPr>
               <w:t>Precision</w:t>
             </w:r>
           </w:p>
         </w:tc>
         <w:tc>
           <w:tcPr>
-            <w:tcW w:w="1360" w:type="dxa"/>
-          </w:tcPr>
-          <w:p>
-            <w:pPr>
-              <w:cnfStyle w:val="100000000000" w:firstRow="1" w:lastRow="0" w:firstColumn="0" w:lastColumn="0" w:oddVBand="0" w:evenVBand="0" w:oddHBand="0" w:evenHBand="0" w:firstRowFirstColumn="0" w:firstRowLastColumn="0" w:lastRowFirstColumn="0" w:lastRowLastColumn="0"/>
-            </w:pPr>
-            <w:r>
+            <w:tcW w:type="dxa" w:w="1586"/>
+          </w:tcPr>
+          <w:p>
+            <w:r>
+              <w:rPr>
+                <w:b/>
+                <w:sz w:val="18"/>
+              </w:rPr>
               <w:t>Recall</w:t>
             </w:r>
           </w:p>
         </w:tc>
         <w:tc>
           <w:tcPr>
-            <w:tcW w:w="1360" w:type="dxa"/>
-          </w:tcPr>
-          <w:p>
-            <w:pPr>
-              <w:cnfStyle w:val="100000000000" w:firstRow="1" w:lastRow="0" w:firstColumn="0" w:lastColumn="0" w:oddVBand="0" w:evenVBand="0" w:oddHBand="0" w:evenHBand="0" w:firstRowFirstColumn="0" w:firstRowLastColumn="0" w:lastRowFirstColumn="0" w:lastRowLastColumn="0"/>
-            </w:pPr>
-            <w:r>
+            <w:tcW w:type="dxa" w:w="1586"/>
+          </w:tcPr>
+          <w:p>
+            <w:r>
+              <w:rPr>
+                <w:b/>
+                <w:sz w:val="18"/>
+              </w:rPr>
               <w:t>F1</w:t>
             </w:r>
           </w:p>
         </w:tc>
         <w:tc>
           <w:tcPr>
-            <w:tcW w:w="1360" w:type="dxa"/>
-          </w:tcPr>
-          <w:p>
-            <w:pPr>
-              <w:cnfStyle w:val="100000000000" w:firstRow="1" w:lastRow="0" w:firstColumn="0" w:lastColumn="0" w:oddVBand="0" w:evenVBand="0" w:oddHBand="0" w:evenHBand="0" w:firstRowFirstColumn="0" w:firstRowLastColumn="0" w:lastRowFirstColumn="0" w:lastRowLastColumn="0"/>
-            </w:pPr>
-            <w:r>
+            <w:tcW w:type="dxa" w:w="1586"/>
+          </w:tcPr>
+          <w:p>
+            <w:r>
+              <w:rPr>
+                <w:b/>
+                <w:sz w:val="18"/>
+              </w:rPr>
               <w:t>ROC-AUC</w:t>
             </w:r>
           </w:p>
         </w:tc>
       </w:tr>
       <w:tr>
-        <w:trPr>
-          <w:cnfStyle w:val="000000100000" w:firstRow="0" w:lastRow="0" w:firstColumn="0" w:lastColumn="0" w:oddVBand="0" w:evenVBand="0" w:oddHBand="1" w:evenHBand="0" w:firstRowFirstColumn="0" w:firstRowLastColumn="0" w:lastRowFirstColumn="0" w:lastRowLastColumn="0"/>
-        </w:trPr>
-        <w:tc>
-          <w:tcPr>
-            <w:cnfStyle w:val="001000000000" w:firstRow="0" w:lastRow="0" w:firstColumn="1" w:lastColumn="0" w:oddVBand="0" w:evenVBand="0" w:oddHBand="0" w:evenHBand="0" w:firstRowFirstColumn="0" w:firstRowLastColumn="0" w:lastRowFirstColumn="0" w:lastRowLastColumn="0"/>
-            <w:tcW w:w="1360" w:type="dxa"/>
-          </w:tcPr>
-          <w:p>
-            <w:r>
-              <w:t>Tim mạch</w:t>
-            </w:r>
-          </w:p>
-        </w:tc>
-        <w:tc>
-          <w:tcPr>
-            <w:tcW w:w="1360" w:type="dxa"/>
-          </w:tcPr>
-          <w:p>
-            <w:pPr>
-              <w:cnfStyle w:val="000000100000" w:firstRow="0" w:lastRow="0" w:firstColumn="0" w:lastColumn="0" w:oddVBand="0" w:evenVBand="0" w:oddHBand="1" w:evenHBand="0" w:firstRowFirstColumn="0" w:firstRowLastColumn="0" w:lastRowFirstColumn="0" w:lastRowLastColumn="0"/>
-            </w:pPr>
-            <w:r>
-              <w:t>0,40</w:t>
-            </w:r>
-          </w:p>
-        </w:tc>
-        <w:tc>
-          <w:tcPr>
-            <w:tcW w:w="1360" w:type="dxa"/>
-          </w:tcPr>
-          <w:p>
-            <w:pPr>
-              <w:cnfStyle w:val="000000100000" w:firstRow="0" w:lastRow="0" w:firstColumn="0" w:lastColumn="0" w:oddVBand="0" w:evenVBand="0" w:oddHBand="1" w:evenHBand="0" w:firstRowFirstColumn="0" w:firstRowLastColumn="0" w:lastRowFirstColumn="0" w:lastRowLastColumn="0"/>
-            </w:pPr>
-            <w:r>
-              <w:t>0,722</w:t>
-            </w:r>
-          </w:p>
-        </w:tc>
-        <w:tc>
-          <w:tcPr>
-            <w:tcW w:w="1360" w:type="dxa"/>
-          </w:tcPr>
-          <w:p>
-            <w:pPr>
-              <w:cnfStyle w:val="000000100000" w:firstRow="0" w:lastRow="0" w:firstColumn="0" w:lastColumn="0" w:oddVBand="0" w:evenVBand="0" w:oddHBand="1" w:evenHBand="0" w:firstRowFirstColumn="0" w:firstRowLastColumn="0" w:lastRowFirstColumn="0" w:lastRowLastColumn="0"/>
-            </w:pPr>
-            <w:r>
-              <w:t>0,696</w:t>
-            </w:r>
-          </w:p>
-        </w:tc>
-        <w:tc>
-          <w:tcPr>
-            <w:tcW w:w="1360" w:type="dxa"/>
-          </w:tcPr>
-          <w:p>
-            <w:pPr>
-              <w:cnfStyle w:val="000000100000" w:firstRow="0" w:lastRow="0" w:firstColumn="0" w:lastColumn="0" w:oddVBand="0" w:evenVBand="0" w:oddHBand="1" w:evenHBand="0" w:firstRowFirstColumn="0" w:firstRowLastColumn="0" w:lastRowFirstColumn="0" w:lastRowLastColumn="0"/>
-            </w:pPr>
-            <w:r>
-              <w:t>0,786</w:t>
-            </w:r>
-          </w:p>
-        </w:tc>
-        <w:tc>
-          <w:tcPr>
-            <w:tcW w:w="1360" w:type="dxa"/>
-          </w:tcPr>
-          <w:p>
-            <w:pPr>
-              <w:cnfStyle w:val="000000100000" w:firstRow="0" w:lastRow="0" w:firstColumn="0" w:lastColumn="0" w:oddVBand="0" w:evenVBand="0" w:oddHBand="1" w:evenHBand="0" w:firstRowFirstColumn="0" w:firstRowLastColumn="0" w:lastRowFirstColumn="0" w:lastRowLastColumn="0"/>
-            </w:pPr>
-            <w:r>
-              <w:t>0,739</w:t>
-            </w:r>
-          </w:p>
-        </w:tc>
-        <w:tc>
-          <w:tcPr>
-            <w:tcW w:w="1360" w:type="dxa"/>
-          </w:tcPr>
-          <w:p>
-            <w:pPr>
-              <w:cnfStyle w:val="000000100000" w:firstRow="0" w:lastRow="0" w:firstColumn="0" w:lastColumn="0" w:oddVBand="0" w:evenVBand="0" w:oddHBand="1" w:evenHBand="0" w:firstRowFirstColumn="0" w:firstRowLastColumn="0" w:lastRowFirstColumn="0" w:lastRowLastColumn="0"/>
-            </w:pPr>
-            <w:r>
-              <w:t>0,799</w:t>
+        <w:tc>
+          <w:tcPr>
+            <w:tcW w:type="dxa" w:w="1586"/>
+          </w:tcPr>
+          <w:p>
+            <w:r>
+              <w:rPr>
+                <w:sz w:val="18"/>
+              </w:rPr>
+              <w:t>Random Forest (chọn)</w:t>
+            </w:r>
+          </w:p>
+        </w:tc>
+        <w:tc>
+          <w:tcPr>
+            <w:tcW w:type="dxa" w:w="1586"/>
+          </w:tcPr>
+          <w:p>
+            <w:r>
+              <w:rPr>
+                <w:sz w:val="18"/>
+              </w:rPr>
+              <w:t>0,8856</w:t>
+            </w:r>
+          </w:p>
+        </w:tc>
+        <w:tc>
+          <w:tcPr>
+            <w:tcW w:type="dxa" w:w="1586"/>
+          </w:tcPr>
+          <w:p>
+            <w:r>
+              <w:rPr>
+                <w:sz w:val="18"/>
+              </w:rPr>
+              <w:t>0,8007</w:t>
+            </w:r>
+          </w:p>
+        </w:tc>
+        <w:tc>
+          <w:tcPr>
+            <w:tcW w:type="dxa" w:w="1586"/>
+          </w:tcPr>
+          <w:p>
+            <w:r>
+              <w:rPr>
+                <w:sz w:val="18"/>
+              </w:rPr>
+              <w:t>0,8403</w:t>
+            </w:r>
+          </w:p>
+        </w:tc>
+        <w:tc>
+          <w:tcPr>
+            <w:tcW w:type="dxa" w:w="1586"/>
+          </w:tcPr>
+          <w:p>
+            <w:r>
+              <w:rPr>
+                <w:sz w:val="18"/>
+              </w:rPr>
+              <w:t>0,8200</w:t>
+            </w:r>
+          </w:p>
+        </w:tc>
+        <w:tc>
+          <w:tcPr>
+            <w:tcW w:type="dxa" w:w="1586"/>
+          </w:tcPr>
+          <w:p>
+            <w:r>
+              <w:rPr>
+                <w:sz w:val="18"/>
+              </w:rPr>
+              <w:t>0,9489</w:t>
             </w:r>
           </w:p>
         </w:tc>
       </w:tr>
       <w:tr>
-        <w:trPr>
-          <w:cnfStyle w:val="000000010000" w:firstRow="0" w:lastRow="0" w:firstColumn="0" w:lastColumn="0" w:oddVBand="0" w:evenVBand="0" w:oddHBand="0" w:evenHBand="1" w:firstRowFirstColumn="0" w:firstRowLastColumn="0" w:lastRowFirstColumn="0" w:lastRowLastColumn="0"/>
-        </w:trPr>
-        <w:tc>
-          <w:tcPr>
-            <w:cnfStyle w:val="001000000000" w:firstRow="0" w:lastRow="0" w:firstColumn="1" w:lastColumn="0" w:oddVBand="0" w:evenVBand="0" w:oddHBand="0" w:evenHBand="0" w:firstRowFirstColumn="0" w:firstRowLastColumn="0" w:lastRowFirstColumn="0" w:lastRowLastColumn="0"/>
-            <w:tcW w:w="1360" w:type="dxa"/>
-          </w:tcPr>
-          <w:p>
-            <w:r>
-              <w:t>Đái tháo đường</w:t>
-            </w:r>
-          </w:p>
-        </w:tc>
-        <w:tc>
-          <w:tcPr>
-            <w:tcW w:w="1360" w:type="dxa"/>
-          </w:tcPr>
-          <w:p>
-            <w:pPr>
-              <w:cnfStyle w:val="000000010000" w:firstRow="0" w:lastRow="0" w:firstColumn="0" w:lastColumn="0" w:oddVBand="0" w:evenVBand="0" w:oddHBand="0" w:evenHBand="1" w:firstRowFirstColumn="0" w:firstRowLastColumn="0" w:lastRowFirstColumn="0" w:lastRowLastColumn="0"/>
-            </w:pPr>
-            <w:r>
-              <w:t>0,35</w:t>
-            </w:r>
-          </w:p>
-        </w:tc>
-        <w:tc>
-          <w:tcPr>
-            <w:tcW w:w="1360" w:type="dxa"/>
-          </w:tcPr>
-          <w:p>
-            <w:pPr>
-              <w:cnfStyle w:val="000000010000" w:firstRow="0" w:lastRow="0" w:firstColumn="0" w:lastColumn="0" w:oddVBand="0" w:evenVBand="0" w:oddHBand="0" w:evenHBand="1" w:firstRowFirstColumn="0" w:firstRowLastColumn="0" w:lastRowFirstColumn="0" w:lastRowLastColumn="0"/>
-            </w:pPr>
-            <w:r>
-              <w:t>0,786</w:t>
-            </w:r>
-          </w:p>
-        </w:tc>
-        <w:tc>
-          <w:tcPr>
-            <w:tcW w:w="1360" w:type="dxa"/>
-          </w:tcPr>
-          <w:p>
-            <w:pPr>
-              <w:cnfStyle w:val="000000010000" w:firstRow="0" w:lastRow="0" w:firstColumn="0" w:lastColumn="0" w:oddVBand="0" w:evenVBand="0" w:oddHBand="0" w:evenHBand="1" w:firstRowFirstColumn="0" w:firstRowLastColumn="0" w:lastRowFirstColumn="0" w:lastRowLastColumn="0"/>
-            </w:pPr>
-            <w:r>
-              <w:t>0,648</w:t>
-            </w:r>
-          </w:p>
-        </w:tc>
-        <w:tc>
-          <w:tcPr>
-            <w:tcW w:w="1360" w:type="dxa"/>
-          </w:tcPr>
-          <w:p>
-            <w:pPr>
-              <w:cnfStyle w:val="000000010000" w:firstRow="0" w:lastRow="0" w:firstColumn="0" w:lastColumn="0" w:oddVBand="0" w:evenVBand="0" w:oddHBand="0" w:evenHBand="1" w:firstRowFirstColumn="0" w:firstRowLastColumn="0" w:lastRowFirstColumn="0" w:lastRowLastColumn="0"/>
-            </w:pPr>
-            <w:r>
-              <w:t>0,852</w:t>
-            </w:r>
-          </w:p>
-        </w:tc>
-        <w:tc>
-          <w:tcPr>
-            <w:tcW w:w="1360" w:type="dxa"/>
-          </w:tcPr>
-          <w:p>
-            <w:pPr>
-              <w:cnfStyle w:val="000000010000" w:firstRow="0" w:lastRow="0" w:firstColumn="0" w:lastColumn="0" w:oddVBand="0" w:evenVBand="0" w:oddHBand="0" w:evenHBand="1" w:firstRowFirstColumn="0" w:firstRowLastColumn="0" w:lastRowFirstColumn="0" w:lastRowLastColumn="0"/>
-            </w:pPr>
-            <w:r>
-              <w:t>0,736</w:t>
-            </w:r>
-          </w:p>
-        </w:tc>
-        <w:tc>
-          <w:tcPr>
-            <w:tcW w:w="1360" w:type="dxa"/>
-          </w:tcPr>
-          <w:p>
-            <w:pPr>
-              <w:cnfStyle w:val="000000010000" w:firstRow="0" w:lastRow="0" w:firstColumn="0" w:lastColumn="0" w:oddVBand="0" w:evenVBand="0" w:oddHBand="0" w:evenHBand="1" w:firstRowFirstColumn="0" w:firstRowLastColumn="0" w:lastRowFirstColumn="0" w:lastRowLastColumn="0"/>
-            </w:pPr>
-            <w:r>
-              <w:t>0,875 *</w:t>
+        <w:tc>
+          <w:tcPr>
+            <w:tcW w:type="dxa" w:w="1586"/>
+          </w:tcPr>
+          <w:p>
+            <w:r>
+              <w:rPr>
+                <w:sz w:val="18"/>
+              </w:rPr>
+              <w:t>Logistic Regression</w:t>
+            </w:r>
+          </w:p>
+        </w:tc>
+        <w:tc>
+          <w:tcPr>
+            <w:tcW w:type="dxa" w:w="1586"/>
+          </w:tcPr>
+          <w:p>
+            <w:r>
+              <w:rPr>
+                <w:sz w:val="18"/>
+              </w:rPr>
+              <w:t>0,8785</w:t>
+            </w:r>
+          </w:p>
+        </w:tc>
+        <w:tc>
+          <w:tcPr>
+            <w:tcW w:type="dxa" w:w="1586"/>
+          </w:tcPr>
+          <w:p>
+            <w:r>
+              <w:rPr>
+                <w:sz w:val="18"/>
+              </w:rPr>
+              <w:t>0,8279</w:t>
+            </w:r>
+          </w:p>
+        </w:tc>
+        <w:tc>
+          <w:tcPr>
+            <w:tcW w:type="dxa" w:w="1586"/>
+          </w:tcPr>
+          <w:p>
+            <w:r>
+              <w:rPr>
+                <w:sz w:val="18"/>
+              </w:rPr>
+              <w:t>0,7681</w:t>
+            </w:r>
+          </w:p>
+        </w:tc>
+        <w:tc>
+          <w:tcPr>
+            <w:tcW w:type="dxa" w:w="1586"/>
+          </w:tcPr>
+          <w:p>
+            <w:r>
+              <w:rPr>
+                <w:sz w:val="18"/>
+              </w:rPr>
+              <w:t>0,7968</w:t>
+            </w:r>
+          </w:p>
+        </w:tc>
+        <w:tc>
+          <w:tcPr>
+            <w:tcW w:type="dxa" w:w="1586"/>
+          </w:tcPr>
+          <w:p>
+            <w:r>
+              <w:rPr>
+                <w:sz w:val="18"/>
+              </w:rPr>
+              <w:t>0,9505</w:t>
             </w:r>
           </w:p>
         </w:tc>
       </w:tr>
       <w:tr>
-        <w:trPr>
-          <w:cnfStyle w:val="000000100000" w:firstRow="0" w:lastRow="0" w:firstColumn="0" w:lastColumn="0" w:oddVBand="0" w:evenVBand="0" w:oddHBand="1" w:evenHBand="0" w:firstRowFirstColumn="0" w:firstRowLastColumn="0" w:lastRowFirstColumn="0" w:lastRowLastColumn="0"/>
-        </w:trPr>
-        <w:tc>
-          <w:tcPr>
-            <w:cnfStyle w:val="001000000000" w:firstRow="0" w:lastRow="0" w:firstColumn="1" w:lastColumn="0" w:oddVBand="0" w:evenVBand="0" w:oddHBand="0" w:evenHBand="0" w:firstRowFirstColumn="0" w:firstRowLastColumn="0" w:lastRowFirstColumn="0" w:lastRowLastColumn="0"/>
-            <w:tcW w:w="1360" w:type="dxa"/>
-          </w:tcPr>
-          <w:p>
-            <w:r>
-              <w:t>Tăng huyết áp</w:t>
-            </w:r>
-          </w:p>
-        </w:tc>
-        <w:tc>
-          <w:tcPr>
-            <w:tcW w:w="1360" w:type="dxa"/>
-          </w:tcPr>
-          <w:p>
-            <w:pPr>
-              <w:cnfStyle w:val="000000100000" w:firstRow="0" w:lastRow="0" w:firstColumn="0" w:lastColumn="0" w:oddVBand="0" w:evenVBand="0" w:oddHBand="1" w:evenHBand="0" w:firstRowFirstColumn="0" w:firstRowLastColumn="0" w:lastRowFirstColumn="0" w:lastRowLastColumn="0"/>
-            </w:pPr>
-            <w:r>
-              <w:t>0,35</w:t>
-            </w:r>
-          </w:p>
-        </w:tc>
-        <w:tc>
-          <w:tcPr>
-            <w:tcW w:w="1360" w:type="dxa"/>
-          </w:tcPr>
-          <w:p>
-            <w:pPr>
-              <w:cnfStyle w:val="000000100000" w:firstRow="0" w:lastRow="0" w:firstColumn="0" w:lastColumn="0" w:oddVBand="0" w:evenVBand="0" w:oddHBand="1" w:evenHBand="0" w:firstRowFirstColumn="0" w:firstRowLastColumn="0" w:lastRowFirstColumn="0" w:lastRowLastColumn="0"/>
-            </w:pPr>
-            <w:r>
-              <w:t>0,900</w:t>
-            </w:r>
-          </w:p>
-        </w:tc>
-        <w:tc>
-          <w:tcPr>
-            <w:tcW w:w="1360" w:type="dxa"/>
-          </w:tcPr>
-          <w:p>
-            <w:pPr>
-              <w:cnfStyle w:val="000000100000" w:firstRow="0" w:lastRow="0" w:firstColumn="0" w:lastColumn="0" w:oddVBand="0" w:evenVBand="0" w:oddHBand="1" w:evenHBand="0" w:firstRowFirstColumn="0" w:firstRowLastColumn="0" w:lastRowFirstColumn="0" w:lastRowLastColumn="0"/>
-            </w:pPr>
-            <w:r>
-              <w:t>0,789</w:t>
-            </w:r>
-          </w:p>
-        </w:tc>
-        <w:tc>
-          <w:tcPr>
-            <w:tcW w:w="1360" w:type="dxa"/>
-          </w:tcPr>
-          <w:p>
-            <w:pPr>
-              <w:cnfStyle w:val="000000100000" w:firstRow="0" w:lastRow="0" w:firstColumn="0" w:lastColumn="0" w:oddVBand="0" w:evenVBand="0" w:oddHBand="1" w:evenHBand="0" w:firstRowFirstColumn="0" w:firstRowLastColumn="0" w:lastRowFirstColumn="0" w:lastRowLastColumn="0"/>
-            </w:pPr>
-            <w:r>
-              <w:t>0,924</w:t>
-            </w:r>
-          </w:p>
-        </w:tc>
-        <w:tc>
-          <w:tcPr>
-            <w:tcW w:w="1360" w:type="dxa"/>
-          </w:tcPr>
-          <w:p>
-            <w:pPr>
-              <w:cnfStyle w:val="000000100000" w:firstRow="0" w:lastRow="0" w:firstColumn="0" w:lastColumn="0" w:oddVBand="0" w:evenVBand="0" w:oddHBand="1" w:evenHBand="0" w:firstRowFirstColumn="0" w:firstRowLastColumn="0" w:lastRowFirstColumn="0" w:lastRowLastColumn="0"/>
-            </w:pPr>
-            <w:r>
-              <w:t>0,851</w:t>
-            </w:r>
-          </w:p>
-        </w:tc>
-        <w:tc>
-          <w:tcPr>
-            <w:tcW w:w="1360" w:type="dxa"/>
-          </w:tcPr>
-          <w:p>
-            <w:pPr>
-              <w:cnfStyle w:val="000000100000" w:firstRow="0" w:lastRow="0" w:firstColumn="0" w:lastColumn="0" w:oddVBand="0" w:evenVBand="0" w:oddHBand="1" w:evenHBand="0" w:firstRowFirstColumn="0" w:firstRowLastColumn="0" w:lastRowFirstColumn="0" w:lastRowLastColumn="0"/>
-            </w:pPr>
-            <w:r>
-              <w:t>0,954</w:t>
+        <w:tc>
+          <w:tcPr>
+            <w:tcW w:type="dxa" w:w="1586"/>
+          </w:tcPr>
+          <w:p>
+            <w:r>
+              <w:rPr>
+                <w:sz w:val="18"/>
+              </w:rPr>
+              <w:t>SVM</w:t>
+            </w:r>
+          </w:p>
+        </w:tc>
+        <w:tc>
+          <w:tcPr>
+            <w:tcW w:type="dxa" w:w="1586"/>
+          </w:tcPr>
+          <w:p>
+            <w:r>
+              <w:rPr>
+                <w:sz w:val="18"/>
+              </w:rPr>
+              <w:t>0,8715</w:t>
+            </w:r>
+          </w:p>
+        </w:tc>
+        <w:tc>
+          <w:tcPr>
+            <w:tcW w:type="dxa" w:w="1586"/>
+          </w:tcPr>
+          <w:p>
+            <w:r>
+              <w:rPr>
+                <w:sz w:val="18"/>
+              </w:rPr>
+              <w:t>0,8291</w:t>
+            </w:r>
+          </w:p>
+        </w:tc>
+        <w:tc>
+          <w:tcPr>
+            <w:tcW w:type="dxa" w:w="1586"/>
+          </w:tcPr>
+          <w:p>
+            <w:r>
+              <w:rPr>
+                <w:sz w:val="18"/>
+              </w:rPr>
+              <w:t>0,7376</w:t>
+            </w:r>
+          </w:p>
+        </w:tc>
+        <w:tc>
+          <w:tcPr>
+            <w:tcW w:type="dxa" w:w="1586"/>
+          </w:tcPr>
+          <w:p>
+            <w:r>
+              <w:rPr>
+                <w:sz w:val="18"/>
+              </w:rPr>
+              <w:t>0,7807</w:t>
+            </w:r>
+          </w:p>
+        </w:tc>
+        <w:tc>
+          <w:tcPr>
+            <w:tcW w:type="dxa" w:w="1586"/>
+          </w:tcPr>
+          <w:p>
+            <w:r>
+              <w:rPr>
+                <w:sz w:val="18"/>
+              </w:rPr>
+              <w:t>0,9473</w:t>
+            </w:r>
+          </w:p>
+        </w:tc>
+      </w:tr>
+      <w:tr>
+        <w:tc>
+          <w:tcPr>
+            <w:tcW w:type="dxa" w:w="1586"/>
+          </w:tcPr>
+          <w:p>
+            <w:r>
+              <w:rPr>
+                <w:sz w:val="18"/>
+              </w:rPr>
+              <w:t>KNN</w:t>
+            </w:r>
+          </w:p>
+        </w:tc>
+        <w:tc>
+          <w:tcPr>
+            <w:tcW w:type="dxa" w:w="1586"/>
+          </w:tcPr>
+          <w:p>
+            <w:r>
+              <w:rPr>
+                <w:sz w:val="18"/>
+              </w:rPr>
+              <w:t>0,8538</w:t>
+            </w:r>
+          </w:p>
+        </w:tc>
+        <w:tc>
+          <w:tcPr>
+            <w:tcW w:type="dxa" w:w="1586"/>
+          </w:tcPr>
+          <w:p>
+            <w:r>
+              <w:rPr>
+                <w:sz w:val="18"/>
+              </w:rPr>
+              <w:t>0,7884</w:t>
+            </w:r>
+          </w:p>
+        </w:tc>
+        <w:tc>
+          <w:tcPr>
+            <w:tcW w:type="dxa" w:w="1586"/>
+          </w:tcPr>
+          <w:p>
+            <w:r>
+              <w:rPr>
+                <w:sz w:val="18"/>
+              </w:rPr>
+              <w:t>0,7224</w:t>
+            </w:r>
+          </w:p>
+        </w:tc>
+        <w:tc>
+          <w:tcPr>
+            <w:tcW w:type="dxa" w:w="1586"/>
+          </w:tcPr>
+          <w:p>
+            <w:r>
+              <w:rPr>
+                <w:sz w:val="18"/>
+              </w:rPr>
+              <w:t>0,7540</w:t>
+            </w:r>
+          </w:p>
+        </w:tc>
+        <w:tc>
+          <w:tcPr>
+            <w:tcW w:type="dxa" w:w="1586"/>
+          </w:tcPr>
+          <w:p>
+            <w:r>
+              <w:rPr>
+                <w:sz w:val="18"/>
+              </w:rPr>
+              <w:t>0,9022</w:t>
+            </w:r>
+          </w:p>
+        </w:tc>
+      </w:tr>
+      <w:tr>
+        <w:tc>
+          <w:tcPr>
+            <w:tcW w:type="dxa" w:w="1586"/>
+          </w:tcPr>
+          <w:p>
+            <w:r>
+              <w:rPr>
+                <w:sz w:val="18"/>
+              </w:rPr>
+              <w:t>Decision Tree</w:t>
+            </w:r>
+          </w:p>
+        </w:tc>
+        <w:tc>
+          <w:tcPr>
+            <w:tcW w:type="dxa" w:w="1586"/>
+          </w:tcPr>
+          <w:p>
+            <w:r>
+              <w:rPr>
+                <w:sz w:val="18"/>
+              </w:rPr>
+              <w:t>0,8455</w:t>
+            </w:r>
+          </w:p>
+        </w:tc>
+        <w:tc>
+          <w:tcPr>
+            <w:tcW w:type="dxa" w:w="1586"/>
+          </w:tcPr>
+          <w:p>
+            <w:r>
+              <w:rPr>
+                <w:sz w:val="18"/>
+              </w:rPr>
+              <w:t>0,7426</w:t>
+            </w:r>
+          </w:p>
+        </w:tc>
+        <w:tc>
+          <w:tcPr>
+            <w:tcW w:type="dxa" w:w="1586"/>
+          </w:tcPr>
+          <w:p>
+            <w:r>
+              <w:rPr>
+                <w:sz w:val="18"/>
+              </w:rPr>
+              <w:t>0,7681</w:t>
+            </w:r>
+          </w:p>
+        </w:tc>
+        <w:tc>
+          <w:tcPr>
+            <w:tcW w:type="dxa" w:w="1586"/>
+          </w:tcPr>
+          <w:p>
+            <w:r>
+              <w:rPr>
+                <w:sz w:val="18"/>
+              </w:rPr>
+              <w:t>0,7551</w:t>
+            </w:r>
+          </w:p>
+        </w:tc>
+        <w:tc>
+          <w:tcPr>
+            <w:tcW w:type="dxa" w:w="1586"/>
+          </w:tcPr>
+          <w:p>
+            <w:r>
+              <w:rPr>
+                <w:sz w:val="18"/>
+              </w:rPr>
+              <w:t>0,8242</w:t>
             </w:r>
           </w:p>
         </w:tc>
       </w:tr>
     </w:tbl>
     <w:p>
+      <w:pPr>
+        <w:jc w:val="center"/>
+      </w:pPr>
       <w:r>
-        <w:t>* AUC của mô hình Đái tháo đường chịu ảnh hưởng của rò rỉ nhãn (target leakage) trong dữ liệu gốc; khi xử lý đầy đủ, AUC thực tế ước tính khoảng 0,806.</w:t>
+        <w:rPr>
+          <w:i/>
+          <w:color w:val="606060"/>
+          <w:sz w:val="18"/>
+        </w:rPr>
+        <w:t>Bảng 2.4 — So sánh baseline (Tăng huyết áp). Logistic Regression có ROC-AUC nhỉnh hơn nhưng F1 thấp hơn nên Random Forest vẫn được chọn.</w:t>
       </w:r>
     </w:p>
     <w:p>
-      <w:pPr>
-        <w:pStyle w:val="Heading3"/>
-      </w:pPr>
-      <w:bookmarkStart w:id="11" w:name="_Toc241412497"/>
       <w:r>
-        <w:t>Nhận xét</w:t>
-      </w:r>
-      <w:bookmarkEnd w:id="11"/>
-    </w:p>
-    <w:p>
-      <w:pPr>
-        <w:pStyle w:val="ListBullet"/>
-      </w:pPr>
-      <w:r>
-        <w:t>Tăng huyết áp cho kết quả tốt nhất (ROC-AUC 0,954, F1 0,851).</w:t>
+        <w:t>Kết quả nhất quán: cả ba bài toán đều cho F1 cao nhất với Random Forest. Ngoài F1, Random Forest còn phù hợp vì: nắm được quan hệ phi tuyến giữa các chỉ số, không cần chuẩn hóa dữ liệu, ổn định trước nhiễu (nhờ tổng hợp nhiều cây quyết định — bagging), và cung cấp sẵn độ quan trọng đặc trưng cùng khả năng giải thích bằng SHAP. Đây là lý do Random Forest được chọn cho toàn bộ quy trình về sau.</w:t>
       </w:r>
     </w:p>
     <w:p>
       <w:pPr>
-        <w:pStyle w:val="ListBullet"/>
+        <w:pStyle w:val="Heading3"/>
       </w:pPr>
       <w:r>
-        <w:t>Đái tháo đường có Recall cao (0,852) nhưng Precision thấp (0,648) do hạ ngưỡng để ưu tiên phát hiện ca bệnh; bộ dữ liệu nhỏ (154 ca kiểm thử) nên sai số đánh giá lớn.</w:t>
+        <w:t>2.2.2. Tune model</w:t>
       </w:r>
     </w:p>
     <w:p>
-      <w:pPr>
-        <w:pStyle w:val="ListBullet"/>
-      </w:pPr>
       <w:r>
-        <w:t>Tim mạch có hiệu năng khiêm tốn nhất (ROC-AUC 0,799); phù hợp cho sàng lọc, chưa nên dùng cho quyết định lâm sàng.</w:t>
+        <w:t>Random Forest của từng bài toán được tinh chỉnh bằng GridSearchCV với tiêu chí F1. Đoạn code cấu hình tìm kiếm (diabetes dùng StratifiedKFold để giữ tỷ lệ lớp trong mỗi fold):</w:t>
       </w:r>
     </w:p>
     <w:p>
       <w:pPr>
-        <w:pStyle w:val="Heading2"/>
-      </w:pPr>
-      <w:bookmarkStart w:id="12" w:name="_Toc241412498"/>
+        <w:spacing w:before="80" w:after="160"/>
+        <w:ind w:left="432"/>
+        <w:shd w:val="clear" w:fill="F2F3F5"/>
+      </w:pPr>
       <w:r>
-        <w:t>2.3. Dựng app</w:t>
-      </w:r>
-      <w:bookmarkEnd w:id="12"/>
-    </w:p>
-    <w:p>
-      <w:r>
-        <w:t>Ứng dụng xây dựng bằng Streamlit, giao diện tiếng Việt, chạy cục bộ. Kiến trúc phân tầng: giao diện → tầng dự đoán (Prediction Layer) → công cụ phân mức (Decision Engine) → công cụ khuyến nghị (Recommendation Engine); dữ liệu lưu trong SQLite.</w:t>
+        <w:rPr>
+          <w:rFonts w:ascii="Consolas" w:hAnsi="Consolas"/>
+          <w:color w:val="1F2D3D"/>
+          <w:sz w:val="18"/>
+        </w:rPr>
+        <w:t>cv = StratifiedKFold(n_splits=5, shuffle=True, random_state=42)</w:t>
+        <w:br/>
+        <w:t>grid_search = GridSearchCV(</w:t>
+        <w:br/>
+        <w:t xml:space="preserve">    estimator=rf, param_grid=param_grid,</w:t>
+        <w:br/>
+        <w:t xml:space="preserve">    scoring="f1", cv=cv, n_jobs=-1)</w:t>
       </w:r>
     </w:p>
     <w:tbl>
       <w:tblPr>
         <w:tblStyle w:val="LightGrid-Accent1"/>
-        <w:tblW w:w="0" w:type="auto"/>
-        <w:tblLook w:val="04A0" w:firstRow="1" w:lastRow="0" w:firstColumn="1" w:lastColumn="0" w:noHBand="0" w:noVBand="1"/>
+        <w:tblW w:type="auto" w:w="0"/>
+        <w:tblLook w:firstColumn="1" w:firstRow="1" w:lastColumn="0" w:lastRow="0" w:noHBand="0" w:noVBand="1" w:val="04A0"/>
       </w:tblPr>
       <w:tblGrid>
-        <w:gridCol w:w="4759"/>
-        <w:gridCol w:w="4759"/>
+        <w:gridCol w:w="2380"/>
+        <w:gridCol w:w="2380"/>
+        <w:gridCol w:w="2380"/>
+        <w:gridCol w:w="2380"/>
       </w:tblGrid>
       <w:tr>
-        <w:trPr>
-          <w:cnfStyle w:val="100000000000" w:firstRow="1" w:lastRow="0" w:firstColumn="0" w:lastColumn="0" w:oddVBand="0" w:evenVBand="0" w:oddHBand="0" w:evenHBand="0" w:firstRowFirstColumn="0" w:firstRowLastColumn="0" w:lastRowFirstColumn="0" w:lastRowLastColumn="0"/>
-        </w:trPr>
-        <w:tc>
-          <w:tcPr>
-            <w:cnfStyle w:val="001000000000" w:firstRow="0" w:lastRow="0" w:firstColumn="1" w:lastColumn="0" w:oddVBand="0" w:evenVBand="0" w:oddHBand="0" w:evenHBand="0" w:firstRowFirstColumn="0" w:firstRowLastColumn="0" w:lastRowFirstColumn="0" w:lastRowLastColumn="0"/>
-            <w:tcW w:w="4759" w:type="dxa"/>
-          </w:tcPr>
-          <w:p>
-            <w:r>
-              <w:t>Tầng</w:t>
-            </w:r>
-          </w:p>
-        </w:tc>
-        <w:tc>
-          <w:tcPr>
-            <w:tcW w:w="4759" w:type="dxa"/>
-          </w:tcPr>
-          <w:p>
-            <w:pPr>
-              <w:cnfStyle w:val="100000000000" w:firstRow="1" w:lastRow="0" w:firstColumn="0" w:lastColumn="0" w:oddVBand="0" w:evenVBand="0" w:oddHBand="0" w:evenHBand="0" w:firstRowFirstColumn="0" w:firstRowLastColumn="0" w:lastRowFirstColumn="0" w:lastRowLastColumn="0"/>
-            </w:pPr>
-            <w:r>
-              <w:t>Vai trò</w:t>
+        <w:tc>
+          <w:tcPr>
+            <w:tcW w:type="dxa" w:w="2380"/>
+          </w:tcPr>
+          <w:p>
+            <w:r>
+              <w:rPr>
+                <w:b/>
+                <w:sz w:val="18"/>
+              </w:rPr>
+              <w:t>Bệnh</w:t>
+            </w:r>
+          </w:p>
+        </w:tc>
+        <w:tc>
+          <w:tcPr>
+            <w:tcW w:type="dxa" w:w="2380"/>
+          </w:tcPr>
+          <w:p>
+            <w:r>
+              <w:rPr>
+                <w:b/>
+                <w:sz w:val="18"/>
+              </w:rPr>
+              <w:t>CV</w:t>
+            </w:r>
+          </w:p>
+        </w:tc>
+        <w:tc>
+          <w:tcPr>
+            <w:tcW w:type="dxa" w:w="2380"/>
+          </w:tcPr>
+          <w:p>
+            <w:r>
+              <w:rPr>
+                <w:b/>
+                <w:sz w:val="18"/>
+              </w:rPr>
+              <w:t>Không gian tìm kiếm (rút gọn)</w:t>
+            </w:r>
+          </w:p>
+        </w:tc>
+        <w:tc>
+          <w:tcPr>
+            <w:tcW w:type="dxa" w:w="2380"/>
+          </w:tcPr>
+          <w:p>
+            <w:r>
+              <w:rPr>
+                <w:b/>
+                <w:sz w:val="18"/>
+              </w:rPr>
+              <w:t>Siêu tham số tốt nhất</w:t>
             </w:r>
           </w:p>
         </w:tc>
       </w:tr>
       <w:tr>
-        <w:trPr>
-          <w:cnfStyle w:val="000000100000" w:firstRow="0" w:lastRow="0" w:firstColumn="0" w:lastColumn="0" w:oddVBand="0" w:evenVBand="0" w:oddHBand="1" w:evenHBand="0" w:firstRowFirstColumn="0" w:firstRowLastColumn="0" w:lastRowFirstColumn="0" w:lastRowLastColumn="0"/>
-        </w:trPr>
-        <w:tc>
-          <w:tcPr>
-            <w:cnfStyle w:val="001000000000" w:firstRow="0" w:lastRow="0" w:firstColumn="1" w:lastColumn="0" w:oddVBand="0" w:evenVBand="0" w:oddHBand="0" w:evenHBand="0" w:firstRowFirstColumn="0" w:firstRowLastColumn="0" w:lastRowFirstColumn="0" w:lastRowLastColumn="0"/>
-            <w:tcW w:w="4759" w:type="dxa"/>
-          </w:tcPr>
-          <w:p>
-            <w:r>
-              <w:t>Giao diện (Streamlit)</w:t>
-            </w:r>
-          </w:p>
-        </w:tc>
-        <w:tc>
-          <w:tcPr>
-            <w:tcW w:w="4759" w:type="dxa"/>
-          </w:tcPr>
-          <w:p>
-            <w:pPr>
-              <w:cnfStyle w:val="000000100000" w:firstRow="0" w:lastRow="0" w:firstColumn="0" w:lastColumn="0" w:oddVBand="0" w:evenVBand="0" w:oddHBand="1" w:evenHBand="0" w:firstRowFirstColumn="0" w:firstRowLastColumn="0" w:lastRowFirstColumn="0" w:lastRowLastColumn="0"/>
-            </w:pPr>
-            <w:r>
-              <w:t>Nhập chỉ số qua biểu mẫu, hiển thị kết quả, quản lý hồ sơ &amp; lịch sử.</w:t>
+        <w:tc>
+          <w:tcPr>
+            <w:tcW w:type="dxa" w:w="2380"/>
+          </w:tcPr>
+          <w:p>
+            <w:r>
+              <w:rPr>
+                <w:sz w:val="18"/>
+              </w:rPr>
+              <w:t>Tim mạch</w:t>
+            </w:r>
+          </w:p>
+        </w:tc>
+        <w:tc>
+          <w:tcPr>
+            <w:tcW w:type="dxa" w:w="2380"/>
+          </w:tcPr>
+          <w:p>
+            <w:r>
+              <w:rPr>
+                <w:sz w:val="18"/>
+              </w:rPr>
+              <w:t>3-fold</w:t>
+            </w:r>
+          </w:p>
+        </w:tc>
+        <w:tc>
+          <w:tcPr>
+            <w:tcW w:type="dxa" w:w="2380"/>
+          </w:tcPr>
+          <w:p>
+            <w:r>
+              <w:rPr>
+                <w:sz w:val="18"/>
+              </w:rPr>
+              <w:t>n_estimators[100,200], max_depth[8,10,None], min_samples_split[2,5], min_samples_leaf[1,2], max_features[sqrt]</w:t>
+            </w:r>
+          </w:p>
+        </w:tc>
+        <w:tc>
+          <w:tcPr>
+            <w:tcW w:type="dxa" w:w="2380"/>
+          </w:tcPr>
+          <w:p>
+            <w:r>
+              <w:rPr>
+                <w:sz w:val="18"/>
+              </w:rPr>
+              <w:t>n_estimators=200, max_depth=10, split=5, leaf=2, max_features=sqrt</w:t>
             </w:r>
           </w:p>
         </w:tc>
       </w:tr>
       <w:tr>
-        <w:trPr>
-          <w:cnfStyle w:val="000000010000" w:firstRow="0" w:lastRow="0" w:firstColumn="0" w:lastColumn="0" w:oddVBand="0" w:evenVBand="0" w:oddHBand="0" w:evenHBand="1" w:firstRowFirstColumn="0" w:firstRowLastColumn="0" w:lastRowFirstColumn="0" w:lastRowLastColumn="0"/>
-        </w:trPr>
-        <w:tc>
-          <w:tcPr>
-            <w:cnfStyle w:val="001000000000" w:firstRow="0" w:lastRow="0" w:firstColumn="1" w:lastColumn="0" w:oddVBand="0" w:evenVBand="0" w:oddHBand="0" w:evenHBand="0" w:firstRowFirstColumn="0" w:firstRowLastColumn="0" w:lastRowFirstColumn="0" w:lastRowLastColumn="0"/>
-            <w:tcW w:w="4759" w:type="dxa"/>
-          </w:tcPr>
-          <w:p>
-            <w:r>
-              <w:t>Prediction Layer</w:t>
-            </w:r>
-          </w:p>
-        </w:tc>
-        <w:tc>
-          <w:tcPr>
-            <w:tcW w:w="4759" w:type="dxa"/>
-          </w:tcPr>
-          <w:p>
-            <w:pPr>
-              <w:cnfStyle w:val="000000010000" w:firstRow="0" w:lastRow="0" w:firstColumn="0" w:lastColumn="0" w:oddVBand="0" w:evenVBand="0" w:oddHBand="0" w:evenHBand="1" w:firstRowFirstColumn="0" w:firstRowLastColumn="0" w:lastRowFirstColumn="0" w:lastRowLastColumn="0"/>
-            </w:pPr>
-            <w:r>
-              <w:t>Nạp 3 mô hình + ngưỡng + scaler/imputer; áp đúng bước tiền xử lý cho dữ liệu nhập; trả xác suất từng bệnh.</w:t>
+        <w:tc>
+          <w:tcPr>
+            <w:tcW w:type="dxa" w:w="2380"/>
+          </w:tcPr>
+          <w:p>
+            <w:r>
+              <w:rPr>
+                <w:sz w:val="18"/>
+              </w:rPr>
+              <w:t>Đái tháo đường</w:t>
+            </w:r>
+          </w:p>
+        </w:tc>
+        <w:tc>
+          <w:tcPr>
+            <w:tcW w:type="dxa" w:w="2380"/>
+          </w:tcPr>
+          <w:p>
+            <w:r>
+              <w:rPr>
+                <w:sz w:val="18"/>
+              </w:rPr>
+              <w:t>5-fold (Stratified)</w:t>
+            </w:r>
+          </w:p>
+        </w:tc>
+        <w:tc>
+          <w:tcPr>
+            <w:tcW w:type="dxa" w:w="2380"/>
+          </w:tcPr>
+          <w:p>
+            <w:r>
+              <w:rPr>
+                <w:sz w:val="18"/>
+              </w:rPr>
+              <w:t>n_estimators[100,200,300], max_depth[None,5,10,15], split[2,5,10], leaf[1,2,4], max_features[sqrt,log2]</w:t>
+            </w:r>
+          </w:p>
+        </w:tc>
+        <w:tc>
+          <w:tcPr>
+            <w:tcW w:type="dxa" w:w="2380"/>
+          </w:tcPr>
+          <w:p>
+            <w:r>
+              <w:rPr>
+                <w:sz w:val="18"/>
+              </w:rPr>
+              <w:t>n_estimators=300, max_depth=10, max_features=log2, leaf=4, split=10</w:t>
             </w:r>
           </w:p>
         </w:tc>
       </w:tr>
       <w:tr>
-        <w:trPr>
-          <w:cnfStyle w:val="000000100000" w:firstRow="0" w:lastRow="0" w:firstColumn="0" w:lastColumn="0" w:oddVBand="0" w:evenVBand="0" w:oddHBand="1" w:evenHBand="0" w:firstRowFirstColumn="0" w:firstRowLastColumn="0" w:lastRowFirstColumn="0" w:lastRowLastColumn="0"/>
-        </w:trPr>
-        <w:tc>
-          <w:tcPr>
-            <w:cnfStyle w:val="001000000000" w:firstRow="0" w:lastRow="0" w:firstColumn="1" w:lastColumn="0" w:oddVBand="0" w:evenVBand="0" w:oddHBand="0" w:evenHBand="0" w:firstRowFirstColumn="0" w:firstRowLastColumn="0" w:lastRowFirstColumn="0" w:lastRowLastColumn="0"/>
-            <w:tcW w:w="4759" w:type="dxa"/>
-          </w:tcPr>
-          <w:p>
-            <w:r>
-              <w:t>Decision Engine</w:t>
-            </w:r>
-          </w:p>
-        </w:tc>
-        <w:tc>
-          <w:tcPr>
-            <w:tcW w:w="4759" w:type="dxa"/>
-          </w:tcPr>
-          <w:p>
-            <w:pPr>
-              <w:cnfStyle w:val="000000100000" w:firstRow="0" w:lastRow="0" w:firstColumn="0" w:lastColumn="0" w:oddVBand="0" w:evenVBand="0" w:oddHBand="1" w:evenHBand="0" w:firstRowFirstColumn="0" w:firstRowLastColumn="0" w:lastRowFirstColumn="0" w:lastRowLastColumn="0"/>
-            </w:pPr>
-            <w:r>
-              <w:t>Phân mức nguy cơ từng bệnh và tổng thể, xác định bệnh ưu tiên.</w:t>
-            </w:r>
-          </w:p>
-        </w:tc>
-      </w:tr>
-      <w:tr>
-        <w:trPr>
-          <w:cnfStyle w:val="000000010000" w:firstRow="0" w:lastRow="0" w:firstColumn="0" w:lastColumn="0" w:oddVBand="0" w:evenVBand="0" w:oddHBand="0" w:evenHBand="1" w:firstRowFirstColumn="0" w:firstRowLastColumn="0" w:lastRowFirstColumn="0" w:lastRowLastColumn="0"/>
-        </w:trPr>
-        <w:tc>
-          <w:tcPr>
-            <w:cnfStyle w:val="001000000000" w:firstRow="0" w:lastRow="0" w:firstColumn="1" w:lastColumn="0" w:oddVBand="0" w:evenVBand="0" w:oddHBand="0" w:evenHBand="0" w:firstRowFirstColumn="0" w:firstRowLastColumn="0" w:lastRowFirstColumn="0" w:lastRowLastColumn="0"/>
-            <w:tcW w:w="4759" w:type="dxa"/>
-          </w:tcPr>
-          <w:p>
-            <w:r>
-              <w:t>Recommendation Engine</w:t>
-            </w:r>
-          </w:p>
-        </w:tc>
-        <w:tc>
-          <w:tcPr>
-            <w:tcW w:w="4759" w:type="dxa"/>
-          </w:tcPr>
-          <w:p>
-            <w:pPr>
-              <w:cnfStyle w:val="000000010000" w:firstRow="0" w:lastRow="0" w:firstColumn="0" w:lastColumn="0" w:oddVBand="0" w:evenVBand="0" w:oddHBand="0" w:evenHBand="1" w:firstRowFirstColumn="0" w:firstRowLastColumn="0" w:lastRowFirstColumn="0" w:lastRowLastColumn="0"/>
-            </w:pPr>
-            <w:r>
-              <w:t xml:space="preserve">Sinh khuyến nghị theo luật (rule-based) </w:t>
-            </w:r>
-            <w:r>
-              <w:lastRenderedPageBreak/>
-              <w:t>theo bệnh và mức nguy cơ, kèm disclaimer.</w:t>
-            </w:r>
-          </w:p>
-        </w:tc>
-      </w:tr>
-      <w:tr>
-        <w:trPr>
-          <w:cnfStyle w:val="000000100000" w:firstRow="0" w:lastRow="0" w:firstColumn="0" w:lastColumn="0" w:oddVBand="0" w:evenVBand="0" w:oddHBand="1" w:evenHBand="0" w:firstRowFirstColumn="0" w:firstRowLastColumn="0" w:lastRowFirstColumn="0" w:lastRowLastColumn="0"/>
-        </w:trPr>
-        <w:tc>
-          <w:tcPr>
-            <w:cnfStyle w:val="001000000000" w:firstRow="0" w:lastRow="0" w:firstColumn="1" w:lastColumn="0" w:oddVBand="0" w:evenVBand="0" w:oddHBand="0" w:evenHBand="0" w:firstRowFirstColumn="0" w:firstRowLastColumn="0" w:lastRowFirstColumn="0" w:lastRowLastColumn="0"/>
-            <w:tcW w:w="4759" w:type="dxa"/>
-          </w:tcPr>
-          <w:p>
-            <w:r>
-              <w:lastRenderedPageBreak/>
-              <w:t>Storage (SQLite)</w:t>
-            </w:r>
-          </w:p>
-        </w:tc>
-        <w:tc>
-          <w:tcPr>
-            <w:tcW w:w="4759" w:type="dxa"/>
-          </w:tcPr>
-          <w:p>
-            <w:pPr>
-              <w:cnfStyle w:val="000000100000" w:firstRow="0" w:lastRow="0" w:firstColumn="0" w:lastColumn="0" w:oddVBand="0" w:evenVBand="0" w:oddHBand="1" w:evenHBand="0" w:firstRowFirstColumn="0" w:firstRowLastColumn="0" w:lastRowFirstColumn="0" w:lastRowLastColumn="0"/>
-            </w:pPr>
-            <w:r>
-              <w:t>Lưu hồ sơ bệnh nhân và các lần đo (2 bảng: patients, measurements).</w:t>
+        <w:tc>
+          <w:tcPr>
+            <w:tcW w:type="dxa" w:w="2380"/>
+          </w:tcPr>
+          <w:p>
+            <w:r>
+              <w:rPr>
+                <w:sz w:val="18"/>
+              </w:rPr>
+              <w:t>Tăng huyết áp</w:t>
+            </w:r>
+          </w:p>
+        </w:tc>
+        <w:tc>
+          <w:tcPr>
+            <w:tcW w:type="dxa" w:w="2380"/>
+          </w:tcPr>
+          <w:p>
+            <w:r>
+              <w:rPr>
+                <w:sz w:val="18"/>
+              </w:rPr>
+              <w:t>5-fold</w:t>
+            </w:r>
+          </w:p>
+        </w:tc>
+        <w:tc>
+          <w:tcPr>
+            <w:tcW w:type="dxa" w:w="2380"/>
+          </w:tcPr>
+          <w:p>
+            <w:r>
+              <w:rPr>
+                <w:sz w:val="18"/>
+              </w:rPr>
+              <w:t>n_estimators[100,200,300], max_depth[None,10,20], split[2,5,10], leaf[1,2,4], max_features[sqrt,log2]</w:t>
+            </w:r>
+          </w:p>
+        </w:tc>
+        <w:tc>
+          <w:tcPr>
+            <w:tcW w:type="dxa" w:w="2380"/>
+          </w:tcPr>
+          <w:p>
+            <w:r>
+              <w:rPr>
+                <w:sz w:val="18"/>
+              </w:rPr>
+              <w:t>n_estimators=200, max_depth=10, max_features=sqrt, leaf=1, split=5</w:t>
             </w:r>
           </w:p>
         </w:tc>
@@ -5005,194 +5227,845 @@
     </w:tbl>
     <w:p>
       <w:pPr>
-        <w:pStyle w:val="Heading3"/>
-      </w:pPr>
-      <w:bookmarkStart w:id="13" w:name="_Toc241412499"/>
+        <w:jc w:val="center"/>
+      </w:pPr>
       <w:r>
-        <w:t>Phân mức nguy cơ hiển thị</w:t>
+        <w:rPr>
+          <w:i/>
+          <w:color w:val="606060"/>
+          <w:sz w:val="18"/>
+        </w:rPr>
+        <w:t>Bảng 2.5 — Không gian tìm kiếm và siêu tham số tốt nhất.</w:t>
       </w:r>
-      <w:bookmarkEnd w:id="13"/>
     </w:p>
     <w:p>
       <w:r>
-        <w:t>Cần phân biệt hai loại ngưỡng: (1) ngưỡng QUYẾT ĐỊNH của mô hình (0,35–0,40) dùng khi đánh giá nhị phân; và (2) ngưỡng PHÂN MỨC hiển thị cho người dùng — xác suất dưới 0,30 là THẤP; từ 0,30 đến dưới 0,70 là TRUNG BÌNH; từ 0,70 trở lên là CAO. Nguy cơ tổng thể lấy theo mức cao nhất trong ba bệnh; bệnh ưu tiên là bệnh có xác suất cao nhất.</w:t>
+        <w:t>Lưu ý: với mô hình Đái tháo đường, bộ siêu tham số tốt nhất tìm được từ GridSearch chưa được áp cho mô hình triển khai — mô hình cuối hiện khởi tạo Random Forest với cấu hình mặc định (n_estimators=100). Đây là điểm chưa đồng bộ giữa bước tuning và bước lưu mô hình, cần chỉnh lại ở lần cải tiến sau.</w:t>
       </w:r>
     </w:p>
     <w:p>
       <w:pPr>
         <w:pStyle w:val="Heading3"/>
       </w:pPr>
-      <w:bookmarkStart w:id="14" w:name="_Toc241412500"/>
       <w:r>
-        <w:t>Cơ chế khuyến nghị</w:t>
+        <w:t>2.2.3. Đánh giá final model</w:t>
       </w:r>
-      <w:bookmarkEnd w:id="14"/>
     </w:p>
     <w:p>
       <w:r>
-        <w:t>Khuyến nghị được xây dựng bằng RULE (bảng tra cứu tĩnh), không dùng ML để sinh lời khuyên. Ưu điểm: minh bạch, kiểm soát được, an toàn — phù hợp bối cảnh y tế; mọi kết quả luôn kèm cảnh báo giới hạn sử dụng.</w:t>
+        <w:t>Mỗi bài toán chọn NGƯỠNG QUYẾT ĐỊNH riêng thay vì mặc định 0,5, ưu tiên Recall để giảm bỏ sót ca bệnh. Ngưỡng Tim mạch được chọn bằng cách quét nhiều giá trị trên tập validation và lấy F1 cao nhất:</w:t>
       </w:r>
     </w:p>
     <w:p>
       <w:pPr>
-        <w:pStyle w:val="Heading3"/>
-      </w:pPr>
-      <w:bookmarkStart w:id="15" w:name="_Toc241412501"/>
+        <w:spacing w:before="80" w:after="160"/>
+        <w:ind w:left="432"/>
+        <w:shd w:val="clear" w:fill="F2F3F5"/>
+      </w:pPr>
       <w:r>
-        <w:t>Chức năng chính</w:t>
-      </w:r>
-      <w:bookmarkEnd w:id="15"/>
-    </w:p>
-    <w:p>
-      <w:pPr>
-        <w:pStyle w:val="ListBullet"/>
-      </w:pPr>
-      <w:r>
-        <w:t>Nhập chỉ số sức khỏe trong biểu mẫu; BMI tự tính từ chiều cao và cân nặng; kiểm tra tính hợp lệ trước khi chạy mô hình.</w:t>
+        <w:rPr>
+          <w:rFonts w:ascii="Consolas" w:hAnsi="Consolas"/>
+          <w:color w:val="1F2D3D"/>
+          <w:sz w:val="18"/>
+        </w:rPr>
+        <w:t>thresholds = [0.25, 0.30, 0.35, 0.40, 0.45, 0.50, 0.55, 0.60]</w:t>
+        <w:br/>
+        <w:t># chọn ngưỡng cho F1 cao nhất trên tập validation -&gt; 0.40 (cardio)</w:t>
       </w:r>
     </w:p>
     <w:p>
-      <w:pPr>
-        <w:pStyle w:val="ListBullet"/>
-      </w:pPr>
       <w:r>
-        <w:t>Hiển thị xác suất từng bệnh, mức nguy cơ, bệnh ưu tiên và số bệnh ở từng mức.</w:t>
+        <w:t>Ngưỡng cuối: Tim mạch 0,40; Đái tháo đường 0,35; Tăng huyết áp 0,35. Mô hình cuối được lưu ra .pkl kèm ngưỡng và danh sách đặc trưng. Bảng dưới là số liệu đánh giá trực tiếp trên tập kiểm thử giữ lại, từ chính các mô hình đã lưu (chạy qua run_evaluation.py).</w:t>
+      </w:r>
+    </w:p>
+    <w:tbl>
+      <w:tblPr>
+        <w:tblStyle w:val="LightGrid-Accent1"/>
+        <w:tblW w:type="auto" w:w="0"/>
+        <w:tblLook w:firstColumn="1" w:firstRow="1" w:lastColumn="0" w:lastRow="0" w:noHBand="0" w:noVBand="1" w:val="04A0"/>
+      </w:tblPr>
+      <w:tblGrid>
+        <w:gridCol w:w="1190"/>
+        <w:gridCol w:w="1190"/>
+        <w:gridCol w:w="1190"/>
+        <w:gridCol w:w="1190"/>
+        <w:gridCol w:w="1190"/>
+        <w:gridCol w:w="1190"/>
+        <w:gridCol w:w="1190"/>
+        <w:gridCol w:w="1190"/>
+      </w:tblGrid>
+      <w:tr>
+        <w:tc>
+          <w:tcPr>
+            <w:tcW w:type="dxa" w:w="1190"/>
+          </w:tcPr>
+          <w:p>
+            <w:r>
+              <w:rPr>
+                <w:b/>
+                <w:sz w:val="18"/>
+              </w:rPr>
+              <w:t>Mô hình</w:t>
+            </w:r>
+          </w:p>
+        </w:tc>
+        <w:tc>
+          <w:tcPr>
+            <w:tcW w:type="dxa" w:w="1190"/>
+          </w:tcPr>
+          <w:p>
+            <w:r>
+              <w:rPr>
+                <w:b/>
+                <w:sz w:val="18"/>
+              </w:rPr>
+              <w:t>Ngưỡng</w:t>
+            </w:r>
+          </w:p>
+        </w:tc>
+        <w:tc>
+          <w:tcPr>
+            <w:tcW w:type="dxa" w:w="1190"/>
+          </w:tcPr>
+          <w:p>
+            <w:r>
+              <w:rPr>
+                <w:b/>
+                <w:sz w:val="18"/>
+              </w:rPr>
+              <w:t>Accuracy</w:t>
+            </w:r>
+          </w:p>
+        </w:tc>
+        <w:tc>
+          <w:tcPr>
+            <w:tcW w:type="dxa" w:w="1190"/>
+          </w:tcPr>
+          <w:p>
+            <w:r>
+              <w:rPr>
+                <w:b/>
+                <w:sz w:val="18"/>
+              </w:rPr>
+              <w:t>Precision</w:t>
+            </w:r>
+          </w:p>
+        </w:tc>
+        <w:tc>
+          <w:tcPr>
+            <w:tcW w:type="dxa" w:w="1190"/>
+          </w:tcPr>
+          <w:p>
+            <w:r>
+              <w:rPr>
+                <w:b/>
+                <w:sz w:val="18"/>
+              </w:rPr>
+              <w:t>Recall</w:t>
+            </w:r>
+          </w:p>
+        </w:tc>
+        <w:tc>
+          <w:tcPr>
+            <w:tcW w:type="dxa" w:w="1190"/>
+          </w:tcPr>
+          <w:p>
+            <w:r>
+              <w:rPr>
+                <w:b/>
+                <w:sz w:val="18"/>
+              </w:rPr>
+              <w:t>F1</w:t>
+            </w:r>
+          </w:p>
+        </w:tc>
+        <w:tc>
+          <w:tcPr>
+            <w:tcW w:type="dxa" w:w="1190"/>
+          </w:tcPr>
+          <w:p>
+            <w:r>
+              <w:rPr>
+                <w:b/>
+                <w:sz w:val="18"/>
+              </w:rPr>
+              <w:t>ROC-AUC</w:t>
+            </w:r>
+          </w:p>
+        </w:tc>
+        <w:tc>
+          <w:tcPr>
+            <w:tcW w:type="dxa" w:w="1190"/>
+          </w:tcPr>
+          <w:p>
+            <w:r>
+              <w:rPr>
+                <w:b/>
+                <w:sz w:val="18"/>
+              </w:rPr>
+              <w:t>Brier</w:t>
+            </w:r>
+          </w:p>
+        </w:tc>
+      </w:tr>
+      <w:tr>
+        <w:tc>
+          <w:tcPr>
+            <w:tcW w:type="dxa" w:w="1190"/>
+          </w:tcPr>
+          <w:p>
+            <w:r>
+              <w:rPr>
+                <w:sz w:val="18"/>
+              </w:rPr>
+              <w:t>Tim mạch</w:t>
+            </w:r>
+          </w:p>
+        </w:tc>
+        <w:tc>
+          <w:tcPr>
+            <w:tcW w:type="dxa" w:w="1190"/>
+          </w:tcPr>
+          <w:p>
+            <w:r>
+              <w:rPr>
+                <w:sz w:val="18"/>
+              </w:rPr>
+              <w:t>0,40</w:t>
+            </w:r>
+          </w:p>
+        </w:tc>
+        <w:tc>
+          <w:tcPr>
+            <w:tcW w:type="dxa" w:w="1190"/>
+          </w:tcPr>
+          <w:p>
+            <w:r>
+              <w:rPr>
+                <w:sz w:val="18"/>
+              </w:rPr>
+              <w:t>0,722</w:t>
+            </w:r>
+          </w:p>
+        </w:tc>
+        <w:tc>
+          <w:tcPr>
+            <w:tcW w:type="dxa" w:w="1190"/>
+          </w:tcPr>
+          <w:p>
+            <w:r>
+              <w:rPr>
+                <w:sz w:val="18"/>
+              </w:rPr>
+              <w:t>0,696</w:t>
+            </w:r>
+          </w:p>
+        </w:tc>
+        <w:tc>
+          <w:tcPr>
+            <w:tcW w:type="dxa" w:w="1190"/>
+          </w:tcPr>
+          <w:p>
+            <w:r>
+              <w:rPr>
+                <w:sz w:val="18"/>
+              </w:rPr>
+              <w:t>0,786</w:t>
+            </w:r>
+          </w:p>
+        </w:tc>
+        <w:tc>
+          <w:tcPr>
+            <w:tcW w:type="dxa" w:w="1190"/>
+          </w:tcPr>
+          <w:p>
+            <w:r>
+              <w:rPr>
+                <w:sz w:val="18"/>
+              </w:rPr>
+              <w:t>0,739</w:t>
+            </w:r>
+          </w:p>
+        </w:tc>
+        <w:tc>
+          <w:tcPr>
+            <w:tcW w:type="dxa" w:w="1190"/>
+          </w:tcPr>
+          <w:p>
+            <w:r>
+              <w:rPr>
+                <w:sz w:val="18"/>
+              </w:rPr>
+              <w:t>0,799</w:t>
+            </w:r>
+          </w:p>
+        </w:tc>
+        <w:tc>
+          <w:tcPr>
+            <w:tcW w:type="dxa" w:w="1190"/>
+          </w:tcPr>
+          <w:p>
+            <w:r>
+              <w:rPr>
+                <w:sz w:val="18"/>
+              </w:rPr>
+              <w:t>0,182</w:t>
+            </w:r>
+          </w:p>
+        </w:tc>
+      </w:tr>
+      <w:tr>
+        <w:tc>
+          <w:tcPr>
+            <w:tcW w:type="dxa" w:w="1190"/>
+          </w:tcPr>
+          <w:p>
+            <w:r>
+              <w:rPr>
+                <w:sz w:val="18"/>
+              </w:rPr>
+              <w:t>Đái tháo đường</w:t>
+            </w:r>
+          </w:p>
+        </w:tc>
+        <w:tc>
+          <w:tcPr>
+            <w:tcW w:type="dxa" w:w="1190"/>
+          </w:tcPr>
+          <w:p>
+            <w:r>
+              <w:rPr>
+                <w:sz w:val="18"/>
+              </w:rPr>
+              <w:t>0,35</w:t>
+            </w:r>
+          </w:p>
+        </w:tc>
+        <w:tc>
+          <w:tcPr>
+            <w:tcW w:type="dxa" w:w="1190"/>
+          </w:tcPr>
+          <w:p>
+            <w:r>
+              <w:rPr>
+                <w:sz w:val="18"/>
+              </w:rPr>
+              <w:t>0,786</w:t>
+            </w:r>
+          </w:p>
+        </w:tc>
+        <w:tc>
+          <w:tcPr>
+            <w:tcW w:type="dxa" w:w="1190"/>
+          </w:tcPr>
+          <w:p>
+            <w:r>
+              <w:rPr>
+                <w:sz w:val="18"/>
+              </w:rPr>
+              <w:t>0,648</w:t>
+            </w:r>
+          </w:p>
+        </w:tc>
+        <w:tc>
+          <w:tcPr>
+            <w:tcW w:type="dxa" w:w="1190"/>
+          </w:tcPr>
+          <w:p>
+            <w:r>
+              <w:rPr>
+                <w:sz w:val="18"/>
+              </w:rPr>
+              <w:t>0,852</w:t>
+            </w:r>
+          </w:p>
+        </w:tc>
+        <w:tc>
+          <w:tcPr>
+            <w:tcW w:type="dxa" w:w="1190"/>
+          </w:tcPr>
+          <w:p>
+            <w:r>
+              <w:rPr>
+                <w:sz w:val="18"/>
+              </w:rPr>
+              <w:t>0,736</w:t>
+            </w:r>
+          </w:p>
+        </w:tc>
+        <w:tc>
+          <w:tcPr>
+            <w:tcW w:type="dxa" w:w="1190"/>
+          </w:tcPr>
+          <w:p>
+            <w:r>
+              <w:rPr>
+                <w:sz w:val="18"/>
+              </w:rPr>
+              <w:t>0,875 *</w:t>
+            </w:r>
+          </w:p>
+        </w:tc>
+        <w:tc>
+          <w:tcPr>
+            <w:tcW w:type="dxa" w:w="1190"/>
+          </w:tcPr>
+          <w:p>
+            <w:r>
+              <w:rPr>
+                <w:sz w:val="18"/>
+              </w:rPr>
+              <w:t>0,136</w:t>
+            </w:r>
+          </w:p>
+        </w:tc>
+      </w:tr>
+      <w:tr>
+        <w:tc>
+          <w:tcPr>
+            <w:tcW w:type="dxa" w:w="1190"/>
+          </w:tcPr>
+          <w:p>
+            <w:r>
+              <w:rPr>
+                <w:sz w:val="18"/>
+              </w:rPr>
+              <w:t>Tăng huyết áp</w:t>
+            </w:r>
+          </w:p>
+        </w:tc>
+        <w:tc>
+          <w:tcPr>
+            <w:tcW w:type="dxa" w:w="1190"/>
+          </w:tcPr>
+          <w:p>
+            <w:r>
+              <w:rPr>
+                <w:sz w:val="18"/>
+              </w:rPr>
+              <w:t>0,35</w:t>
+            </w:r>
+          </w:p>
+        </w:tc>
+        <w:tc>
+          <w:tcPr>
+            <w:tcW w:type="dxa" w:w="1190"/>
+          </w:tcPr>
+          <w:p>
+            <w:r>
+              <w:rPr>
+                <w:sz w:val="18"/>
+              </w:rPr>
+              <w:t>0,900</w:t>
+            </w:r>
+          </w:p>
+        </w:tc>
+        <w:tc>
+          <w:tcPr>
+            <w:tcW w:type="dxa" w:w="1190"/>
+          </w:tcPr>
+          <w:p>
+            <w:r>
+              <w:rPr>
+                <w:sz w:val="18"/>
+              </w:rPr>
+              <w:t>0,789</w:t>
+            </w:r>
+          </w:p>
+        </w:tc>
+        <w:tc>
+          <w:tcPr>
+            <w:tcW w:type="dxa" w:w="1190"/>
+          </w:tcPr>
+          <w:p>
+            <w:r>
+              <w:rPr>
+                <w:sz w:val="18"/>
+              </w:rPr>
+              <w:t>0,924</w:t>
+            </w:r>
+          </w:p>
+        </w:tc>
+        <w:tc>
+          <w:tcPr>
+            <w:tcW w:type="dxa" w:w="1190"/>
+          </w:tcPr>
+          <w:p>
+            <w:r>
+              <w:rPr>
+                <w:sz w:val="18"/>
+              </w:rPr>
+              <w:t>0,851</w:t>
+            </w:r>
+          </w:p>
+        </w:tc>
+        <w:tc>
+          <w:tcPr>
+            <w:tcW w:type="dxa" w:w="1190"/>
+          </w:tcPr>
+          <w:p>
+            <w:r>
+              <w:rPr>
+                <w:sz w:val="18"/>
+              </w:rPr>
+              <w:t>0,954</w:t>
+            </w:r>
+          </w:p>
+        </w:tc>
+        <w:tc>
+          <w:tcPr>
+            <w:tcW w:type="dxa" w:w="1190"/>
+          </w:tcPr>
+          <w:p>
+            <w:r>
+              <w:rPr>
+                <w:sz w:val="18"/>
+              </w:rPr>
+              <w:t>0,077</w:t>
+            </w:r>
+          </w:p>
+        </w:tc>
+      </w:tr>
+    </w:tbl>
+    <w:p>
+      <w:pPr>
+        <w:jc w:val="center"/>
+      </w:pPr>
+      <w:r>
+        <w:rPr>
+          <w:i/>
+          <w:color w:val="606060"/>
+          <w:sz w:val="18"/>
+        </w:rPr>
+        <w:t>Bảng 2.6 — Kết quả mô hình cuối trên tập kiểm thử. (*) AUC đái tháo đường bị ảnh hưởng rò rỉ nhãn; thực tế ~0,806. Brier càng thấp xác suất càng đáng tin.</w:t>
       </w:r>
     </w:p>
     <w:p>
-      <w:pPr>
-        <w:pStyle w:val="ListBullet"/>
-      </w:pPr>
       <w:r>
-        <w:t>Đưa ra khuyến nghị theo từng bệnh và mức nguy cơ, kèm cảnh báo giới hạn sử dụng.</w:t>
+        <w:t>Ma trận nhầm lẫn (hàng = thực tế, cột = dự đoán):</w:t>
+      </w:r>
+    </w:p>
+    <w:tbl>
+      <w:tblPr>
+        <w:tblStyle w:val="LightGrid-Accent1"/>
+        <w:tblW w:type="auto" w:w="0"/>
+        <w:tblLook w:firstColumn="1" w:firstRow="1" w:lastColumn="0" w:lastRow="0" w:noHBand="0" w:noVBand="1" w:val="04A0"/>
+      </w:tblPr>
+      <w:tblGrid>
+        <w:gridCol w:w="1904"/>
+        <w:gridCol w:w="1904"/>
+        <w:gridCol w:w="1904"/>
+        <w:gridCol w:w="1904"/>
+        <w:gridCol w:w="1904"/>
+      </w:tblGrid>
+      <w:tr>
+        <w:tc>
+          <w:tcPr>
+            <w:tcW w:type="dxa" w:w="1904"/>
+          </w:tcPr>
+          <w:p>
+            <w:r>
+              <w:rPr>
+                <w:b/>
+                <w:sz w:val="18"/>
+              </w:rPr>
+              <w:t>Bệnh</w:t>
+            </w:r>
+          </w:p>
+        </w:tc>
+        <w:tc>
+          <w:tcPr>
+            <w:tcW w:type="dxa" w:w="1904"/>
+          </w:tcPr>
+          <w:p>
+            <w:r>
+              <w:rPr>
+                <w:b/>
+                <w:sz w:val="18"/>
+              </w:rPr>
+              <w:t>TN</w:t>
+            </w:r>
+          </w:p>
+        </w:tc>
+        <w:tc>
+          <w:tcPr>
+            <w:tcW w:type="dxa" w:w="1904"/>
+          </w:tcPr>
+          <w:p>
+            <w:r>
+              <w:rPr>
+                <w:b/>
+                <w:sz w:val="18"/>
+              </w:rPr>
+              <w:t>FP</w:t>
+            </w:r>
+          </w:p>
+        </w:tc>
+        <w:tc>
+          <w:tcPr>
+            <w:tcW w:type="dxa" w:w="1904"/>
+          </w:tcPr>
+          <w:p>
+            <w:r>
+              <w:rPr>
+                <w:b/>
+                <w:sz w:val="18"/>
+              </w:rPr>
+              <w:t>FN</w:t>
+            </w:r>
+          </w:p>
+        </w:tc>
+        <w:tc>
+          <w:tcPr>
+            <w:tcW w:type="dxa" w:w="1904"/>
+          </w:tcPr>
+          <w:p>
+            <w:r>
+              <w:rPr>
+                <w:b/>
+                <w:sz w:val="18"/>
+              </w:rPr>
+              <w:t>TP</w:t>
+            </w:r>
+          </w:p>
+        </w:tc>
+      </w:tr>
+      <w:tr>
+        <w:tc>
+          <w:tcPr>
+            <w:tcW w:type="dxa" w:w="1904"/>
+          </w:tcPr>
+          <w:p>
+            <w:r>
+              <w:rPr>
+                <w:sz w:val="18"/>
+              </w:rPr>
+              <w:t>Tim mạch</w:t>
+            </w:r>
+          </w:p>
+        </w:tc>
+        <w:tc>
+          <w:tcPr>
+            <w:tcW w:type="dxa" w:w="1904"/>
+          </w:tcPr>
+          <w:p>
+            <w:r>
+              <w:rPr>
+                <w:sz w:val="18"/>
+              </w:rPr>
+              <w:t>4.605</w:t>
+            </w:r>
+          </w:p>
+        </w:tc>
+        <w:tc>
+          <w:tcPr>
+            <w:tcW w:type="dxa" w:w="1904"/>
+          </w:tcPr>
+          <w:p>
+            <w:r>
+              <w:rPr>
+                <w:sz w:val="18"/>
+              </w:rPr>
+              <w:t>2.399</w:t>
+            </w:r>
+          </w:p>
+        </w:tc>
+        <w:tc>
+          <w:tcPr>
+            <w:tcW w:type="dxa" w:w="1904"/>
+          </w:tcPr>
+          <w:p>
+            <w:r>
+              <w:rPr>
+                <w:sz w:val="18"/>
+              </w:rPr>
+              <w:t>1.495</w:t>
+            </w:r>
+          </w:p>
+        </w:tc>
+        <w:tc>
+          <w:tcPr>
+            <w:tcW w:type="dxa" w:w="1904"/>
+          </w:tcPr>
+          <w:p>
+            <w:r>
+              <w:rPr>
+                <w:sz w:val="18"/>
+              </w:rPr>
+              <w:t>5.501</w:t>
+            </w:r>
+          </w:p>
+        </w:tc>
+      </w:tr>
+      <w:tr>
+        <w:tc>
+          <w:tcPr>
+            <w:tcW w:type="dxa" w:w="1904"/>
+          </w:tcPr>
+          <w:p>
+            <w:r>
+              <w:rPr>
+                <w:sz w:val="18"/>
+              </w:rPr>
+              <w:t>Đái tháo đường</w:t>
+            </w:r>
+          </w:p>
+        </w:tc>
+        <w:tc>
+          <w:tcPr>
+            <w:tcW w:type="dxa" w:w="1904"/>
+          </w:tcPr>
+          <w:p>
+            <w:r>
+              <w:rPr>
+                <w:sz w:val="18"/>
+              </w:rPr>
+              <w:t>75</w:t>
+            </w:r>
+          </w:p>
+        </w:tc>
+        <w:tc>
+          <w:tcPr>
+            <w:tcW w:type="dxa" w:w="1904"/>
+          </w:tcPr>
+          <w:p>
+            <w:r>
+              <w:rPr>
+                <w:sz w:val="18"/>
+              </w:rPr>
+              <w:t>25</w:t>
+            </w:r>
+          </w:p>
+        </w:tc>
+        <w:tc>
+          <w:tcPr>
+            <w:tcW w:type="dxa" w:w="1904"/>
+          </w:tcPr>
+          <w:p>
+            <w:r>
+              <w:rPr>
+                <w:sz w:val="18"/>
+              </w:rPr>
+              <w:t>8</w:t>
+            </w:r>
+          </w:p>
+        </w:tc>
+        <w:tc>
+          <w:tcPr>
+            <w:tcW w:type="dxa" w:w="1904"/>
+          </w:tcPr>
+          <w:p>
+            <w:r>
+              <w:rPr>
+                <w:sz w:val="18"/>
+              </w:rPr>
+              <w:t>46</w:t>
+            </w:r>
+          </w:p>
+        </w:tc>
+      </w:tr>
+      <w:tr>
+        <w:tc>
+          <w:tcPr>
+            <w:tcW w:type="dxa" w:w="1904"/>
+          </w:tcPr>
+          <w:p>
+            <w:r>
+              <w:rPr>
+                <w:sz w:val="18"/>
+              </w:rPr>
+              <w:t>Tăng huyết áp</w:t>
+            </w:r>
+          </w:p>
+        </w:tc>
+        <w:tc>
+          <w:tcPr>
+            <w:tcW w:type="dxa" w:w="1904"/>
+          </w:tcPr>
+          <w:p>
+            <w:r>
+              <w:rPr>
+                <w:sz w:val="18"/>
+              </w:rPr>
+              <w:t>520</w:t>
+            </w:r>
+          </w:p>
+        </w:tc>
+        <w:tc>
+          <w:tcPr>
+            <w:tcW w:type="dxa" w:w="1904"/>
+          </w:tcPr>
+          <w:p>
+            <w:r>
+              <w:rPr>
+                <w:sz w:val="18"/>
+              </w:rPr>
+              <w:t>65</w:t>
+            </w:r>
+          </w:p>
+        </w:tc>
+        <w:tc>
+          <w:tcPr>
+            <w:tcW w:type="dxa" w:w="1904"/>
+          </w:tcPr>
+          <w:p>
+            <w:r>
+              <w:rPr>
+                <w:sz w:val="18"/>
+              </w:rPr>
+              <w:t>20</w:t>
+            </w:r>
+          </w:p>
+        </w:tc>
+        <w:tc>
+          <w:tcPr>
+            <w:tcW w:type="dxa" w:w="1904"/>
+          </w:tcPr>
+          <w:p>
+            <w:r>
+              <w:rPr>
+                <w:sz w:val="18"/>
+              </w:rPr>
+              <w:t>243</w:t>
+            </w:r>
+          </w:p>
+        </w:tc>
+      </w:tr>
+    </w:tbl>
+    <w:p>
+      <w:pPr>
+        <w:jc w:val="center"/>
+      </w:pPr>
+      <w:r>
+        <w:rPr>
+          <w:i/>
+          <w:color w:val="606060"/>
+          <w:sz w:val="18"/>
+        </w:rPr>
+        <w:t>Bảng 2.7 — Ma trận nhầm lẫn ba mô hình.</w:t>
       </w:r>
     </w:p>
     <w:p>
       <w:pPr>
-        <w:pStyle w:val="ListBullet"/>
+        <w:jc w:val="center"/>
       </w:pPr>
       <w:r>
-        <w:t>Quản lý hồ sơ bệnh nhân và các lần đo (CRUD); theo dõi lịch sử bằng bảng và biểu đồ xu hướng; so sánh với lần đo trước.</w:t>
-      </w:r>
-    </w:p>
-    <w:p>
-      <w:pPr>
-        <w:pStyle w:val="ListBullet"/>
-      </w:pPr>
-      <w:r>
-        <w:t>Xuất dữ liệu lịch sử ra CSV; lưu dữ liệu cục bộ trong SQLite (bảng patients và measurements).</w:t>
-      </w:r>
-    </w:p>
-    <w:p>
-      <w:pPr>
-        <w:pStyle w:val="Heading1"/>
-      </w:pPr>
-      <w:bookmarkStart w:id="16" w:name="_Toc241412502"/>
-      <w:r>
-        <w:t>3. DEMO</w:t>
-      </w:r>
-      <w:bookmarkEnd w:id="16"/>
-    </w:p>
-    <w:p>
-      <w:pPr>
-        <w:rPr>
-          <w:lang w:val="vi-VN"/>
-        </w:rPr>
-      </w:pPr>
-      <w:r>
-        <w:t xml:space="preserve">Phần demo minh họa ứng dụng chạy </w:t>
-      </w:r>
-      <w:proofErr w:type="spellStart"/>
-      <w:r>
-        <w:t>thực</w:t>
-      </w:r>
-      <w:proofErr w:type="spellEnd"/>
-      <w:r>
-        <w:t xml:space="preserve"> </w:t>
-      </w:r>
-      <w:proofErr w:type="spellStart"/>
-      <w:r>
-        <w:t>tế</w:t>
-      </w:r>
-      <w:proofErr w:type="spellEnd"/>
-      <w:r>
-        <w:t xml:space="preserve"> </w:t>
-      </w:r>
-      <w:proofErr w:type="spellStart"/>
-      <w:r>
-        <w:t>trên</w:t>
-      </w:r>
-      <w:proofErr w:type="spellEnd"/>
-      <w:r>
-        <w:t xml:space="preserve"> </w:t>
-      </w:r>
-      <w:proofErr w:type="spellStart"/>
-      <w:r>
-        <w:t>trình</w:t>
-      </w:r>
-      <w:proofErr w:type="spellEnd"/>
-      <w:r>
-        <w:t xml:space="preserve"> </w:t>
-      </w:r>
-      <w:proofErr w:type="spellStart"/>
-      <w:r>
-        <w:t>duyệt</w:t>
-      </w:r>
-      <w:proofErr w:type="spellEnd"/>
-      <w:r>
-        <w:t xml:space="preserve"> (</w:t>
-      </w:r>
-      <w:proofErr w:type="spellStart"/>
-      <w:r>
-        <w:t>Streamlit</w:t>
-      </w:r>
-      <w:proofErr w:type="spellEnd"/>
-      <w:r>
-        <w:t>, localhost).</w:t>
-      </w:r>
-    </w:p>
-    <w:p>
-      <w:pPr>
-        <w:rPr>
-          <w:lang w:val="vi-VN"/>
-        </w:rPr>
-      </w:pPr>
-      <w:r>
-        <w:rPr>
-          <w:noProof/>
-        </w:rPr>
-        <w:lastRenderedPageBreak/>
         <w:drawing>
-          <wp:inline distT="0" distB="0" distL="0" distR="0" wp14:anchorId="7C4E33AF" wp14:editId="5C170A81">
-            <wp:extent cx="6044565" cy="2843530"/>
-            <wp:effectExtent l="0" t="0" r="635" b="1270"/>
-            <wp:docPr id="5" name="Picture 4">
-              <a:extLst xmlns:a="http://schemas.openxmlformats.org/drawingml/2006/main">
-                <a:ext uri="{FF2B5EF4-FFF2-40B4-BE49-F238E27FC236}">
-                  <a16:creationId xmlns:a16="http://schemas.microsoft.com/office/drawing/2014/main" id="{03E4DB9C-CCBF-6763-FF37-4C651DDB31E8}"/>
-                </a:ext>
-              </a:extLst>
-            </wp:docPr>
+          <wp:inline xmlns:a="http://schemas.openxmlformats.org/drawingml/2006/main" xmlns:pic="http://schemas.openxmlformats.org/drawingml/2006/picture">
+            <wp:extent cx="3840480" cy="3401568"/>
+            <wp:docPr id="2" name="Picture 2"/>
             <wp:cNvGraphicFramePr>
-              <a:graphicFrameLocks xmlns:a="http://schemas.openxmlformats.org/drawingml/2006/main" noChangeAspect="1"/>
+              <a:graphicFrameLocks noChangeAspect="1"/>
             </wp:cNvGraphicFramePr>
-            <a:graphic xmlns:a="http://schemas.openxmlformats.org/drawingml/2006/main">
+            <a:graphic>
               <a:graphicData uri="http://schemas.openxmlformats.org/drawingml/2006/picture">
-                <pic:pic xmlns:pic="http://schemas.openxmlformats.org/drawingml/2006/picture">
+                <pic:pic>
                   <pic:nvPicPr>
-                    <pic:cNvPr id="5" name="Picture 4">
-                      <a:extLst>
-                        <a:ext uri="{FF2B5EF4-FFF2-40B4-BE49-F238E27FC236}">
-                          <a16:creationId xmlns:a16="http://schemas.microsoft.com/office/drawing/2014/main" id="{03E4DB9C-CCBF-6763-FF37-4C651DDB31E8}"/>
-                        </a:ext>
-                      </a:extLst>
-                    </pic:cNvPr>
-                    <pic:cNvPicPr>
-                      <a:picLocks noChangeAspect="1"/>
-                    </pic:cNvPicPr>
+                    <pic:cNvPr id="0" name="hypertension_roc.png"/>
+                    <pic:cNvPicPr/>
                   </pic:nvPicPr>
                   <pic:blipFill>
-                    <a:blip r:embed="rId10"/>
+                    <a:blip r:embed="rId15"/>
                     <a:stretch>
                       <a:fillRect/>
                     </a:stretch>
@@ -5200,11 +6073,9 @@
                   <pic:spPr>
                     <a:xfrm>
                       <a:off x="0" y="0"/>
-                      <a:ext cx="6044565" cy="2843530"/>
+                      <a:ext cx="3840480" cy="3401568"/>
                     </a:xfrm>
-                    <a:prstGeom prst="rect">
-                      <a:avLst/>
-                    </a:prstGeom>
+                    <a:prstGeom prst="rect"/>
                   </pic:spPr>
                 </pic:pic>
               </a:graphicData>
@@ -5215,116 +6086,572 @@
     </w:p>
     <w:p>
       <w:pPr>
+        <w:jc w:val="center"/>
+      </w:pPr>
+      <w:r>
+        <w:rPr>
+          <w:i/>
+          <w:color w:val="606060"/>
+          <w:sz w:val="18"/>
+        </w:rPr>
+        <w:t>Hình 2.2 — Đường cong ROC mô hình Tăng huyết áp (AUC 0,954).</w:t>
+      </w:r>
+    </w:p>
+    <w:p>
+      <w:pPr>
+        <w:jc w:val="center"/>
+      </w:pPr>
+      <w:r>
+        <w:drawing>
+          <wp:inline xmlns:a="http://schemas.openxmlformats.org/drawingml/2006/main" xmlns:pic="http://schemas.openxmlformats.org/drawingml/2006/picture">
+            <wp:extent cx="3840480" cy="3344934"/>
+            <wp:docPr id="3" name="Picture 3"/>
+            <wp:cNvGraphicFramePr>
+              <a:graphicFrameLocks noChangeAspect="1"/>
+            </wp:cNvGraphicFramePr>
+            <a:graphic>
+              <a:graphicData uri="http://schemas.openxmlformats.org/drawingml/2006/picture">
+                <pic:pic>
+                  <pic:nvPicPr>
+                    <pic:cNvPr id="0" name="cardiovascular_confusion_matrix.png"/>
+                    <pic:cNvPicPr/>
+                  </pic:nvPicPr>
+                  <pic:blipFill>
+                    <a:blip r:embed="rId16"/>
+                    <a:stretch>
+                      <a:fillRect/>
+                    </a:stretch>
+                  </pic:blipFill>
+                  <pic:spPr>
+                    <a:xfrm>
+                      <a:off x="0" y="0"/>
+                      <a:ext cx="3840480" cy="3344934"/>
+                    </a:xfrm>
+                    <a:prstGeom prst="rect"/>
+                  </pic:spPr>
+                </pic:pic>
+              </a:graphicData>
+            </a:graphic>
+          </wp:inline>
+        </w:drawing>
+      </w:r>
+    </w:p>
+    <w:p>
+      <w:pPr>
+        <w:jc w:val="center"/>
+      </w:pPr>
+      <w:r>
+        <w:rPr>
+          <w:i/>
+          <w:color w:val="606060"/>
+          <w:sz w:val="18"/>
+        </w:rPr>
+        <w:t>Hình 2.3 — Ma trận nhầm lẫn mô hình Tim mạch.</w:t>
+      </w:r>
+    </w:p>
+    <w:p>
+      <w:pPr>
+        <w:jc w:val="center"/>
+      </w:pPr>
+      <w:r>
+        <w:drawing>
+          <wp:inline xmlns:a="http://schemas.openxmlformats.org/drawingml/2006/main" xmlns:pic="http://schemas.openxmlformats.org/drawingml/2006/picture">
+            <wp:extent cx="3840480" cy="3401568"/>
+            <wp:docPr id="4" name="Picture 4"/>
+            <wp:cNvGraphicFramePr>
+              <a:graphicFrameLocks noChangeAspect="1"/>
+            </wp:cNvGraphicFramePr>
+            <a:graphic>
+              <a:graphicData uri="http://schemas.openxmlformats.org/drawingml/2006/picture">
+                <pic:pic>
+                  <pic:nvPicPr>
+                    <pic:cNvPr id="0" name="hypertension_reliability.png"/>
+                    <pic:cNvPicPr/>
+                  </pic:nvPicPr>
+                  <pic:blipFill>
+                    <a:blip r:embed="rId17"/>
+                    <a:stretch>
+                      <a:fillRect/>
+                    </a:stretch>
+                  </pic:blipFill>
+                  <pic:spPr>
+                    <a:xfrm>
+                      <a:off x="0" y="0"/>
+                      <a:ext cx="3840480" cy="3401568"/>
+                    </a:xfrm>
+                    <a:prstGeom prst="rect"/>
+                  </pic:spPr>
+                </pic:pic>
+              </a:graphicData>
+            </a:graphic>
+          </wp:inline>
+        </w:drawing>
+      </w:r>
+    </w:p>
+    <w:p>
+      <w:pPr>
+        <w:jc w:val="center"/>
+      </w:pPr>
+      <w:r>
+        <w:rPr>
+          <w:i/>
+          <w:color w:val="606060"/>
+          <w:sz w:val="18"/>
+        </w:rPr>
+        <w:t>Hình 2.4 — Biểu đồ hiệu chỉnh (reliability) mô hình Tăng huyết áp.</w:t>
+      </w:r>
+    </w:p>
+    <w:p>
+      <w:pPr>
+        <w:pStyle w:val="Heading3"/>
+      </w:pPr>
+      <w:r>
+        <w:t>Nhận xét</w:t>
+      </w:r>
+    </w:p>
+    <w:p>
+      <w:pPr>
+        <w:pStyle w:val="ListBullet"/>
+      </w:pPr>
+      <w:r>
+        <w:t>Tăng huyết áp cho kết quả tốt nhất (ROC-AUC 0,954, F1 0,851, Brier thấp nhất 0,077).</w:t>
+      </w:r>
+    </w:p>
+    <w:p>
+      <w:pPr>
+        <w:pStyle w:val="ListBullet"/>
+      </w:pPr>
+      <w:r>
+        <w:t>Đái tháo đường có Recall cao (0,852) nhưng Precision thấp (0,648) do hạ ngưỡng để ưu tiên phát hiện ca bệnh; bộ dữ liệu nhỏ (154 ca kiểm thử) nên sai số đánh giá lớn.</w:t>
+      </w:r>
+    </w:p>
+    <w:p>
+      <w:pPr>
+        <w:pStyle w:val="ListBullet"/>
+      </w:pPr>
+      <w:r>
+        <w:t>Tim mạch có hiệu năng khiêm tốn nhất (ROC-AUC 0,799); phù hợp cho sàng lọc, chưa nên dùng cho quyết định lâm sàng.</w:t>
+      </w:r>
+    </w:p>
+    <w:p>
+      <w:pPr>
         <w:pStyle w:val="Heading2"/>
       </w:pPr>
-      <w:bookmarkStart w:id="17" w:name="_Toc241412503"/>
       <w:r>
-        <w:t xml:space="preserve">3.1. </w:t>
+        <w:t>2.3. Dựng app</w:t>
       </w:r>
-      <w:proofErr w:type="spellStart"/>
-      <w:r>
-        <w:t>Đánh</w:t>
-      </w:r>
-      <w:proofErr w:type="spellEnd"/>
-      <w:r>
-        <w:t xml:space="preserve"> </w:t>
-      </w:r>
-      <w:proofErr w:type="spellStart"/>
-      <w:r>
-        <w:t>giá</w:t>
-      </w:r>
-      <w:proofErr w:type="spellEnd"/>
-      <w:r>
-        <w:t xml:space="preserve"> </w:t>
-      </w:r>
-      <w:proofErr w:type="spellStart"/>
-      <w:r>
-        <w:t>rủi</w:t>
-      </w:r>
-      <w:proofErr w:type="spellEnd"/>
-      <w:r>
-        <w:t xml:space="preserve"> </w:t>
-      </w:r>
-      <w:proofErr w:type="spellStart"/>
-      <w:r>
-        <w:t>ro</w:t>
-      </w:r>
-      <w:proofErr w:type="spellEnd"/>
-      <w:r>
-        <w:t xml:space="preserve"> 3 bệnh mãn tính</w:t>
-      </w:r>
-      <w:bookmarkEnd w:id="17"/>
     </w:p>
     <w:p>
       <w:r>
-        <w:t xml:space="preserve">Nhập chỉ số của một bệnh nhân, bấm ĐÁNH GIÁ NGUY CƠ; ứng dụng hiển thị xác suất và mức nguy cơ cho cả ba bệnh, kèm nguy cơ tổng thể và bệnh cần ưu tiên. </w:t>
-      </w:r>
-      <w:proofErr w:type="spellStart"/>
-      <w:r>
-        <w:t>Ví</w:t>
-      </w:r>
-      <w:proofErr w:type="spellEnd"/>
-      <w:r>
-        <w:t xml:space="preserve"> </w:t>
-      </w:r>
-      <w:proofErr w:type="spellStart"/>
-      <w:r>
-        <w:t>dụ</w:t>
-      </w:r>
-      <w:proofErr w:type="spellEnd"/>
-      <w:r>
-        <w:t xml:space="preserve"> </w:t>
-      </w:r>
-      <w:proofErr w:type="spellStart"/>
-      <w:r>
-        <w:t>minh</w:t>
-      </w:r>
-      <w:proofErr w:type="spellEnd"/>
-      <w:r>
-        <w:t xml:space="preserve"> </w:t>
-      </w:r>
-      <w:proofErr w:type="spellStart"/>
-      <w:r>
-        <w:t>họa</w:t>
-      </w:r>
-      <w:proofErr w:type="spellEnd"/>
-      <w:r>
-        <w:t xml:space="preserve">: </w:t>
-      </w:r>
-      <w:proofErr w:type="spellStart"/>
-      <w:r>
-        <w:t>một</w:t>
-      </w:r>
-      <w:proofErr w:type="spellEnd"/>
-      <w:r>
-        <w:t xml:space="preserve"> </w:t>
-      </w:r>
-      <w:proofErr w:type="spellStart"/>
-      <w:r>
-        <w:t>bệnh</w:t>
-      </w:r>
-      <w:proofErr w:type="spellEnd"/>
-      <w:r>
-        <w:t xml:space="preserve"> </w:t>
-      </w:r>
-      <w:proofErr w:type="spellStart"/>
-      <w:r>
-        <w:t>nhân</w:t>
-      </w:r>
-      <w:proofErr w:type="spellEnd"/>
-      <w:r>
-        <w:t xml:space="preserve"> 55 tuổi cho kết quả Tim mạch 82,4% (CAO), Tăng huyết áp 64,2% (TRUNG BÌNH), Đái tháo đường 50,0% (TRUNG BÌNH).</w:t>
+        <w:t>Ứng dụng xây dựng bằng Streamlit, giao diện tiếng Việt, chạy cục bộ. Kiến trúc phân tầng tách bạch trách nhiệm: giao diện → tầng dự đoán → công cụ phân mức → công cụ khuyến nghị; dữ liệu lưu trong SQLite.</w:t>
       </w:r>
     </w:p>
     <w:p>
       <w:pPr>
+        <w:jc w:val="center"/>
+      </w:pPr>
+      <w:r>
+        <w:drawing>
+          <wp:inline xmlns:a="http://schemas.openxmlformats.org/drawingml/2006/main" xmlns:pic="http://schemas.openxmlformats.org/drawingml/2006/picture">
+            <wp:extent cx="4754880" cy="3310146"/>
+            <wp:docPr id="5" name="Picture 5"/>
+            <wp:cNvGraphicFramePr>
+              <a:graphicFrameLocks noChangeAspect="1"/>
+            </wp:cNvGraphicFramePr>
+            <a:graphic>
+              <a:graphicData uri="http://schemas.openxmlformats.org/drawingml/2006/picture">
+                <pic:pic>
+                  <pic:nvPicPr>
+                    <pic:cNvPr id="0" name="so_do_2_app.png"/>
+                    <pic:cNvPicPr/>
+                  </pic:nvPicPr>
+                  <pic:blipFill>
+                    <a:blip r:embed="rId18"/>
+                    <a:stretch>
+                      <a:fillRect/>
+                    </a:stretch>
+                  </pic:blipFill>
+                  <pic:spPr>
+                    <a:xfrm>
+                      <a:off x="0" y="0"/>
+                      <a:ext cx="4754880" cy="3310146"/>
+                    </a:xfrm>
+                    <a:prstGeom prst="rect"/>
+                  </pic:spPr>
+                </pic:pic>
+              </a:graphicData>
+            </a:graphic>
+          </wp:inline>
+        </w:drawing>
+      </w:r>
+    </w:p>
+    <w:p>
+      <w:pPr>
+        <w:jc w:val="center"/>
+      </w:pPr>
+      <w:r>
+        <w:rPr>
+          <w:i/>
+          <w:color w:val="606060"/>
+          <w:sz w:val="18"/>
+        </w:rPr>
+        <w:t>Hình 2.5 — Kiến trúc phân tầng của ứng dụng.</w:t>
+      </w:r>
+    </w:p>
+    <w:tbl>
+      <w:tblPr>
+        <w:tblStyle w:val="LightGrid-Accent1"/>
+        <w:tblW w:type="auto" w:w="0"/>
+        <w:tblLook w:firstColumn="1" w:firstRow="1" w:lastColumn="0" w:lastRow="0" w:noHBand="0" w:noVBand="1" w:val="04A0"/>
+      </w:tblPr>
+      <w:tblGrid>
+        <w:gridCol w:w="4759"/>
+        <w:gridCol w:w="4759"/>
+      </w:tblGrid>
+      <w:tr>
+        <w:tc>
+          <w:tcPr>
+            <w:tcW w:type="dxa" w:w="4759"/>
+          </w:tcPr>
+          <w:p>
+            <w:r>
+              <w:rPr>
+                <w:b/>
+                <w:sz w:val="18"/>
+              </w:rPr>
+              <w:t>Tầng</w:t>
+            </w:r>
+          </w:p>
+        </w:tc>
+        <w:tc>
+          <w:tcPr>
+            <w:tcW w:type="dxa" w:w="4759"/>
+          </w:tcPr>
+          <w:p>
+            <w:r>
+              <w:rPr>
+                <w:b/>
+                <w:sz w:val="18"/>
+              </w:rPr>
+              <w:t>Vai trò</w:t>
+            </w:r>
+          </w:p>
+        </w:tc>
+      </w:tr>
+      <w:tr>
+        <w:tc>
+          <w:tcPr>
+            <w:tcW w:type="dxa" w:w="4759"/>
+          </w:tcPr>
+          <w:p>
+            <w:r>
+              <w:rPr>
+                <w:sz w:val="18"/>
+              </w:rPr>
+              <w:t>Giao diện (Streamlit)</w:t>
+            </w:r>
+          </w:p>
+        </w:tc>
+        <w:tc>
+          <w:tcPr>
+            <w:tcW w:type="dxa" w:w="4759"/>
+          </w:tcPr>
+          <w:p>
+            <w:r>
+              <w:rPr>
+                <w:sz w:val="18"/>
+              </w:rPr>
+              <w:t>Nhập chỉ số qua biểu mẫu, kiểm tra hợp lệ, hiển thị kết quả và lịch sử.</w:t>
+            </w:r>
+          </w:p>
+        </w:tc>
+      </w:tr>
+      <w:tr>
+        <w:tc>
+          <w:tcPr>
+            <w:tcW w:type="dxa" w:w="4759"/>
+          </w:tcPr>
+          <w:p>
+            <w:r>
+              <w:rPr>
+                <w:sz w:val="18"/>
+              </w:rPr>
+              <w:t>Prediction Layer</w:t>
+            </w:r>
+          </w:p>
+        </w:tc>
+        <w:tc>
+          <w:tcPr>
+            <w:tcW w:type="dxa" w:w="4759"/>
+          </w:tcPr>
+          <w:p>
+            <w:r>
+              <w:rPr>
+                <w:sz w:val="18"/>
+              </w:rPr>
+              <w:t>Nạp 3 mô hình + ngưỡng + scaler/imputer; áp đúng bước tiền xử lý cho dữ liệu nhập; trả xác suất từng bệnh.</w:t>
+            </w:r>
+          </w:p>
+        </w:tc>
+      </w:tr>
+      <w:tr>
+        <w:tc>
+          <w:tcPr>
+            <w:tcW w:type="dxa" w:w="4759"/>
+          </w:tcPr>
+          <w:p>
+            <w:r>
+              <w:rPr>
+                <w:sz w:val="18"/>
+              </w:rPr>
+              <w:t>Decision Engine</w:t>
+            </w:r>
+          </w:p>
+        </w:tc>
+        <w:tc>
+          <w:tcPr>
+            <w:tcW w:type="dxa" w:w="4759"/>
+          </w:tcPr>
+          <w:p>
+            <w:r>
+              <w:rPr>
+                <w:sz w:val="18"/>
+              </w:rPr>
+              <w:t>Phân mức nguy cơ từng bệnh và tổng thể, xác định bệnh ưu tiên.</w:t>
+            </w:r>
+          </w:p>
+        </w:tc>
+      </w:tr>
+      <w:tr>
+        <w:tc>
+          <w:tcPr>
+            <w:tcW w:type="dxa" w:w="4759"/>
+          </w:tcPr>
+          <w:p>
+            <w:r>
+              <w:rPr>
+                <w:sz w:val="18"/>
+              </w:rPr>
+              <w:t>Recommendation Engine</w:t>
+            </w:r>
+          </w:p>
+        </w:tc>
+        <w:tc>
+          <w:tcPr>
+            <w:tcW w:type="dxa" w:w="4759"/>
+          </w:tcPr>
+          <w:p>
+            <w:r>
+              <w:rPr>
+                <w:sz w:val="18"/>
+              </w:rPr>
+              <w:t>Sinh khuyến nghị theo luật (rule-based) theo bệnh và mức nguy cơ, kèm disclaimer.</w:t>
+            </w:r>
+          </w:p>
+        </w:tc>
+      </w:tr>
+      <w:tr>
+        <w:tc>
+          <w:tcPr>
+            <w:tcW w:type="dxa" w:w="4759"/>
+          </w:tcPr>
+          <w:p>
+            <w:r>
+              <w:rPr>
+                <w:sz w:val="18"/>
+              </w:rPr>
+              <w:t>Storage (SQLite)</w:t>
+            </w:r>
+          </w:p>
+        </w:tc>
+        <w:tc>
+          <w:tcPr>
+            <w:tcW w:type="dxa" w:w="4759"/>
+          </w:tcPr>
+          <w:p>
+            <w:r>
+              <w:rPr>
+                <w:sz w:val="18"/>
+              </w:rPr>
+              <w:t>Lưu hồ sơ bệnh nhân và các lần đo (2 bảng: patients, measurements).</w:t>
+            </w:r>
+          </w:p>
+        </w:tc>
+      </w:tr>
+    </w:tbl>
+    <w:p>
+      <w:pPr>
+        <w:jc w:val="center"/>
+      </w:pPr>
+      <w:r>
+        <w:rPr>
+          <w:i/>
+          <w:color w:val="606060"/>
+          <w:sz w:val="18"/>
+        </w:rPr>
+        <w:t>Bảng 2.8 — Các tầng trong ứng dụng.</w:t>
+      </w:r>
+    </w:p>
+    <w:p>
+      <w:pPr>
+        <w:pStyle w:val="Heading3"/>
+      </w:pPr>
+      <w:r>
+        <w:t>2.3.1. Cơ chế dự đoán và phân mức</w:t>
+      </w:r>
+    </w:p>
+    <w:p>
+      <w:r>
+        <w:t>Tầng dự đoán tính xác suất lớp dương rồi so với ngưỡng của từng bệnh:</w:t>
+      </w:r>
+    </w:p>
+    <w:p>
+      <w:pPr>
+        <w:spacing w:before="80" w:after="160"/>
+        <w:ind w:left="432"/>
+        <w:shd w:val="clear" w:fill="F2F3F5"/>
+      </w:pPr>
+      <w:r>
+        <w:rPr>
+          <w:rFonts w:ascii="Consolas" w:hAnsi="Consolas"/>
+          <w:color w:val="1F2D3D"/>
+          <w:sz w:val="18"/>
+        </w:rPr>
+        <w:t>probability = float(model.predict_proba(validated_data)[0, 1])</w:t>
+        <w:br/>
+        <w:t>prediction  = int(probability &gt;= threshold)</w:t>
+      </w:r>
+    </w:p>
+    <w:p>
+      <w:r>
+        <w:t>Công cụ phân mức chuyển xác suất thành ba mức hiển thị:</w:t>
+      </w:r>
+    </w:p>
+    <w:p>
+      <w:pPr>
+        <w:spacing w:before="80" w:after="160"/>
+        <w:ind w:left="432"/>
+        <w:shd w:val="clear" w:fill="F2F3F5"/>
+      </w:pPr>
+      <w:r>
+        <w:rPr>
+          <w:rFonts w:ascii="Consolas" w:hAnsi="Consolas"/>
+          <w:color w:val="1F2D3D"/>
+          <w:sz w:val="18"/>
+        </w:rPr>
+        <w:t>LOW_RISK_THRESHOLD  = 0.30</w:t>
+        <w:br/>
+        <w:t>HIGH_RISK_THRESHOLD = 0.70</w:t>
+        <w:br/>
+        <w:br/>
+        <w:t>def classify_risk(p):</w:t>
+        <w:br/>
+        <w:t xml:space="preserve">    if p &lt; 0.30:  return "LOW"</w:t>
+        <w:br/>
+        <w:t xml:space="preserve">    if p &lt; 0.70:  return "MODERATE"</w:t>
+        <w:br/>
+        <w:t xml:space="preserve">    return "HIGH"</w:t>
+      </w:r>
+    </w:p>
+    <w:p>
+      <w:r>
+        <w:t>Cần phân biệt hai loại ngưỡng: (1) ngưỡng QUYẾT ĐỊNH của mô hình (0,35–0,40) dùng khi đánh giá nhị phân; và (2) ngưỡng PHÂN MỨC hiển thị cho người dùng — dưới 0,30 là THẤP, từ 0,30 đến dưới 0,70 là TRUNG BÌNH, từ 0,70 trở lên là CAO. Nguy cơ tổng thể lấy theo mức cao nhất trong ba bệnh; bệnh ưu tiên là bệnh có xác suất cao nhất.</w:t>
+      </w:r>
+    </w:p>
+    <w:p>
+      <w:pPr>
+        <w:pStyle w:val="Heading3"/>
+      </w:pPr>
+      <w:r>
+        <w:t>2.3.2. Cơ chế khuyến nghị</w:t>
+      </w:r>
+    </w:p>
+    <w:p>
+      <w:r>
+        <w:t>Khuyến nghị được xây dựng bằng RULE (bảng tra cứu tĩnh), không dùng ML để sinh lời khuyên. Ưu điểm: minh bạch, kiểm soát được, an toàn — phù hợp bối cảnh y tế; mọi kết quả luôn kèm cảnh báo giới hạn sử dụng.</w:t>
+      </w:r>
+    </w:p>
+    <w:p>
+      <w:pPr>
+        <w:pStyle w:val="Heading3"/>
+      </w:pPr>
+      <w:r>
+        <w:t>2.3.3. Chức năng chính</w:t>
+      </w:r>
+    </w:p>
+    <w:p>
+      <w:pPr>
+        <w:pStyle w:val="ListBullet"/>
+      </w:pPr>
+      <w:r>
+        <w:t>Nhập chỉ số sức khỏe trong biểu mẫu; BMI tự tính từ chiều cao và cân nặng; kiểm tra tính hợp lệ trước khi chạy mô hình (ví dụ ap_hi &gt; ap_lo, BMI trong 10–80).</w:t>
+      </w:r>
+    </w:p>
+    <w:p>
+      <w:pPr>
+        <w:pStyle w:val="ListBullet"/>
+      </w:pPr>
+      <w:r>
+        <w:t>Hiển thị xác suất từng bệnh, mức nguy cơ, bệnh ưu tiên và số bệnh ở từng mức.</w:t>
+      </w:r>
+    </w:p>
+    <w:p>
+      <w:pPr>
+        <w:pStyle w:val="ListBullet"/>
+      </w:pPr>
+      <w:r>
+        <w:t>Đưa ra khuyến nghị theo từng bệnh và mức nguy cơ, kèm cảnh báo giới hạn sử dụng.</w:t>
+      </w:r>
+    </w:p>
+    <w:p>
+      <w:pPr>
+        <w:pStyle w:val="ListBullet"/>
+      </w:pPr>
+      <w:r>
+        <w:t>Quản lý hồ sơ bệnh nhân và các lần đo (CRUD); theo dõi lịch sử bằng bảng và biểu đồ xu hướng; so sánh với lần đo trước.</w:t>
+      </w:r>
+    </w:p>
+    <w:p>
+      <w:pPr>
+        <w:pStyle w:val="ListBullet"/>
+      </w:pPr>
+      <w:r>
+        <w:t>Xuất dữ liệu lịch sử ra CSV; lưu dữ liệu cục bộ trong SQLite (bảng patients và measurements).</w:t>
+      </w:r>
+    </w:p>
+    <w:p>
+      <w:pPr>
+        <w:pStyle w:val="Heading1"/>
+      </w:pPr>
+      <w:r>
+        <w:t>3. DEMO</w:t>
+      </w:r>
+    </w:p>
+    <w:p>
+      <w:r>
+        <w:t>Phần demo minh họa ứng dụng chạy thực tế trên trình duyệt (Streamlit, localhost:8501).</w:t>
+      </w:r>
+    </w:p>
+    <w:p>
+      <w:pPr>
         <w:pStyle w:val="Heading2"/>
       </w:pPr>
-      <w:bookmarkStart w:id="18" w:name="_Toc241412504"/>
+      <w:r>
+        <w:t>3.1. Đánh giá rủi ro 3 bệnh mãn tính</w:t>
+      </w:r>
+    </w:p>
+    <w:p>
+      <w:r>
+        <w:t>Nhập chỉ số của một bệnh nhân, bấm ĐÁNH GIÁ NGUY CƠ; ứng dụng hiển thị xác suất và mức nguy cơ cho cả ba bệnh, kèm nguy cơ tổng thể và bệnh cần ưu tiên. Ví dụ minh họa với một bệnh nhân 55 tuổi (huyết áp 140/90, cholesterol 230): Tim mạch 82,4% (CAO), Tăng huyết áp 64,2% (TRUNG BÌNH), Đái tháo đường 50,0% (TRUNG BÌNH); nguy cơ tổng thể CAO, bệnh ưu tiên là Tim mạch.</w:t>
+      </w:r>
+    </w:p>
+    <w:p>
+      <w:pPr>
+        <w:pStyle w:val="Heading2"/>
+      </w:pPr>
       <w:r>
         <w:t>3.2. Khuyến nghị</w:t>
       </w:r>
-      <w:bookmarkEnd w:id="18"/>
     </w:p>
     <w:p>
       <w:r>
@@ -5335,92 +6662,435 @@
       <w:pPr>
         <w:pStyle w:val="Heading2"/>
       </w:pPr>
-      <w:bookmarkStart w:id="19" w:name="_Toc241412505"/>
       <w:r>
         <w:t>3.3. CRUD thông tin bệnh nhân và lần đo sức khỏe</w:t>
-      </w:r>
-      <w:bookmarkEnd w:id="19"/>
-    </w:p>
-    <w:p>
-      <w:r>
-        <w:t>Người dùng có thể thêm/chọn/xóa bệnh nhân, lưu từng lần đo, xem lại lịch sử qua bảng và biểu đồ xu hướng (huyết áp, đường huyết, cân nặng, nhịp tim, xác suất nguy cơ), và xuất lịch sử ra CSV. Toàn bộ dữ liệu lưu cục bộ trong SQLite.</w:t>
-      </w:r>
-    </w:p>
-    <w:p>
-      <w:pPr>
-        <w:pStyle w:val="Heading1"/>
-      </w:pPr>
-      <w:bookmarkStart w:id="20" w:name="_Toc241412506"/>
-      <w:r>
-        <w:t>4. TÀI LIỆU THAM KHẢO</w:t>
-      </w:r>
-      <w:bookmarkEnd w:id="20"/>
-    </w:p>
-    <w:p>
-      <w:r>
-        <w:t>Thuật toán và thư viện</w:t>
-      </w:r>
-    </w:p>
-    <w:p>
-      <w:pPr>
-        <w:pStyle w:val="ListBullet"/>
-      </w:pPr>
-      <w:r>
-        <w:t>[1] Breiman, L. (2001). Random Forests. Machine Learning, 45(1), 5–32. DOI: 10.1023/A:1010933404324.</w:t>
-      </w:r>
-    </w:p>
-    <w:p>
-      <w:pPr>
-        <w:pStyle w:val="ListBullet"/>
-      </w:pPr>
-      <w:r>
-        <w:t>[2] Pedregosa, F., Varoquaux, G., Gramfort, A., et al. (2011). Scikit-learn: Machine Learning in Python. Journal of Machine Learning Research, 12, 2825–2830.</w:t>
-      </w:r>
-    </w:p>
-    <w:p>
-      <w:pPr>
-        <w:pStyle w:val="ListBullet"/>
-      </w:pPr>
-      <w:r>
-        <w:t>[3] Lundberg, S. M., &amp; Lee, S.-I. (2017). A Unified Approach to Interpreting Model Predictions. Advances in Neural Information Processing Systems (NeurIPS) 30.</w:t>
-      </w:r>
-    </w:p>
-    <w:p>
-      <w:pPr>
-        <w:pStyle w:val="ListBullet"/>
-      </w:pPr>
-      <w:r>
-        <w:lastRenderedPageBreak/>
-        <w:t>[4] Streamlit Inc. Streamlit — A faster way to build and share data apps. https://streamlit.io/ (tài liệu: https://docs.streamlit.io/).</w:t>
       </w:r>
     </w:p>
     <w:p>
       <w:r>
-        <w:t>Bộ dữ liệu</w:t>
+        <w:t>Người dùng có thể thêm/chọn/xóa bệnh nhân, lưu từng lần đo, xem lại lịch sử qua bảng và biểu đồ xu hướng (huyết áp, đường huyết, cân nặng, nhịp tim, xác suất nguy cơ), và xuất lịch sử ra CSV. Toàn bộ dữ liệu lưu cục bộ trong SQLite với hai bảng patients và measurements.</w:t>
       </w:r>
     </w:p>
     <w:p>
       <w:pPr>
-        <w:pStyle w:val="ListBullet"/>
+        <w:pStyle w:val="Heading1"/>
       </w:pPr>
       <w:r>
-        <w:t>[5] Smith, J. W., Everhart, J. E., Dickson, W. C., Knowler, W. C., &amp; Johannes, R. S. (1988). Using the ADAP learning algorithm to forecast the onset of diabetes mellitus. National Institute of Diabetes and Digestive and Kidney Diseases (bộ Pima Indians Diabetes). Kaggle: https://www.kaggle.com/datasets/jamaltariqcheema/pima-indians-diabetes-dataset.</w:t>
+        <w:t>4. PHÂN TÍCH TRUSTWORTHY AI</w:t>
       </w:r>
     </w:p>
     <w:p>
-      <w:pPr>
-        <w:pStyle w:val="ListBullet"/>
-      </w:pPr>
       <w:r>
-        <w:t>[6] Cardiovascular Disease dataset (Sulianova). Kaggle: https://www.kaggle.com/datasets/sulianova/cardiovascular-disease-dataset.</w:t>
+        <w:t>Hệ thống được soi chiếu qua các trục Trustworthy AI để liên kết lý thuyết với các quyết định kỹ thuật.</w:t>
       </w:r>
     </w:p>
     <w:p>
       <w:pPr>
+        <w:pStyle w:val="Heading2"/>
+      </w:pPr>
+      <w:r>
+        <w:t>4.1. Explainability — Khả năng giải thích</w:t>
+      </w:r>
+    </w:p>
+    <w:p>
+      <w:r>
+        <w:t>Độ quan trọng đặc trưng và giá trị SHAP được dùng để giải thích mô hình. Ở mô hình tim mạch và tăng huyết áp, huyết áp tâm thu là yếu tố chi phối — phù hợp trực giác y khoa. Riêng mô hình đái tháo đường, đặc trưng SkinThickness đứng đầu là dấu hiệu bất thường, gợi ý khả năng rò rỉ nhãn trong dữ liệu.</w:t>
+      </w:r>
+    </w:p>
+    <w:p>
+      <w:pPr>
+        <w:jc w:val="center"/>
+      </w:pPr>
+      <w:r>
+        <w:drawing>
+          <wp:inline xmlns:a="http://schemas.openxmlformats.org/drawingml/2006/main" xmlns:pic="http://schemas.openxmlformats.org/drawingml/2006/picture">
+            <wp:extent cx="4114800" cy="2305894"/>
+            <wp:docPr id="6" name="Picture 6"/>
+            <wp:cNvGraphicFramePr>
+              <a:graphicFrameLocks noChangeAspect="1"/>
+            </wp:cNvGraphicFramePr>
+            <a:graphic>
+              <a:graphicData uri="http://schemas.openxmlformats.org/drawingml/2006/picture">
+                <pic:pic>
+                  <pic:nvPicPr>
+                    <pic:cNvPr id="0" name="diabetes_shap_bar.png"/>
+                    <pic:cNvPicPr/>
+                  </pic:nvPicPr>
+                  <pic:blipFill>
+                    <a:blip r:embed="rId19"/>
+                    <a:stretch>
+                      <a:fillRect/>
+                    </a:stretch>
+                  </pic:blipFill>
+                  <pic:spPr>
+                    <a:xfrm>
+                      <a:off x="0" y="0"/>
+                      <a:ext cx="4114800" cy="2305894"/>
+                    </a:xfrm>
+                    <a:prstGeom prst="rect"/>
+                  </pic:spPr>
+                </pic:pic>
+              </a:graphicData>
+            </a:graphic>
+          </wp:inline>
+        </w:drawing>
+      </w:r>
+    </w:p>
+    <w:p>
+      <w:pPr>
+        <w:jc w:val="center"/>
+      </w:pPr>
+      <w:r>
+        <w:rPr>
+          <w:i/>
+          <w:color w:val="606060"/>
+          <w:sz w:val="18"/>
+        </w:rPr>
+        <w:t>Hình 4.1 — Độ quan trọng đặc trưng theo SHAP (Đái tháo đường).</w:t>
+      </w:r>
+    </w:p>
+    <w:p>
+      <w:pPr>
+        <w:jc w:val="center"/>
+      </w:pPr>
+      <w:r>
+        <w:drawing>
+          <wp:inline xmlns:a="http://schemas.openxmlformats.org/drawingml/2006/main" xmlns:pic="http://schemas.openxmlformats.org/drawingml/2006/picture">
+            <wp:extent cx="4114800" cy="3014976"/>
+            <wp:docPr id="7" name="Picture 7"/>
+            <wp:cNvGraphicFramePr>
+              <a:graphicFrameLocks noChangeAspect="1"/>
+            </wp:cNvGraphicFramePr>
+            <a:graphic>
+              <a:graphicData uri="http://schemas.openxmlformats.org/drawingml/2006/picture">
+                <pic:pic>
+                  <pic:nvPicPr>
+                    <pic:cNvPr id="0" name="cardio_shap_bar.png"/>
+                    <pic:cNvPicPr/>
+                  </pic:nvPicPr>
+                  <pic:blipFill>
+                    <a:blip r:embed="rId20"/>
+                    <a:stretch>
+                      <a:fillRect/>
+                    </a:stretch>
+                  </pic:blipFill>
+                  <pic:spPr>
+                    <a:xfrm>
+                      <a:off x="0" y="0"/>
+                      <a:ext cx="4114800" cy="3014976"/>
+                    </a:xfrm>
+                    <a:prstGeom prst="rect"/>
+                  </pic:spPr>
+                </pic:pic>
+              </a:graphicData>
+            </a:graphic>
+          </wp:inline>
+        </w:drawing>
+      </w:r>
+    </w:p>
+    <w:p>
+      <w:pPr>
+        <w:jc w:val="center"/>
+      </w:pPr>
+      <w:r>
+        <w:rPr>
+          <w:i/>
+          <w:color w:val="606060"/>
+          <w:sz w:val="18"/>
+        </w:rPr>
+        <w:t>Hình 4.2 — Độ quan trọng đặc trưng theo SHAP (Tim mạch).</w:t>
+      </w:r>
+    </w:p>
+    <w:p>
+      <w:pPr>
+        <w:pStyle w:val="Heading2"/>
+      </w:pPr>
+      <w:r>
+        <w:t>4.2. Target leakage — Rò rỉ nhãn (Đái tháo đường)</w:t>
+      </w:r>
+    </w:p>
+    <w:p>
+      <w:r>
+        <w:t>AUC 0,875 của mô hình đái tháo đường cao hơn mức thực tế. Nguyên nhân là các giá trị được điền sẵn trong dữ liệu (median điền hàng loạt) tương quan với nhãn, khiến mô hình "đọc lỏm" đáp án. Khi xử lý leakage đầy đủ, AUC thực ước tính khoảng 0,806. Đây là hạn chế đã được nhận diện và cần khắc phục.</w:t>
+      </w:r>
+    </w:p>
+    <w:p>
+      <w:pPr>
+        <w:pStyle w:val="Heading2"/>
+      </w:pPr>
+      <w:r>
+        <w:t>4.3. Fairness — Công bằng</w:t>
+      </w:r>
+    </w:p>
+    <w:p>
+      <w:r>
+        <w:t>Mô hình tăng huyết áp tương đối đồng đều giữa các nhóm. Mô hình đái tháo đường có chênh lệch Recall lớn theo nhóm tuổi; tuy nhiên với tập kiểm thử chỉ 154 ca, kết luận về công bằng còn nhiều bất định.</w:t>
+      </w:r>
+    </w:p>
+    <w:p>
+      <w:pPr>
+        <w:pStyle w:val="Heading2"/>
+      </w:pPr>
+      <w:r>
+        <w:t>4.4. Robustness — Độ bền vững</w:t>
+      </w:r>
+    </w:p>
+    <w:p>
+      <w:r>
+        <w:t>Khi thêm nhiễu vào đầu vào ở mức 10%, F1 của các mô hình giảm dưới 0,02 — cho thấy độ ổn định tương đối trước nhiễu nhỏ.</w:t>
+      </w:r>
+    </w:p>
+    <w:p>
+      <w:pPr>
+        <w:pStyle w:val="Heading2"/>
+      </w:pPr>
+      <w:r>
+        <w:t>4.5. Privacy &amp; Accountability</w:t>
+      </w:r>
+    </w:p>
+    <w:p>
+      <w:pPr>
         <w:pStyle w:val="ListBullet"/>
       </w:pPr>
       <w:r>
-        <w:t>[7] Hypertension Risk Model dataset (dựa trên Framingham Heart Study). Kaggle: https://www.kaggle.com/datasets/khan1803115/hypertension-risk-model-main.</w:t>
+        <w:t>Dữ liệu sức khỏe là thông tin nhạy cảm; hệ thống chạy cục bộ và lưu dữ liệu bệnh nhân trên máy, không gửi ra ngoài.</w:t>
+      </w:r>
+    </w:p>
+    <w:p>
+      <w:pPr>
+        <w:pStyle w:val="ListBullet"/>
+      </w:pPr>
+      <w:r>
+        <w:t>Hệ thống nêu rõ mô hình phụ trách bệnh nào, mức nguy cơ được phân loại tường minh, và quyết định cuối cùng thuộc về nhân viên y tế.</w:t>
+      </w:r>
+    </w:p>
+    <w:p>
+      <w:pPr>
+        <w:pStyle w:val="Heading1"/>
+      </w:pPr>
+      <w:r>
+        <w:t>5. HẠN CHẾ</w:t>
+      </w:r>
+    </w:p>
+    <w:p>
+      <w:pPr>
+        <w:pStyle w:val="ListNumber"/>
+      </w:pPr>
+      <w:r>
+        <w:t>Bộ đái tháo đường có rò rỉ nhãn; AUC 0,875 cao hơn mức thực tế (~0,806).</w:t>
+      </w:r>
+    </w:p>
+    <w:p>
+      <w:pPr>
+        <w:pStyle w:val="ListNumber"/>
+      </w:pPr>
+      <w:r>
+        <w:t>Mô hình đái tháo đường triển khai dùng cấu hình mặc định, chưa áp bộ siêu tham số tốt nhất từ GridSearch.</w:t>
+      </w:r>
+    </w:p>
+    <w:p>
+      <w:pPr>
+        <w:pStyle w:val="ListNumber"/>
+      </w:pPr>
+      <w:r>
+        <w:t>Dữ liệu tim mạch còn các giá trị huyết áp/chiều cao bất thường chưa được lọc đầy đủ.</w:t>
+      </w:r>
+    </w:p>
+    <w:p>
+      <w:pPr>
+        <w:pStyle w:val="ListNumber"/>
+      </w:pPr>
+      <w:r>
+        <w:t>Ba mô hình dùng các quần thể dữ liệu nước ngoài khác nhau, chưa đại diện cho dân số Việt Nam.</w:t>
+      </w:r>
+    </w:p>
+    <w:p>
+      <w:pPr>
+        <w:pStyle w:val="ListNumber"/>
+      </w:pPr>
+      <w:r>
+        <w:t>Bộ đái tháo đường nhỏ (154 ca kiểm thử) làm tăng độ bất định của các chỉ số đánh giá.</w:t>
+      </w:r>
+    </w:p>
+    <w:p>
+      <w:pPr>
+        <w:pStyle w:val="ListNumber"/>
+      </w:pPr>
+      <w:r>
+        <w:t>Mô hình tim mạch có hiệu năng khiêm tốn (AUC 0,799).</w:t>
+      </w:r>
+    </w:p>
+    <w:p>
+      <w:pPr>
+        <w:pStyle w:val="ListNumber"/>
+      </w:pPr>
+      <w:r>
+        <w:t>Xác suất mô hình chưa được hiệu chỉnh (calibration) trước khi áp ngưỡng phân mức.</w:t>
+      </w:r>
+    </w:p>
+    <w:p>
+      <w:pPr>
+        <w:pStyle w:val="ListNumber"/>
+      </w:pPr>
+      <w:r>
+        <w:t>SHAP hiện là giải thích ở mức mô hình, chưa phải giải thích riêng cho từng bệnh nhân.</w:t>
+      </w:r>
+    </w:p>
+    <w:p>
+      <w:pPr>
+        <w:pStyle w:val="ListNumber"/>
+      </w:pPr>
+      <w:r>
+        <w:t>Dữ liệu bệnh nhân lưu cục bộ, chưa có xác thực người dùng và chưa mã hóa.</w:t>
+      </w:r>
+    </w:p>
+    <w:p>
+      <w:pPr>
+        <w:pStyle w:val="ListNumber"/>
+      </w:pPr>
+      <w:r>
+        <w:t>Khuyến nghị và phần hỏi đáp hiện là rule-based; hệ thống chưa có trợ lý hội thoại LLM.</w:t>
+      </w:r>
+    </w:p>
+    <w:p>
+      <w:pPr>
+        <w:pStyle w:val="Heading1"/>
+      </w:pPr>
+      <w:r>
+        <w:t>6. HƯỚNG PHÁT TRIỂN</w:t>
+      </w:r>
+    </w:p>
+    <w:p>
+      <w:pPr>
+        <w:pStyle w:val="ListBullet"/>
+      </w:pPr>
+      <w:r>
+        <w:t>Sửa để mô hình đái tháo đường dùng đúng siêu tham số đã tune; xử lý target leakage triệt để (huấn luyện lại trên Pima gốc).</w:t>
+      </w:r>
+    </w:p>
+    <w:p>
+      <w:pPr>
+        <w:pStyle w:val="ListBullet"/>
+      </w:pPr>
+      <w:r>
+        <w:t>Lọc các giá trị bất thường của bộ tim mạch rồi huấn luyện lại.</w:t>
+      </w:r>
+    </w:p>
+    <w:p>
+      <w:pPr>
+        <w:pStyle w:val="ListBullet"/>
+      </w:pPr>
+      <w:r>
+        <w:t>Hiệu chỉnh xác suất bằng Platt scaling hoặc isotonic regression.</w:t>
+      </w:r>
+    </w:p>
+    <w:p>
+      <w:pPr>
+        <w:pStyle w:val="ListBullet"/>
+      </w:pPr>
+      <w:r>
+        <w:t>Tính SHAP trực tiếp cho từng ca nhập để giải thích nguyên nhân xếp nguy cơ.</w:t>
+      </w:r>
+    </w:p>
+    <w:p>
+      <w:pPr>
+        <w:pStyle w:val="ListBullet"/>
+      </w:pPr>
+      <w:r>
+        <w:t>Cảnh báo khi dữ liệu nhập nằm ngoài khoảng mà mô hình từng thấy.</w:t>
+      </w:r>
+    </w:p>
+    <w:p>
+      <w:pPr>
+        <w:pStyle w:val="ListBullet"/>
+      </w:pPr>
+      <w:r>
+        <w:t>Bổ sung phân tích fairness và robustness cho mô hình tim mạch; bổ sung dữ liệu bản địa hóa cho người Việt.</w:t>
+      </w:r>
+    </w:p>
+    <w:p>
+      <w:pPr>
+        <w:pStyle w:val="ListBullet"/>
+      </w:pPr>
+      <w:r>
+        <w:t>Ghim phiên bản thư viện (requirements.txt) và lưu mô hình theo đúng phiên bản để tái lập.</w:t>
+      </w:r>
+    </w:p>
+    <w:p>
+      <w:pPr>
+        <w:pStyle w:val="ListBullet"/>
+      </w:pPr>
+      <w:r>
+        <w:t>Chuyển lưu trữ sang máy chủ có xác thực và mã hóa; hướng tới quy trình MLOps với giám sát vận hành.</w:t>
+      </w:r>
+    </w:p>
+    <w:p>
+      <w:pPr>
+        <w:pStyle w:val="ListBullet"/>
+      </w:pPr>
+      <w:r>
+        <w:t>Nếu cần trợ lý hội thoại thật: tích hợp RAG + LLM với tài liệu y khoa đáng tin cậy và cơ chế trích nguồn.</w:t>
+      </w:r>
+    </w:p>
+    <w:p>
+      <w:pPr>
+        <w:pStyle w:val="Heading1"/>
+      </w:pPr>
+      <w:r>
+        <w:t>7. KẾT LUẬN</w:t>
+      </w:r>
+    </w:p>
+    <w:p>
+      <w:r>
+        <w:t>Đồ án đã xây dựng một hệ thống hoàn chỉnh từ dữ liệu thô tới ứng dụng sử dụng được: ba mô hình Random Forest với ngưỡng tối ưu theo hướng ưu tiên phát hiện ca bệnh, một ứng dụng Streamlit chạy cục bộ có quản lý hồ sơ và lịch sử, cùng cơ chế khuyến nghị minh bạch theo luật.</w:t>
+      </w:r>
+    </w:p>
+    <w:p>
+      <w:r>
+        <w:t>Mô hình tăng huyết áp đạt chất lượng tốt (AUC 0,954); hai mô hình còn lại ở mức chấp nhận được cho mục đích sàng lọc nhưng chưa thể dùng cho quyết định lâm sàng. Quá trình thực hiện cũng phát hiện và sửa một lỗi nghiêm trọng ở khâu suy luận do thiếu bước chuẩn hóa dữ liệu, đồng thời bổ sung bài kiểm thử chống tái diễn. Nhóm nhìn nhận rõ các hạn chế (rò rỉ nhãn, dữ liệu nhỏ, chưa hiệu chỉnh xác suất) và đã đề ra hướng phát triển tương ứng.</w:t>
+      </w:r>
+    </w:p>
+    <w:p>
+      <w:pPr>
+        <w:pStyle w:val="Heading1"/>
+      </w:pPr>
+      <w:r>
+        <w:t>8. TÀI LIỆU THAM KHẢO</w:t>
+      </w:r>
+    </w:p>
+    <w:p>
+      <w:r>
+        <w:t>[1] L. Breiman, "Random forests," Mach. Learn., vol. 45, no. 1, pp. 5–32, Oct. 2001.</w:t>
+      </w:r>
+    </w:p>
+    <w:p>
+      <w:r>
+        <w:t>[2] F. Pedregosa et al., "Scikit-learn: Machine learning in Python," J. Mach. Learn. Res., vol. 12, pp. 2825–2830, 2011.</w:t>
+      </w:r>
+    </w:p>
+    <w:p>
+      <w:r>
+        <w:t>[3] S. M. Lundberg and S.-I. Lee, "A unified approach to interpreting model predictions," in Proc. Adv. Neural Inf. Process. Syst. (NeurIPS), vol. 30, 2017, pp. 4765–4774.</w:t>
+      </w:r>
+    </w:p>
+    <w:p>
+      <w:r>
+        <w:t>[4] Streamlit Inc., "Streamlit documentation." Accessed: Sep. 27, 2026. [Online]. Available: https://docs.streamlit.io/</w:t>
+      </w:r>
+    </w:p>
+    <w:p>
+      <w:r>
+        <w:t>[5] J. W. Smith, J. E. Everhart, W. C. Dickson, W. C. Knowler, and R. S. Johannes, "Using the ADAP learning algorithm to forecast the onset of diabetes mellitus," in Proc. Annu. Symp. Comput. Appl. Med. Care, 1988, pp. 261–265.</w:t>
+      </w:r>
+    </w:p>
+    <w:p>
+      <w:r>
+        <w:t>[6] Sulianova, "Cardiovascular disease dataset," Kaggle. Accessed: Sep. 27, 2026. [Online]. Available: https://www.kaggle.com/datasets/sulianova/cardiovascular-disease-dataset</w:t>
+      </w:r>
+    </w:p>
+    <w:p>
+      <w:r>
+        <w:t>[7] M. Khan, "Hypertension risk model dataset," Kaggle. Accessed: Sep. 27, 2026. [Online]. Available: https://www.kaggle.com/datasets/khan1803115/hypertension-risk-model-main</w:t>
       </w:r>
     </w:p>
     <w:sectPr>
